--- a/Practical 1/Practical 1_DAA.docx
+++ b/Practical 1/Practical 1_DAA.docx
@@ -6293,6 +6293,7 @@
           <w:rFonts w:ascii="Times New Roman" w:eastAsia="Times New Roman" w:hAnsi="Times New Roman" w:cs="Times New Roman"/>
           <w:b/>
           <w:bCs/>
+          <w:noProof/>
           <w:sz w:val="24"/>
           <w:szCs w:val="24"/>
           <w:lang w:val="en-IN" w:eastAsia="en-IN" w:bidi="te-IN"/>
@@ -6309,10 +6310,10 @@
           <w:lang w:val="en-IN" w:eastAsia="en-IN" w:bidi="te-IN"/>
         </w:rPr>
         <w:drawing>
-          <wp:inline distT="0" distB="0" distL="0" distR="0" wp14:anchorId="6C36623F" wp14:editId="09F43243">
-            <wp:extent cx="2407920" cy="3512478"/>
+          <wp:inline distT="0" distB="0" distL="0" distR="0" wp14:anchorId="3AA54315" wp14:editId="134A6464">
+            <wp:extent cx="2921000" cy="3181350"/>
             <wp:effectExtent l="0" t="0" r="0" b="0"/>
-            <wp:docPr id="573115193" name="Picture 5"/>
+            <wp:docPr id="1216794501" name="Picture 2"/>
             <wp:cNvGraphicFramePr>
               <a:graphicFrameLocks xmlns:a="http://schemas.openxmlformats.org/drawingml/2006/main" noChangeAspect="1"/>
             </wp:cNvGraphicFramePr>
@@ -6320,7 +6321,7 @@
               <a:graphicData uri="http://schemas.openxmlformats.org/drawingml/2006/picture">
                 <pic:pic xmlns:pic="http://schemas.openxmlformats.org/drawingml/2006/picture">
                   <pic:nvPicPr>
-                    <pic:cNvPr id="0" name="Picture 4"/>
+                    <pic:cNvPr id="0" name="Picture 1"/>
                     <pic:cNvPicPr>
                       <a:picLocks noChangeAspect="1" noChangeArrowheads="1"/>
                     </pic:cNvPicPr>
@@ -6341,7 +6342,7 @@
                   <pic:spPr bwMode="auto">
                     <a:xfrm>
                       <a:off x="0" y="0"/>
-                      <a:ext cx="2420762" cy="3531211"/>
+                      <a:ext cx="2921755" cy="3182172"/>
                     </a:xfrm>
                     <a:prstGeom prst="rect">
                       <a:avLst/>
@@ -6357,21 +6358,65 @@
           </wp:inline>
         </w:drawing>
       </w:r>
-    </w:p>
-    <w:p>
-      <w:pPr>
-        <w:widowControl/>
-        <w:autoSpaceDE/>
-        <w:autoSpaceDN/>
+      <w:r>
         <w:rPr>
           <w:rFonts w:ascii="Times New Roman" w:eastAsia="Times New Roman" w:hAnsi="Times New Roman" w:cs="Times New Roman"/>
           <w:b/>
           <w:bCs/>
-          <w:sz w:val="24"/>
-          <w:szCs w:val="24"/>
-          <w:lang w:val="en-IN" w:eastAsia="en-IN" w:bidi="te-IN"/>
-        </w:rPr>
-      </w:pPr>
+          <w:noProof/>
+          <w:sz w:val="24"/>
+          <w:szCs w:val="24"/>
+          <w:lang w:val="en-IN" w:eastAsia="en-IN" w:bidi="te-IN"/>
+        </w:rPr>
+        <w:drawing>
+          <wp:inline distT="0" distB="0" distL="0" distR="0" wp14:anchorId="5DD129C9" wp14:editId="3DA86C4B">
+            <wp:extent cx="2590800" cy="3209557"/>
+            <wp:effectExtent l="0" t="0" r="0" b="0"/>
+            <wp:docPr id="1219956203" name="Picture 2"/>
+            <wp:cNvGraphicFramePr>
+              <a:graphicFrameLocks xmlns:a="http://schemas.openxmlformats.org/drawingml/2006/main" noChangeAspect="1"/>
+            </wp:cNvGraphicFramePr>
+            <a:graphic xmlns:a="http://schemas.openxmlformats.org/drawingml/2006/main">
+              <a:graphicData uri="http://schemas.openxmlformats.org/drawingml/2006/picture">
+                <pic:pic xmlns:pic="http://schemas.openxmlformats.org/drawingml/2006/picture">
+                  <pic:nvPicPr>
+                    <pic:cNvPr id="0" name="Picture 1"/>
+                    <pic:cNvPicPr>
+                      <a:picLocks noChangeAspect="1" noChangeArrowheads="1"/>
+                    </pic:cNvPicPr>
+                  </pic:nvPicPr>
+                  <pic:blipFill>
+                    <a:blip r:embed="rId14" cstate="print">
+                      <a:extLst>
+                        <a:ext uri="{28A0092B-C50C-407E-A947-70E740481C1C}">
+                          <a14:useLocalDpi xmlns:a14="http://schemas.microsoft.com/office/drawing/2010/main" val="0"/>
+                        </a:ext>
+                      </a:extLst>
+                    </a:blip>
+                    <a:srcRect/>
+                    <a:stretch>
+                      <a:fillRect/>
+                    </a:stretch>
+                  </pic:blipFill>
+                  <pic:spPr bwMode="auto">
+                    <a:xfrm>
+                      <a:off x="0" y="0"/>
+                      <a:ext cx="2604316" cy="3226301"/>
+                    </a:xfrm>
+                    <a:prstGeom prst="rect">
+                      <a:avLst/>
+                    </a:prstGeom>
+                    <a:noFill/>
+                    <a:ln>
+                      <a:noFill/>
+                    </a:ln>
+                  </pic:spPr>
+                </pic:pic>
+              </a:graphicData>
+            </a:graphic>
+          </wp:inline>
+        </w:drawing>
+      </w:r>
     </w:p>
     <w:p>
       <w:pPr>
@@ -6392,6 +6437,95 @@
           <w:rFonts w:ascii="Times New Roman" w:eastAsia="Times New Roman" w:hAnsi="Times New Roman" w:cs="Times New Roman"/>
           <w:b/>
           <w:bCs/>
+          <w:noProof/>
+          <w:sz w:val="24"/>
+          <w:szCs w:val="24"/>
+          <w:lang w:val="en-IN" w:eastAsia="en-IN" w:bidi="te-IN"/>
+        </w:rPr>
+        <w:drawing>
+          <wp:inline distT="0" distB="0" distL="0" distR="0" wp14:anchorId="29D02A76" wp14:editId="29DA7ADE">
+            <wp:extent cx="2921000" cy="3198495"/>
+            <wp:effectExtent l="0" t="0" r="0" b="1905"/>
+            <wp:docPr id="1703645669" name="Picture 3"/>
+            <wp:cNvGraphicFramePr>
+              <a:graphicFrameLocks xmlns:a="http://schemas.openxmlformats.org/drawingml/2006/main" noChangeAspect="1"/>
+            </wp:cNvGraphicFramePr>
+            <a:graphic xmlns:a="http://schemas.openxmlformats.org/drawingml/2006/main">
+              <a:graphicData uri="http://schemas.openxmlformats.org/drawingml/2006/picture">
+                <pic:pic xmlns:pic="http://schemas.openxmlformats.org/drawingml/2006/picture">
+                  <pic:nvPicPr>
+                    <pic:cNvPr id="0" name="Picture 2"/>
+                    <pic:cNvPicPr>
+                      <a:picLocks noChangeAspect="1" noChangeArrowheads="1"/>
+                    </pic:cNvPicPr>
+                  </pic:nvPicPr>
+                  <pic:blipFill>
+                    <a:blip r:embed="rId15" cstate="print">
+                      <a:extLst>
+                        <a:ext uri="{28A0092B-C50C-407E-A947-70E740481C1C}">
+                          <a14:useLocalDpi xmlns:a14="http://schemas.microsoft.com/office/drawing/2010/main" val="0"/>
+                        </a:ext>
+                      </a:extLst>
+                    </a:blip>
+                    <a:srcRect/>
+                    <a:stretch>
+                      <a:fillRect/>
+                    </a:stretch>
+                  </pic:blipFill>
+                  <pic:spPr bwMode="auto">
+                    <a:xfrm>
+                      <a:off x="0" y="0"/>
+                      <a:ext cx="2934471" cy="3213246"/>
+                    </a:xfrm>
+                    <a:prstGeom prst="rect">
+                      <a:avLst/>
+                    </a:prstGeom>
+                    <a:noFill/>
+                    <a:ln>
+                      <a:noFill/>
+                    </a:ln>
+                  </pic:spPr>
+                </pic:pic>
+              </a:graphicData>
+            </a:graphic>
+          </wp:inline>
+        </w:drawing>
+      </w:r>
+    </w:p>
+    <w:p>
+      <w:pPr>
+        <w:widowControl/>
+        <w:autoSpaceDE/>
+        <w:autoSpaceDN/>
+        <w:rPr>
+          <w:rFonts w:ascii="Times New Roman" w:eastAsia="Times New Roman" w:hAnsi="Times New Roman" w:cs="Times New Roman"/>
+          <w:b/>
+          <w:bCs/>
+          <w:sz w:val="24"/>
+          <w:szCs w:val="24"/>
+          <w:lang w:val="en-IN" w:eastAsia="en-IN" w:bidi="te-IN"/>
+        </w:rPr>
+      </w:pPr>
+    </w:p>
+    <w:p>
+      <w:pPr>
+        <w:widowControl/>
+        <w:autoSpaceDE/>
+        <w:autoSpaceDN/>
+        <w:rPr>
+          <w:rFonts w:ascii="Times New Roman" w:eastAsia="Times New Roman" w:hAnsi="Times New Roman" w:cs="Times New Roman"/>
+          <w:b/>
+          <w:bCs/>
+          <w:sz w:val="24"/>
+          <w:szCs w:val="24"/>
+          <w:lang w:val="en-IN" w:eastAsia="en-IN" w:bidi="te-IN"/>
+        </w:rPr>
+      </w:pPr>
+      <w:r>
+        <w:rPr>
+          <w:rFonts w:ascii="Times New Roman" w:eastAsia="Times New Roman" w:hAnsi="Times New Roman" w:cs="Times New Roman"/>
+          <w:b/>
+          <w:bCs/>
           <w:sz w:val="24"/>
           <w:szCs w:val="24"/>
           <w:lang w:val="en-IN" w:eastAsia="en-IN" w:bidi="te-IN"/>
@@ -6529,8 +6663,8 @@
       </w:pPr>
     </w:p>
     <w:sectPr>
-      <w:headerReference w:type="default" r:id="rId14"/>
-      <w:footerReference w:type="default" r:id="rId15"/>
+      <w:headerReference w:type="default" r:id="rId16"/>
+      <w:footerReference w:type="default" r:id="rId17"/>
       <w:pgSz w:w="11906" w:h="16838"/>
       <w:pgMar w:top="1440" w:right="991" w:bottom="1440" w:left="1134" w:header="708" w:footer="708" w:gutter="0"/>
       <w:pgBorders w:offsetFrom="page">

--- a/Practical 1/Practical 1_DAA.docx
+++ b/Practical 1/Practical 1_DAA.docx
@@ -699,8 +699,30 @@
           <w:szCs w:val="24"/>
           <w:lang w:val="en-IN" w:eastAsia="en-IN" w:bidi="te-IN"/>
         </w:rPr>
-        <w:t>class classname{</w:t>
-      </w:r>
+        <w:t xml:space="preserve">class </w:t>
+      </w:r>
+      <w:proofErr w:type="spellStart"/>
+      <w:proofErr w:type="gramStart"/>
+      <w:r>
+        <w:rPr>
+          <w:rFonts w:ascii="Times New Roman" w:eastAsia="Times New Roman" w:hAnsi="Times New Roman" w:cs="Times New Roman"/>
+          <w:sz w:val="24"/>
+          <w:szCs w:val="24"/>
+          <w:lang w:val="en-IN" w:eastAsia="en-IN" w:bidi="te-IN"/>
+        </w:rPr>
+        <w:t>classname</w:t>
+      </w:r>
+      <w:proofErr w:type="spellEnd"/>
+      <w:r>
+        <w:rPr>
+          <w:rFonts w:ascii="Times New Roman" w:eastAsia="Times New Roman" w:hAnsi="Times New Roman" w:cs="Times New Roman"/>
+          <w:sz w:val="24"/>
+          <w:szCs w:val="24"/>
+          <w:lang w:val="en-IN" w:eastAsia="en-IN" w:bidi="te-IN"/>
+        </w:rPr>
+        <w:t>{</w:t>
+      </w:r>
+      <w:proofErr w:type="gramEnd"/>
     </w:p>
     <w:p>
       <w:pPr>
@@ -756,8 +778,19 @@
           <w:lang w:val="en-IN" w:eastAsia="en-IN" w:bidi="te-IN"/>
         </w:rPr>
         <w:tab/>
-        <w:t>void Func(){</w:t>
-      </w:r>
+        <w:t xml:space="preserve">void </w:t>
+      </w:r>
+      <w:proofErr w:type="gramStart"/>
+      <w:r>
+        <w:rPr>
+          <w:rFonts w:ascii="Times New Roman" w:eastAsia="Times New Roman" w:hAnsi="Times New Roman" w:cs="Times New Roman"/>
+          <w:sz w:val="24"/>
+          <w:szCs w:val="24"/>
+          <w:lang w:val="en-IN" w:eastAsia="en-IN" w:bidi="te-IN"/>
+        </w:rPr>
+        <w:t>Func(){</w:t>
+      </w:r>
+      <w:proofErr w:type="gramEnd"/>
     </w:p>
     <w:p>
       <w:pPr>
@@ -822,73 +855,133 @@
           <w:lang w:val="en-IN" w:eastAsia="en-IN" w:bidi="te-IN"/>
         </w:rPr>
         <w:tab/>
-        <w:t>int input,i;</w:t>
-      </w:r>
-    </w:p>
-    <w:p>
-      <w:pPr>
-        <w:widowControl/>
-        <w:autoSpaceDE/>
-        <w:autoSpaceDN/>
-        <w:jc w:val="both"/>
-        <w:rPr>
-          <w:rFonts w:ascii="Times New Roman" w:eastAsia="Times New Roman" w:hAnsi="Times New Roman" w:cs="Times New Roman"/>
-          <w:sz w:val="24"/>
-          <w:szCs w:val="24"/>
-          <w:lang w:val="en-IN" w:eastAsia="en-IN" w:bidi="te-IN"/>
-        </w:rPr>
-      </w:pPr>
-      <w:r>
-        <w:rPr>
-          <w:rFonts w:ascii="Times New Roman" w:eastAsia="Times New Roman" w:hAnsi="Times New Roman" w:cs="Times New Roman"/>
-          <w:sz w:val="24"/>
-          <w:szCs w:val="24"/>
-          <w:lang w:val="en-IN" w:eastAsia="en-IN" w:bidi="te-IN"/>
-        </w:rPr>
-        <w:tab/>
-      </w:r>
-      <w:r>
-        <w:rPr>
-          <w:rFonts w:ascii="Times New Roman" w:eastAsia="Times New Roman" w:hAnsi="Times New Roman" w:cs="Times New Roman"/>
-          <w:sz w:val="24"/>
-          <w:szCs w:val="24"/>
-          <w:lang w:val="en-IN" w:eastAsia="en-IN" w:bidi="te-IN"/>
-        </w:rPr>
-        <w:tab/>
-        <w:t>cout&lt;&lt;"Enter the size of array: ";</w:t>
-      </w:r>
-    </w:p>
-    <w:p>
-      <w:pPr>
-        <w:widowControl/>
-        <w:autoSpaceDE/>
-        <w:autoSpaceDN/>
-        <w:jc w:val="both"/>
-        <w:rPr>
-          <w:rFonts w:ascii="Times New Roman" w:eastAsia="Times New Roman" w:hAnsi="Times New Roman" w:cs="Times New Roman"/>
-          <w:sz w:val="24"/>
-          <w:szCs w:val="24"/>
-          <w:lang w:val="en-IN" w:eastAsia="en-IN" w:bidi="te-IN"/>
-        </w:rPr>
-      </w:pPr>
-      <w:r>
-        <w:rPr>
-          <w:rFonts w:ascii="Times New Roman" w:eastAsia="Times New Roman" w:hAnsi="Times New Roman" w:cs="Times New Roman"/>
-          <w:sz w:val="24"/>
-          <w:szCs w:val="24"/>
-          <w:lang w:val="en-IN" w:eastAsia="en-IN" w:bidi="te-IN"/>
-        </w:rPr>
-        <w:tab/>
-      </w:r>
-      <w:r>
-        <w:rPr>
-          <w:rFonts w:ascii="Times New Roman" w:eastAsia="Times New Roman" w:hAnsi="Times New Roman" w:cs="Times New Roman"/>
-          <w:sz w:val="24"/>
-          <w:szCs w:val="24"/>
-          <w:lang w:val="en-IN" w:eastAsia="en-IN" w:bidi="te-IN"/>
-        </w:rPr>
-        <w:tab/>
-        <w:t>cin&gt;&gt;input;</w:t>
+        <w:t xml:space="preserve">int </w:t>
+      </w:r>
+      <w:proofErr w:type="spellStart"/>
+      <w:proofErr w:type="gramStart"/>
+      <w:r>
+        <w:rPr>
+          <w:rFonts w:ascii="Times New Roman" w:eastAsia="Times New Roman" w:hAnsi="Times New Roman" w:cs="Times New Roman"/>
+          <w:sz w:val="24"/>
+          <w:szCs w:val="24"/>
+          <w:lang w:val="en-IN" w:eastAsia="en-IN" w:bidi="te-IN"/>
+        </w:rPr>
+        <w:t>input,i</w:t>
+      </w:r>
+      <w:proofErr w:type="spellEnd"/>
+      <w:proofErr w:type="gramEnd"/>
+      <w:r>
+        <w:rPr>
+          <w:rFonts w:ascii="Times New Roman" w:eastAsia="Times New Roman" w:hAnsi="Times New Roman" w:cs="Times New Roman"/>
+          <w:sz w:val="24"/>
+          <w:szCs w:val="24"/>
+          <w:lang w:val="en-IN" w:eastAsia="en-IN" w:bidi="te-IN"/>
+        </w:rPr>
+        <w:t>;</w:t>
+      </w:r>
+    </w:p>
+    <w:p>
+      <w:pPr>
+        <w:widowControl/>
+        <w:autoSpaceDE/>
+        <w:autoSpaceDN/>
+        <w:jc w:val="both"/>
+        <w:rPr>
+          <w:rFonts w:ascii="Times New Roman" w:eastAsia="Times New Roman" w:hAnsi="Times New Roman" w:cs="Times New Roman"/>
+          <w:sz w:val="24"/>
+          <w:szCs w:val="24"/>
+          <w:lang w:val="en-IN" w:eastAsia="en-IN" w:bidi="te-IN"/>
+        </w:rPr>
+      </w:pPr>
+      <w:r>
+        <w:rPr>
+          <w:rFonts w:ascii="Times New Roman" w:eastAsia="Times New Roman" w:hAnsi="Times New Roman" w:cs="Times New Roman"/>
+          <w:sz w:val="24"/>
+          <w:szCs w:val="24"/>
+          <w:lang w:val="en-IN" w:eastAsia="en-IN" w:bidi="te-IN"/>
+        </w:rPr>
+        <w:tab/>
+      </w:r>
+      <w:r>
+        <w:rPr>
+          <w:rFonts w:ascii="Times New Roman" w:eastAsia="Times New Roman" w:hAnsi="Times New Roman" w:cs="Times New Roman"/>
+          <w:sz w:val="24"/>
+          <w:szCs w:val="24"/>
+          <w:lang w:val="en-IN" w:eastAsia="en-IN" w:bidi="te-IN"/>
+        </w:rPr>
+        <w:tab/>
+      </w:r>
+      <w:proofErr w:type="spellStart"/>
+      <w:r>
+        <w:rPr>
+          <w:rFonts w:ascii="Times New Roman" w:eastAsia="Times New Roman" w:hAnsi="Times New Roman" w:cs="Times New Roman"/>
+          <w:sz w:val="24"/>
+          <w:szCs w:val="24"/>
+          <w:lang w:val="en-IN" w:eastAsia="en-IN" w:bidi="te-IN"/>
+        </w:rPr>
+        <w:t>cout</w:t>
+      </w:r>
+      <w:proofErr w:type="spellEnd"/>
+      <w:r>
+        <w:rPr>
+          <w:rFonts w:ascii="Times New Roman" w:eastAsia="Times New Roman" w:hAnsi="Times New Roman" w:cs="Times New Roman"/>
+          <w:sz w:val="24"/>
+          <w:szCs w:val="24"/>
+          <w:lang w:val="en-IN" w:eastAsia="en-IN" w:bidi="te-IN"/>
+        </w:rPr>
+        <w:t>&lt;&lt;"Enter the size of array: ";</w:t>
+      </w:r>
+    </w:p>
+    <w:p>
+      <w:pPr>
+        <w:widowControl/>
+        <w:autoSpaceDE/>
+        <w:autoSpaceDN/>
+        <w:jc w:val="both"/>
+        <w:rPr>
+          <w:rFonts w:ascii="Times New Roman" w:eastAsia="Times New Roman" w:hAnsi="Times New Roman" w:cs="Times New Roman"/>
+          <w:sz w:val="24"/>
+          <w:szCs w:val="24"/>
+          <w:lang w:val="en-IN" w:eastAsia="en-IN" w:bidi="te-IN"/>
+        </w:rPr>
+      </w:pPr>
+      <w:r>
+        <w:rPr>
+          <w:rFonts w:ascii="Times New Roman" w:eastAsia="Times New Roman" w:hAnsi="Times New Roman" w:cs="Times New Roman"/>
+          <w:sz w:val="24"/>
+          <w:szCs w:val="24"/>
+          <w:lang w:val="en-IN" w:eastAsia="en-IN" w:bidi="te-IN"/>
+        </w:rPr>
+        <w:tab/>
+      </w:r>
+      <w:r>
+        <w:rPr>
+          <w:rFonts w:ascii="Times New Roman" w:eastAsia="Times New Roman" w:hAnsi="Times New Roman" w:cs="Times New Roman"/>
+          <w:sz w:val="24"/>
+          <w:szCs w:val="24"/>
+          <w:lang w:val="en-IN" w:eastAsia="en-IN" w:bidi="te-IN"/>
+        </w:rPr>
+        <w:tab/>
+      </w:r>
+      <w:proofErr w:type="spellStart"/>
+      <w:r>
+        <w:rPr>
+          <w:rFonts w:ascii="Times New Roman" w:eastAsia="Times New Roman" w:hAnsi="Times New Roman" w:cs="Times New Roman"/>
+          <w:sz w:val="24"/>
+          <w:szCs w:val="24"/>
+          <w:lang w:val="en-IN" w:eastAsia="en-IN" w:bidi="te-IN"/>
+        </w:rPr>
+        <w:t>cin</w:t>
+      </w:r>
+      <w:proofErr w:type="spellEnd"/>
+      <w:r>
+        <w:rPr>
+          <w:rFonts w:ascii="Times New Roman" w:eastAsia="Times New Roman" w:hAnsi="Times New Roman" w:cs="Times New Roman"/>
+          <w:sz w:val="24"/>
+          <w:szCs w:val="24"/>
+          <w:lang w:val="en-IN" w:eastAsia="en-IN" w:bidi="te-IN"/>
+        </w:rPr>
+        <w:t>&gt;&gt;input;</w:t>
       </w:r>
     </w:p>
     <w:p>
@@ -954,82 +1047,230 @@
           <w:lang w:val="en-IN" w:eastAsia="en-IN" w:bidi="te-IN"/>
         </w:rPr>
         <w:tab/>
-        <w:t>cout&lt;&lt;"Enter the Elements in array:\n";</w:t>
-      </w:r>
-    </w:p>
-    <w:p>
-      <w:pPr>
-        <w:widowControl/>
-        <w:autoSpaceDE/>
-        <w:autoSpaceDN/>
-        <w:jc w:val="both"/>
-        <w:rPr>
-          <w:rFonts w:ascii="Times New Roman" w:eastAsia="Times New Roman" w:hAnsi="Times New Roman" w:cs="Times New Roman"/>
-          <w:sz w:val="24"/>
-          <w:szCs w:val="24"/>
-          <w:lang w:val="en-IN" w:eastAsia="en-IN" w:bidi="te-IN"/>
-        </w:rPr>
-      </w:pPr>
-      <w:r>
-        <w:rPr>
-          <w:rFonts w:ascii="Times New Roman" w:eastAsia="Times New Roman" w:hAnsi="Times New Roman" w:cs="Times New Roman"/>
-          <w:sz w:val="24"/>
-          <w:szCs w:val="24"/>
-          <w:lang w:val="en-IN" w:eastAsia="en-IN" w:bidi="te-IN"/>
-        </w:rPr>
-        <w:tab/>
-      </w:r>
-      <w:r>
-        <w:rPr>
-          <w:rFonts w:ascii="Times New Roman" w:eastAsia="Times New Roman" w:hAnsi="Times New Roman" w:cs="Times New Roman"/>
-          <w:sz w:val="24"/>
-          <w:szCs w:val="24"/>
-          <w:lang w:val="en-IN" w:eastAsia="en-IN" w:bidi="te-IN"/>
-        </w:rPr>
-        <w:tab/>
-        <w:t>for(int i=0; i&lt; input; i++){</w:t>
-      </w:r>
-    </w:p>
-    <w:p>
-      <w:pPr>
-        <w:widowControl/>
-        <w:autoSpaceDE/>
-        <w:autoSpaceDN/>
-        <w:jc w:val="both"/>
-        <w:rPr>
-          <w:rFonts w:ascii="Times New Roman" w:eastAsia="Times New Roman" w:hAnsi="Times New Roman" w:cs="Times New Roman"/>
-          <w:sz w:val="24"/>
-          <w:szCs w:val="24"/>
-          <w:lang w:val="en-IN" w:eastAsia="en-IN" w:bidi="te-IN"/>
-        </w:rPr>
-      </w:pPr>
-      <w:r>
-        <w:rPr>
-          <w:rFonts w:ascii="Times New Roman" w:eastAsia="Times New Roman" w:hAnsi="Times New Roman" w:cs="Times New Roman"/>
-          <w:sz w:val="24"/>
-          <w:szCs w:val="24"/>
-          <w:lang w:val="en-IN" w:eastAsia="en-IN" w:bidi="te-IN"/>
-        </w:rPr>
-        <w:tab/>
-      </w:r>
-      <w:r>
-        <w:rPr>
-          <w:rFonts w:ascii="Times New Roman" w:eastAsia="Times New Roman" w:hAnsi="Times New Roman" w:cs="Times New Roman"/>
-          <w:sz w:val="24"/>
-          <w:szCs w:val="24"/>
-          <w:lang w:val="en-IN" w:eastAsia="en-IN" w:bidi="te-IN"/>
-        </w:rPr>
-        <w:tab/>
-      </w:r>
-      <w:r>
-        <w:rPr>
-          <w:rFonts w:ascii="Times New Roman" w:eastAsia="Times New Roman" w:hAnsi="Times New Roman" w:cs="Times New Roman"/>
-          <w:sz w:val="24"/>
-          <w:szCs w:val="24"/>
-          <w:lang w:val="en-IN" w:eastAsia="en-IN" w:bidi="te-IN"/>
-        </w:rPr>
-        <w:tab/>
-        <w:t>cin&gt;&gt;array1[i];</w:t>
+      </w:r>
+      <w:proofErr w:type="spellStart"/>
+      <w:r>
+        <w:rPr>
+          <w:rFonts w:ascii="Times New Roman" w:eastAsia="Times New Roman" w:hAnsi="Times New Roman" w:cs="Times New Roman"/>
+          <w:sz w:val="24"/>
+          <w:szCs w:val="24"/>
+          <w:lang w:val="en-IN" w:eastAsia="en-IN" w:bidi="te-IN"/>
+        </w:rPr>
+        <w:t>cout</w:t>
+      </w:r>
+      <w:proofErr w:type="spellEnd"/>
+      <w:r>
+        <w:rPr>
+          <w:rFonts w:ascii="Times New Roman" w:eastAsia="Times New Roman" w:hAnsi="Times New Roman" w:cs="Times New Roman"/>
+          <w:sz w:val="24"/>
+          <w:szCs w:val="24"/>
+          <w:lang w:val="en-IN" w:eastAsia="en-IN" w:bidi="te-IN"/>
+        </w:rPr>
+        <w:t>&lt;&lt;"Enter the Elements in array:\n";</w:t>
+      </w:r>
+    </w:p>
+    <w:p>
+      <w:pPr>
+        <w:widowControl/>
+        <w:autoSpaceDE/>
+        <w:autoSpaceDN/>
+        <w:jc w:val="both"/>
+        <w:rPr>
+          <w:rFonts w:ascii="Times New Roman" w:eastAsia="Times New Roman" w:hAnsi="Times New Roman" w:cs="Times New Roman"/>
+          <w:sz w:val="24"/>
+          <w:szCs w:val="24"/>
+          <w:lang w:val="en-IN" w:eastAsia="en-IN" w:bidi="te-IN"/>
+        </w:rPr>
+      </w:pPr>
+      <w:r>
+        <w:rPr>
+          <w:rFonts w:ascii="Times New Roman" w:eastAsia="Times New Roman" w:hAnsi="Times New Roman" w:cs="Times New Roman"/>
+          <w:sz w:val="24"/>
+          <w:szCs w:val="24"/>
+          <w:lang w:val="en-IN" w:eastAsia="en-IN" w:bidi="te-IN"/>
+        </w:rPr>
+        <w:tab/>
+      </w:r>
+      <w:r>
+        <w:rPr>
+          <w:rFonts w:ascii="Times New Roman" w:eastAsia="Times New Roman" w:hAnsi="Times New Roman" w:cs="Times New Roman"/>
+          <w:sz w:val="24"/>
+          <w:szCs w:val="24"/>
+          <w:lang w:val="en-IN" w:eastAsia="en-IN" w:bidi="te-IN"/>
+        </w:rPr>
+        <w:tab/>
+      </w:r>
+      <w:proofErr w:type="gramStart"/>
+      <w:r>
+        <w:rPr>
+          <w:rFonts w:ascii="Times New Roman" w:eastAsia="Times New Roman" w:hAnsi="Times New Roman" w:cs="Times New Roman"/>
+          <w:sz w:val="24"/>
+          <w:szCs w:val="24"/>
+          <w:lang w:val="en-IN" w:eastAsia="en-IN" w:bidi="te-IN"/>
+        </w:rPr>
+        <w:t>for(</w:t>
+      </w:r>
+      <w:proofErr w:type="gramEnd"/>
+      <w:r>
+        <w:rPr>
+          <w:rFonts w:ascii="Times New Roman" w:eastAsia="Times New Roman" w:hAnsi="Times New Roman" w:cs="Times New Roman"/>
+          <w:sz w:val="24"/>
+          <w:szCs w:val="24"/>
+          <w:lang w:val="en-IN" w:eastAsia="en-IN" w:bidi="te-IN"/>
+        </w:rPr>
+        <w:t xml:space="preserve">int </w:t>
+      </w:r>
+      <w:proofErr w:type="spellStart"/>
+      <w:r>
+        <w:rPr>
+          <w:rFonts w:ascii="Times New Roman" w:eastAsia="Times New Roman" w:hAnsi="Times New Roman" w:cs="Times New Roman"/>
+          <w:sz w:val="24"/>
+          <w:szCs w:val="24"/>
+          <w:lang w:val="en-IN" w:eastAsia="en-IN" w:bidi="te-IN"/>
+        </w:rPr>
+        <w:t>i</w:t>
+      </w:r>
+      <w:proofErr w:type="spellEnd"/>
+      <w:r>
+        <w:rPr>
+          <w:rFonts w:ascii="Times New Roman" w:eastAsia="Times New Roman" w:hAnsi="Times New Roman" w:cs="Times New Roman"/>
+          <w:sz w:val="24"/>
+          <w:szCs w:val="24"/>
+          <w:lang w:val="en-IN" w:eastAsia="en-IN" w:bidi="te-IN"/>
+        </w:rPr>
+        <w:t xml:space="preserve">=0; </w:t>
+      </w:r>
+      <w:proofErr w:type="spellStart"/>
+      <w:r>
+        <w:rPr>
+          <w:rFonts w:ascii="Times New Roman" w:eastAsia="Times New Roman" w:hAnsi="Times New Roman" w:cs="Times New Roman"/>
+          <w:sz w:val="24"/>
+          <w:szCs w:val="24"/>
+          <w:lang w:val="en-IN" w:eastAsia="en-IN" w:bidi="te-IN"/>
+        </w:rPr>
+        <w:t>i</w:t>
+      </w:r>
+      <w:proofErr w:type="spellEnd"/>
+      <w:r>
+        <w:rPr>
+          <w:rFonts w:ascii="Times New Roman" w:eastAsia="Times New Roman" w:hAnsi="Times New Roman" w:cs="Times New Roman"/>
+          <w:sz w:val="24"/>
+          <w:szCs w:val="24"/>
+          <w:lang w:val="en-IN" w:eastAsia="en-IN" w:bidi="te-IN"/>
+        </w:rPr>
+        <w:t xml:space="preserve">&lt; input; </w:t>
+      </w:r>
+      <w:proofErr w:type="spellStart"/>
+      <w:r>
+        <w:rPr>
+          <w:rFonts w:ascii="Times New Roman" w:eastAsia="Times New Roman" w:hAnsi="Times New Roman" w:cs="Times New Roman"/>
+          <w:sz w:val="24"/>
+          <w:szCs w:val="24"/>
+          <w:lang w:val="en-IN" w:eastAsia="en-IN" w:bidi="te-IN"/>
+        </w:rPr>
+        <w:t>i</w:t>
+      </w:r>
+      <w:proofErr w:type="spellEnd"/>
+      <w:r>
+        <w:rPr>
+          <w:rFonts w:ascii="Times New Roman" w:eastAsia="Times New Roman" w:hAnsi="Times New Roman" w:cs="Times New Roman"/>
+          <w:sz w:val="24"/>
+          <w:szCs w:val="24"/>
+          <w:lang w:val="en-IN" w:eastAsia="en-IN" w:bidi="te-IN"/>
+        </w:rPr>
+        <w:t>+</w:t>
+      </w:r>
+      <w:proofErr w:type="gramStart"/>
+      <w:r>
+        <w:rPr>
+          <w:rFonts w:ascii="Times New Roman" w:eastAsia="Times New Roman" w:hAnsi="Times New Roman" w:cs="Times New Roman"/>
+          <w:sz w:val="24"/>
+          <w:szCs w:val="24"/>
+          <w:lang w:val="en-IN" w:eastAsia="en-IN" w:bidi="te-IN"/>
+        </w:rPr>
+        <w:t>+){</w:t>
+      </w:r>
+      <w:proofErr w:type="gramEnd"/>
+    </w:p>
+    <w:p>
+      <w:pPr>
+        <w:widowControl/>
+        <w:autoSpaceDE/>
+        <w:autoSpaceDN/>
+        <w:jc w:val="both"/>
+        <w:rPr>
+          <w:rFonts w:ascii="Times New Roman" w:eastAsia="Times New Roman" w:hAnsi="Times New Roman" w:cs="Times New Roman"/>
+          <w:sz w:val="24"/>
+          <w:szCs w:val="24"/>
+          <w:lang w:val="en-IN" w:eastAsia="en-IN" w:bidi="te-IN"/>
+        </w:rPr>
+      </w:pPr>
+      <w:r>
+        <w:rPr>
+          <w:rFonts w:ascii="Times New Roman" w:eastAsia="Times New Roman" w:hAnsi="Times New Roman" w:cs="Times New Roman"/>
+          <w:sz w:val="24"/>
+          <w:szCs w:val="24"/>
+          <w:lang w:val="en-IN" w:eastAsia="en-IN" w:bidi="te-IN"/>
+        </w:rPr>
+        <w:tab/>
+      </w:r>
+      <w:r>
+        <w:rPr>
+          <w:rFonts w:ascii="Times New Roman" w:eastAsia="Times New Roman" w:hAnsi="Times New Roman" w:cs="Times New Roman"/>
+          <w:sz w:val="24"/>
+          <w:szCs w:val="24"/>
+          <w:lang w:val="en-IN" w:eastAsia="en-IN" w:bidi="te-IN"/>
+        </w:rPr>
+        <w:tab/>
+      </w:r>
+      <w:r>
+        <w:rPr>
+          <w:rFonts w:ascii="Times New Roman" w:eastAsia="Times New Roman" w:hAnsi="Times New Roman" w:cs="Times New Roman"/>
+          <w:sz w:val="24"/>
+          <w:szCs w:val="24"/>
+          <w:lang w:val="en-IN" w:eastAsia="en-IN" w:bidi="te-IN"/>
+        </w:rPr>
+        <w:tab/>
+      </w:r>
+      <w:proofErr w:type="spellStart"/>
+      <w:r>
+        <w:rPr>
+          <w:rFonts w:ascii="Times New Roman" w:eastAsia="Times New Roman" w:hAnsi="Times New Roman" w:cs="Times New Roman"/>
+          <w:sz w:val="24"/>
+          <w:szCs w:val="24"/>
+          <w:lang w:val="en-IN" w:eastAsia="en-IN" w:bidi="te-IN"/>
+        </w:rPr>
+        <w:t>cin</w:t>
+      </w:r>
+      <w:proofErr w:type="spellEnd"/>
+      <w:r>
+        <w:rPr>
+          <w:rFonts w:ascii="Times New Roman" w:eastAsia="Times New Roman" w:hAnsi="Times New Roman" w:cs="Times New Roman"/>
+          <w:sz w:val="24"/>
+          <w:szCs w:val="24"/>
+          <w:lang w:val="en-IN" w:eastAsia="en-IN" w:bidi="te-IN"/>
+        </w:rPr>
+        <w:t>&gt;&gt;array1[</w:t>
+      </w:r>
+      <w:proofErr w:type="spellStart"/>
+      <w:r>
+        <w:rPr>
+          <w:rFonts w:ascii="Times New Roman" w:eastAsia="Times New Roman" w:hAnsi="Times New Roman" w:cs="Times New Roman"/>
+          <w:sz w:val="24"/>
+          <w:szCs w:val="24"/>
+          <w:lang w:val="en-IN" w:eastAsia="en-IN" w:bidi="te-IN"/>
+        </w:rPr>
+        <w:t>i</w:t>
+      </w:r>
+      <w:proofErr w:type="spellEnd"/>
+      <w:r>
+        <w:rPr>
+          <w:rFonts w:ascii="Times New Roman" w:eastAsia="Times New Roman" w:hAnsi="Times New Roman" w:cs="Times New Roman"/>
+          <w:sz w:val="24"/>
+          <w:szCs w:val="24"/>
+          <w:lang w:val="en-IN" w:eastAsia="en-IN" w:bidi="te-IN"/>
+        </w:rPr>
+        <w:t>];</w:t>
       </w:r>
     </w:p>
     <w:p>
@@ -1095,271 +1336,467 @@
           <w:lang w:val="en-IN" w:eastAsia="en-IN" w:bidi="te-IN"/>
         </w:rPr>
         <w:tab/>
-        <w:t>int n = sizeof(array1)/sizeof(array1[0]);</w:t>
-      </w:r>
-    </w:p>
-    <w:p>
-      <w:pPr>
-        <w:widowControl/>
-        <w:autoSpaceDE/>
-        <w:autoSpaceDN/>
-        <w:jc w:val="both"/>
-        <w:rPr>
-          <w:rFonts w:ascii="Times New Roman" w:eastAsia="Times New Roman" w:hAnsi="Times New Roman" w:cs="Times New Roman"/>
-          <w:sz w:val="24"/>
-          <w:szCs w:val="24"/>
-          <w:lang w:val="en-IN" w:eastAsia="en-IN" w:bidi="te-IN"/>
-        </w:rPr>
-      </w:pPr>
-      <w:r>
-        <w:rPr>
-          <w:rFonts w:ascii="Times New Roman" w:eastAsia="Times New Roman" w:hAnsi="Times New Roman" w:cs="Times New Roman"/>
-          <w:sz w:val="24"/>
-          <w:szCs w:val="24"/>
-          <w:lang w:val="en-IN" w:eastAsia="en-IN" w:bidi="te-IN"/>
-        </w:rPr>
-        <w:tab/>
-      </w:r>
-      <w:r>
-        <w:rPr>
-          <w:rFonts w:ascii="Times New Roman" w:eastAsia="Times New Roman" w:hAnsi="Times New Roman" w:cs="Times New Roman"/>
-          <w:sz w:val="24"/>
-          <w:szCs w:val="24"/>
-          <w:lang w:val="en-IN" w:eastAsia="en-IN" w:bidi="te-IN"/>
-        </w:rPr>
-        <w:tab/>
-        <w:t>display(array1,input);</w:t>
-      </w:r>
-    </w:p>
-    <w:p>
-      <w:pPr>
-        <w:widowControl/>
-        <w:autoSpaceDE/>
-        <w:autoSpaceDN/>
-        <w:jc w:val="both"/>
-        <w:rPr>
-          <w:rFonts w:ascii="Times New Roman" w:eastAsia="Times New Roman" w:hAnsi="Times New Roman" w:cs="Times New Roman"/>
-          <w:sz w:val="24"/>
-          <w:szCs w:val="24"/>
-          <w:lang w:val="en-IN" w:eastAsia="en-IN" w:bidi="te-IN"/>
-        </w:rPr>
-      </w:pPr>
-      <w:r>
-        <w:rPr>
-          <w:rFonts w:ascii="Times New Roman" w:eastAsia="Times New Roman" w:hAnsi="Times New Roman" w:cs="Times New Roman"/>
-          <w:sz w:val="24"/>
-          <w:szCs w:val="24"/>
-          <w:lang w:val="en-IN" w:eastAsia="en-IN" w:bidi="te-IN"/>
-        </w:rPr>
-        <w:tab/>
-      </w:r>
-      <w:r>
-        <w:rPr>
-          <w:rFonts w:ascii="Times New Roman" w:eastAsia="Times New Roman" w:hAnsi="Times New Roman" w:cs="Times New Roman"/>
-          <w:sz w:val="24"/>
-          <w:szCs w:val="24"/>
-          <w:lang w:val="en-IN" w:eastAsia="en-IN" w:bidi="te-IN"/>
-        </w:rPr>
-        <w:tab/>
-        <w:t>cout&lt;&lt;"\n\n";</w:t>
-      </w:r>
-    </w:p>
-    <w:p>
-      <w:pPr>
-        <w:widowControl/>
-        <w:autoSpaceDE/>
-        <w:autoSpaceDN/>
-        <w:jc w:val="both"/>
-        <w:rPr>
-          <w:rFonts w:ascii="Times New Roman" w:eastAsia="Times New Roman" w:hAnsi="Times New Roman" w:cs="Times New Roman"/>
-          <w:sz w:val="24"/>
-          <w:szCs w:val="24"/>
-          <w:lang w:val="en-IN" w:eastAsia="en-IN" w:bidi="te-IN"/>
-        </w:rPr>
-      </w:pPr>
-      <w:r>
-        <w:rPr>
-          <w:rFonts w:ascii="Times New Roman" w:eastAsia="Times New Roman" w:hAnsi="Times New Roman" w:cs="Times New Roman"/>
-          <w:sz w:val="24"/>
-          <w:szCs w:val="24"/>
-          <w:lang w:val="en-IN" w:eastAsia="en-IN" w:bidi="te-IN"/>
-        </w:rPr>
-        <w:tab/>
-      </w:r>
-      <w:r>
-        <w:rPr>
-          <w:rFonts w:ascii="Times New Roman" w:eastAsia="Times New Roman" w:hAnsi="Times New Roman" w:cs="Times New Roman"/>
-          <w:sz w:val="24"/>
-          <w:szCs w:val="24"/>
-          <w:lang w:val="en-IN" w:eastAsia="en-IN" w:bidi="te-IN"/>
-        </w:rPr>
-        <w:tab/>
-        <w:t>Bubble(array1,input);</w:t>
-      </w:r>
-    </w:p>
-    <w:p>
-      <w:pPr>
-        <w:widowControl/>
-        <w:autoSpaceDE/>
-        <w:autoSpaceDN/>
-        <w:jc w:val="both"/>
-        <w:rPr>
-          <w:rFonts w:ascii="Times New Roman" w:eastAsia="Times New Roman" w:hAnsi="Times New Roman" w:cs="Times New Roman"/>
-          <w:sz w:val="24"/>
-          <w:szCs w:val="24"/>
-          <w:lang w:val="en-IN" w:eastAsia="en-IN" w:bidi="te-IN"/>
-        </w:rPr>
-      </w:pPr>
-      <w:r>
-        <w:rPr>
-          <w:rFonts w:ascii="Times New Roman" w:eastAsia="Times New Roman" w:hAnsi="Times New Roman" w:cs="Times New Roman"/>
-          <w:sz w:val="24"/>
-          <w:szCs w:val="24"/>
-          <w:lang w:val="en-IN" w:eastAsia="en-IN" w:bidi="te-IN"/>
-        </w:rPr>
-        <w:tab/>
-      </w:r>
-      <w:r>
-        <w:rPr>
-          <w:rFonts w:ascii="Times New Roman" w:eastAsia="Times New Roman" w:hAnsi="Times New Roman" w:cs="Times New Roman"/>
-          <w:sz w:val="24"/>
-          <w:szCs w:val="24"/>
-          <w:lang w:val="en-IN" w:eastAsia="en-IN" w:bidi="te-IN"/>
-        </w:rPr>
-        <w:tab/>
-        <w:t>cout&lt;&lt;"\n\n";</w:t>
-      </w:r>
-    </w:p>
-    <w:p>
-      <w:pPr>
-        <w:widowControl/>
-        <w:autoSpaceDE/>
-        <w:autoSpaceDN/>
-        <w:jc w:val="both"/>
-        <w:rPr>
-          <w:rFonts w:ascii="Times New Roman" w:eastAsia="Times New Roman" w:hAnsi="Times New Roman" w:cs="Times New Roman"/>
-          <w:sz w:val="24"/>
-          <w:szCs w:val="24"/>
-          <w:lang w:val="en-IN" w:eastAsia="en-IN" w:bidi="te-IN"/>
-        </w:rPr>
-      </w:pPr>
-      <w:r>
-        <w:rPr>
-          <w:rFonts w:ascii="Times New Roman" w:eastAsia="Times New Roman" w:hAnsi="Times New Roman" w:cs="Times New Roman"/>
-          <w:sz w:val="24"/>
-          <w:szCs w:val="24"/>
-          <w:lang w:val="en-IN" w:eastAsia="en-IN" w:bidi="te-IN"/>
-        </w:rPr>
-        <w:tab/>
-      </w:r>
-      <w:r>
-        <w:rPr>
-          <w:rFonts w:ascii="Times New Roman" w:eastAsia="Times New Roman" w:hAnsi="Times New Roman" w:cs="Times New Roman"/>
-          <w:sz w:val="24"/>
-          <w:szCs w:val="24"/>
-          <w:lang w:val="en-IN" w:eastAsia="en-IN" w:bidi="te-IN"/>
-        </w:rPr>
-        <w:tab/>
-        <w:t>selection(array1,input);</w:t>
-      </w:r>
-    </w:p>
-    <w:p>
-      <w:pPr>
-        <w:widowControl/>
-        <w:autoSpaceDE/>
-        <w:autoSpaceDN/>
-        <w:jc w:val="both"/>
-        <w:rPr>
-          <w:rFonts w:ascii="Times New Roman" w:eastAsia="Times New Roman" w:hAnsi="Times New Roman" w:cs="Times New Roman"/>
-          <w:sz w:val="24"/>
-          <w:szCs w:val="24"/>
-          <w:lang w:val="en-IN" w:eastAsia="en-IN" w:bidi="te-IN"/>
-        </w:rPr>
-      </w:pPr>
-      <w:r>
-        <w:rPr>
-          <w:rFonts w:ascii="Times New Roman" w:eastAsia="Times New Roman" w:hAnsi="Times New Roman" w:cs="Times New Roman"/>
-          <w:sz w:val="24"/>
-          <w:szCs w:val="24"/>
-          <w:lang w:val="en-IN" w:eastAsia="en-IN" w:bidi="te-IN"/>
-        </w:rPr>
-        <w:tab/>
-      </w:r>
-      <w:r>
-        <w:rPr>
-          <w:rFonts w:ascii="Times New Roman" w:eastAsia="Times New Roman" w:hAnsi="Times New Roman" w:cs="Times New Roman"/>
-          <w:sz w:val="24"/>
-          <w:szCs w:val="24"/>
-          <w:lang w:val="en-IN" w:eastAsia="en-IN" w:bidi="te-IN"/>
-        </w:rPr>
-        <w:tab/>
-        <w:t>cout&lt;&lt;"\n\n";</w:t>
-      </w:r>
-    </w:p>
-    <w:p>
-      <w:pPr>
-        <w:widowControl/>
-        <w:autoSpaceDE/>
-        <w:autoSpaceDN/>
-        <w:jc w:val="both"/>
-        <w:rPr>
-          <w:rFonts w:ascii="Times New Roman" w:eastAsia="Times New Roman" w:hAnsi="Times New Roman" w:cs="Times New Roman"/>
-          <w:sz w:val="24"/>
-          <w:szCs w:val="24"/>
-          <w:lang w:val="en-IN" w:eastAsia="en-IN" w:bidi="te-IN"/>
-        </w:rPr>
-      </w:pPr>
-      <w:r>
-        <w:rPr>
-          <w:rFonts w:ascii="Times New Roman" w:eastAsia="Times New Roman" w:hAnsi="Times New Roman" w:cs="Times New Roman"/>
-          <w:sz w:val="24"/>
-          <w:szCs w:val="24"/>
-          <w:lang w:val="en-IN" w:eastAsia="en-IN" w:bidi="te-IN"/>
-        </w:rPr>
-        <w:tab/>
-      </w:r>
-      <w:r>
-        <w:rPr>
-          <w:rFonts w:ascii="Times New Roman" w:eastAsia="Times New Roman" w:hAnsi="Times New Roman" w:cs="Times New Roman"/>
-          <w:sz w:val="24"/>
-          <w:szCs w:val="24"/>
-          <w:lang w:val="en-IN" w:eastAsia="en-IN" w:bidi="te-IN"/>
-        </w:rPr>
-        <w:tab/>
-        <w:t>insertion(array1,input);</w:t>
-      </w:r>
-    </w:p>
-    <w:p>
-      <w:pPr>
-        <w:widowControl/>
-        <w:autoSpaceDE/>
-        <w:autoSpaceDN/>
-        <w:jc w:val="both"/>
-        <w:rPr>
-          <w:rFonts w:ascii="Times New Roman" w:eastAsia="Times New Roman" w:hAnsi="Times New Roman" w:cs="Times New Roman"/>
-          <w:sz w:val="24"/>
-          <w:szCs w:val="24"/>
-          <w:lang w:val="en-IN" w:eastAsia="en-IN" w:bidi="te-IN"/>
-        </w:rPr>
-      </w:pPr>
-      <w:r>
-        <w:rPr>
-          <w:rFonts w:ascii="Times New Roman" w:eastAsia="Times New Roman" w:hAnsi="Times New Roman" w:cs="Times New Roman"/>
-          <w:sz w:val="24"/>
-          <w:szCs w:val="24"/>
-          <w:lang w:val="en-IN" w:eastAsia="en-IN" w:bidi="te-IN"/>
-        </w:rPr>
-        <w:tab/>
-      </w:r>
-      <w:r>
-        <w:rPr>
-          <w:rFonts w:ascii="Times New Roman" w:eastAsia="Times New Roman" w:hAnsi="Times New Roman" w:cs="Times New Roman"/>
-          <w:sz w:val="24"/>
-          <w:szCs w:val="24"/>
-          <w:lang w:val="en-IN" w:eastAsia="en-IN" w:bidi="te-IN"/>
-        </w:rPr>
-        <w:tab/>
-        <w:t>cout&lt;&lt;"\n\n";</w:t>
+        <w:t xml:space="preserve">int n = </w:t>
+      </w:r>
+      <w:proofErr w:type="spellStart"/>
+      <w:r>
+        <w:rPr>
+          <w:rFonts w:ascii="Times New Roman" w:eastAsia="Times New Roman" w:hAnsi="Times New Roman" w:cs="Times New Roman"/>
+          <w:sz w:val="24"/>
+          <w:szCs w:val="24"/>
+          <w:lang w:val="en-IN" w:eastAsia="en-IN" w:bidi="te-IN"/>
+        </w:rPr>
+        <w:t>sizeof</w:t>
+      </w:r>
+      <w:proofErr w:type="spellEnd"/>
+      <w:r>
+        <w:rPr>
+          <w:rFonts w:ascii="Times New Roman" w:eastAsia="Times New Roman" w:hAnsi="Times New Roman" w:cs="Times New Roman"/>
+          <w:sz w:val="24"/>
+          <w:szCs w:val="24"/>
+          <w:lang w:val="en-IN" w:eastAsia="en-IN" w:bidi="te-IN"/>
+        </w:rPr>
+        <w:t>(array1)/</w:t>
+      </w:r>
+      <w:proofErr w:type="spellStart"/>
+      <w:r>
+        <w:rPr>
+          <w:rFonts w:ascii="Times New Roman" w:eastAsia="Times New Roman" w:hAnsi="Times New Roman" w:cs="Times New Roman"/>
+          <w:sz w:val="24"/>
+          <w:szCs w:val="24"/>
+          <w:lang w:val="en-IN" w:eastAsia="en-IN" w:bidi="te-IN"/>
+        </w:rPr>
+        <w:t>sizeof</w:t>
+      </w:r>
+      <w:proofErr w:type="spellEnd"/>
+      <w:r>
+        <w:rPr>
+          <w:rFonts w:ascii="Times New Roman" w:eastAsia="Times New Roman" w:hAnsi="Times New Roman" w:cs="Times New Roman"/>
+          <w:sz w:val="24"/>
+          <w:szCs w:val="24"/>
+          <w:lang w:val="en-IN" w:eastAsia="en-IN" w:bidi="te-IN"/>
+        </w:rPr>
+        <w:t>(array1[0]);</w:t>
+      </w:r>
+    </w:p>
+    <w:p>
+      <w:pPr>
+        <w:widowControl/>
+        <w:autoSpaceDE/>
+        <w:autoSpaceDN/>
+        <w:jc w:val="both"/>
+        <w:rPr>
+          <w:rFonts w:ascii="Times New Roman" w:eastAsia="Times New Roman" w:hAnsi="Times New Roman" w:cs="Times New Roman"/>
+          <w:sz w:val="24"/>
+          <w:szCs w:val="24"/>
+          <w:lang w:val="en-IN" w:eastAsia="en-IN" w:bidi="te-IN"/>
+        </w:rPr>
+      </w:pPr>
+      <w:r>
+        <w:rPr>
+          <w:rFonts w:ascii="Times New Roman" w:eastAsia="Times New Roman" w:hAnsi="Times New Roman" w:cs="Times New Roman"/>
+          <w:sz w:val="24"/>
+          <w:szCs w:val="24"/>
+          <w:lang w:val="en-IN" w:eastAsia="en-IN" w:bidi="te-IN"/>
+        </w:rPr>
+        <w:tab/>
+      </w:r>
+      <w:r>
+        <w:rPr>
+          <w:rFonts w:ascii="Times New Roman" w:eastAsia="Times New Roman" w:hAnsi="Times New Roman" w:cs="Times New Roman"/>
+          <w:sz w:val="24"/>
+          <w:szCs w:val="24"/>
+          <w:lang w:val="en-IN" w:eastAsia="en-IN" w:bidi="te-IN"/>
+        </w:rPr>
+        <w:tab/>
+        <w:t>display(array</w:t>
+      </w:r>
+      <w:proofErr w:type="gramStart"/>
+      <w:r>
+        <w:rPr>
+          <w:rFonts w:ascii="Times New Roman" w:eastAsia="Times New Roman" w:hAnsi="Times New Roman" w:cs="Times New Roman"/>
+          <w:sz w:val="24"/>
+          <w:szCs w:val="24"/>
+          <w:lang w:val="en-IN" w:eastAsia="en-IN" w:bidi="te-IN"/>
+        </w:rPr>
+        <w:t>1,input</w:t>
+      </w:r>
+      <w:proofErr w:type="gramEnd"/>
+      <w:r>
+        <w:rPr>
+          <w:rFonts w:ascii="Times New Roman" w:eastAsia="Times New Roman" w:hAnsi="Times New Roman" w:cs="Times New Roman"/>
+          <w:sz w:val="24"/>
+          <w:szCs w:val="24"/>
+          <w:lang w:val="en-IN" w:eastAsia="en-IN" w:bidi="te-IN"/>
+        </w:rPr>
+        <w:t>);</w:t>
+      </w:r>
+    </w:p>
+    <w:p>
+      <w:pPr>
+        <w:widowControl/>
+        <w:autoSpaceDE/>
+        <w:autoSpaceDN/>
+        <w:jc w:val="both"/>
+        <w:rPr>
+          <w:rFonts w:ascii="Times New Roman" w:eastAsia="Times New Roman" w:hAnsi="Times New Roman" w:cs="Times New Roman"/>
+          <w:sz w:val="24"/>
+          <w:szCs w:val="24"/>
+          <w:lang w:val="en-IN" w:eastAsia="en-IN" w:bidi="te-IN"/>
+        </w:rPr>
+      </w:pPr>
+      <w:r>
+        <w:rPr>
+          <w:rFonts w:ascii="Times New Roman" w:eastAsia="Times New Roman" w:hAnsi="Times New Roman" w:cs="Times New Roman"/>
+          <w:sz w:val="24"/>
+          <w:szCs w:val="24"/>
+          <w:lang w:val="en-IN" w:eastAsia="en-IN" w:bidi="te-IN"/>
+        </w:rPr>
+        <w:tab/>
+      </w:r>
+      <w:r>
+        <w:rPr>
+          <w:rFonts w:ascii="Times New Roman" w:eastAsia="Times New Roman" w:hAnsi="Times New Roman" w:cs="Times New Roman"/>
+          <w:sz w:val="24"/>
+          <w:szCs w:val="24"/>
+          <w:lang w:val="en-IN" w:eastAsia="en-IN" w:bidi="te-IN"/>
+        </w:rPr>
+        <w:tab/>
+      </w:r>
+      <w:proofErr w:type="spellStart"/>
+      <w:r>
+        <w:rPr>
+          <w:rFonts w:ascii="Times New Roman" w:eastAsia="Times New Roman" w:hAnsi="Times New Roman" w:cs="Times New Roman"/>
+          <w:sz w:val="24"/>
+          <w:szCs w:val="24"/>
+          <w:lang w:val="en-IN" w:eastAsia="en-IN" w:bidi="te-IN"/>
+        </w:rPr>
+        <w:t>cout</w:t>
+      </w:r>
+      <w:proofErr w:type="spellEnd"/>
+      <w:r>
+        <w:rPr>
+          <w:rFonts w:ascii="Times New Roman" w:eastAsia="Times New Roman" w:hAnsi="Times New Roman" w:cs="Times New Roman"/>
+          <w:sz w:val="24"/>
+          <w:szCs w:val="24"/>
+          <w:lang w:val="en-IN" w:eastAsia="en-IN" w:bidi="te-IN"/>
+        </w:rPr>
+        <w:t>&lt;&lt;"\n\n";</w:t>
+      </w:r>
+    </w:p>
+    <w:p>
+      <w:pPr>
+        <w:widowControl/>
+        <w:autoSpaceDE/>
+        <w:autoSpaceDN/>
+        <w:jc w:val="both"/>
+        <w:rPr>
+          <w:rFonts w:ascii="Times New Roman" w:eastAsia="Times New Roman" w:hAnsi="Times New Roman" w:cs="Times New Roman"/>
+          <w:sz w:val="24"/>
+          <w:szCs w:val="24"/>
+          <w:lang w:val="en-IN" w:eastAsia="en-IN" w:bidi="te-IN"/>
+        </w:rPr>
+      </w:pPr>
+      <w:r>
+        <w:rPr>
+          <w:rFonts w:ascii="Times New Roman" w:eastAsia="Times New Roman" w:hAnsi="Times New Roman" w:cs="Times New Roman"/>
+          <w:sz w:val="24"/>
+          <w:szCs w:val="24"/>
+          <w:lang w:val="en-IN" w:eastAsia="en-IN" w:bidi="te-IN"/>
+        </w:rPr>
+        <w:tab/>
+      </w:r>
+      <w:r>
+        <w:rPr>
+          <w:rFonts w:ascii="Times New Roman" w:eastAsia="Times New Roman" w:hAnsi="Times New Roman" w:cs="Times New Roman"/>
+          <w:sz w:val="24"/>
+          <w:szCs w:val="24"/>
+          <w:lang w:val="en-IN" w:eastAsia="en-IN" w:bidi="te-IN"/>
+        </w:rPr>
+        <w:tab/>
+        <w:t>Bubble(array</w:t>
+      </w:r>
+      <w:proofErr w:type="gramStart"/>
+      <w:r>
+        <w:rPr>
+          <w:rFonts w:ascii="Times New Roman" w:eastAsia="Times New Roman" w:hAnsi="Times New Roman" w:cs="Times New Roman"/>
+          <w:sz w:val="24"/>
+          <w:szCs w:val="24"/>
+          <w:lang w:val="en-IN" w:eastAsia="en-IN" w:bidi="te-IN"/>
+        </w:rPr>
+        <w:t>1,input</w:t>
+      </w:r>
+      <w:proofErr w:type="gramEnd"/>
+      <w:r>
+        <w:rPr>
+          <w:rFonts w:ascii="Times New Roman" w:eastAsia="Times New Roman" w:hAnsi="Times New Roman" w:cs="Times New Roman"/>
+          <w:sz w:val="24"/>
+          <w:szCs w:val="24"/>
+          <w:lang w:val="en-IN" w:eastAsia="en-IN" w:bidi="te-IN"/>
+        </w:rPr>
+        <w:t>);</w:t>
+      </w:r>
+    </w:p>
+    <w:p>
+      <w:pPr>
+        <w:widowControl/>
+        <w:autoSpaceDE/>
+        <w:autoSpaceDN/>
+        <w:jc w:val="both"/>
+        <w:rPr>
+          <w:rFonts w:ascii="Times New Roman" w:eastAsia="Times New Roman" w:hAnsi="Times New Roman" w:cs="Times New Roman"/>
+          <w:sz w:val="24"/>
+          <w:szCs w:val="24"/>
+          <w:lang w:val="en-IN" w:eastAsia="en-IN" w:bidi="te-IN"/>
+        </w:rPr>
+      </w:pPr>
+      <w:r>
+        <w:rPr>
+          <w:rFonts w:ascii="Times New Roman" w:eastAsia="Times New Roman" w:hAnsi="Times New Roman" w:cs="Times New Roman"/>
+          <w:sz w:val="24"/>
+          <w:szCs w:val="24"/>
+          <w:lang w:val="en-IN" w:eastAsia="en-IN" w:bidi="te-IN"/>
+        </w:rPr>
+        <w:tab/>
+      </w:r>
+      <w:r>
+        <w:rPr>
+          <w:rFonts w:ascii="Times New Roman" w:eastAsia="Times New Roman" w:hAnsi="Times New Roman" w:cs="Times New Roman"/>
+          <w:sz w:val="24"/>
+          <w:szCs w:val="24"/>
+          <w:lang w:val="en-IN" w:eastAsia="en-IN" w:bidi="te-IN"/>
+        </w:rPr>
+        <w:tab/>
+      </w:r>
+      <w:proofErr w:type="spellStart"/>
+      <w:r>
+        <w:rPr>
+          <w:rFonts w:ascii="Times New Roman" w:eastAsia="Times New Roman" w:hAnsi="Times New Roman" w:cs="Times New Roman"/>
+          <w:sz w:val="24"/>
+          <w:szCs w:val="24"/>
+          <w:lang w:val="en-IN" w:eastAsia="en-IN" w:bidi="te-IN"/>
+        </w:rPr>
+        <w:t>cout</w:t>
+      </w:r>
+      <w:proofErr w:type="spellEnd"/>
+      <w:r>
+        <w:rPr>
+          <w:rFonts w:ascii="Times New Roman" w:eastAsia="Times New Roman" w:hAnsi="Times New Roman" w:cs="Times New Roman"/>
+          <w:sz w:val="24"/>
+          <w:szCs w:val="24"/>
+          <w:lang w:val="en-IN" w:eastAsia="en-IN" w:bidi="te-IN"/>
+        </w:rPr>
+        <w:t>&lt;&lt;"\n\n";</w:t>
+      </w:r>
+    </w:p>
+    <w:p>
+      <w:pPr>
+        <w:widowControl/>
+        <w:autoSpaceDE/>
+        <w:autoSpaceDN/>
+        <w:jc w:val="both"/>
+        <w:rPr>
+          <w:rFonts w:ascii="Times New Roman" w:eastAsia="Times New Roman" w:hAnsi="Times New Roman" w:cs="Times New Roman"/>
+          <w:sz w:val="24"/>
+          <w:szCs w:val="24"/>
+          <w:lang w:val="en-IN" w:eastAsia="en-IN" w:bidi="te-IN"/>
+        </w:rPr>
+      </w:pPr>
+      <w:r>
+        <w:rPr>
+          <w:rFonts w:ascii="Times New Roman" w:eastAsia="Times New Roman" w:hAnsi="Times New Roman" w:cs="Times New Roman"/>
+          <w:sz w:val="24"/>
+          <w:szCs w:val="24"/>
+          <w:lang w:val="en-IN" w:eastAsia="en-IN" w:bidi="te-IN"/>
+        </w:rPr>
+        <w:tab/>
+      </w:r>
+      <w:r>
+        <w:rPr>
+          <w:rFonts w:ascii="Times New Roman" w:eastAsia="Times New Roman" w:hAnsi="Times New Roman" w:cs="Times New Roman"/>
+          <w:sz w:val="24"/>
+          <w:szCs w:val="24"/>
+          <w:lang w:val="en-IN" w:eastAsia="en-IN" w:bidi="te-IN"/>
+        </w:rPr>
+        <w:tab/>
+        <w:t>selection(array</w:t>
+      </w:r>
+      <w:proofErr w:type="gramStart"/>
+      <w:r>
+        <w:rPr>
+          <w:rFonts w:ascii="Times New Roman" w:eastAsia="Times New Roman" w:hAnsi="Times New Roman" w:cs="Times New Roman"/>
+          <w:sz w:val="24"/>
+          <w:szCs w:val="24"/>
+          <w:lang w:val="en-IN" w:eastAsia="en-IN" w:bidi="te-IN"/>
+        </w:rPr>
+        <w:t>1,input</w:t>
+      </w:r>
+      <w:proofErr w:type="gramEnd"/>
+      <w:r>
+        <w:rPr>
+          <w:rFonts w:ascii="Times New Roman" w:eastAsia="Times New Roman" w:hAnsi="Times New Roman" w:cs="Times New Roman"/>
+          <w:sz w:val="24"/>
+          <w:szCs w:val="24"/>
+          <w:lang w:val="en-IN" w:eastAsia="en-IN" w:bidi="te-IN"/>
+        </w:rPr>
+        <w:t>);</w:t>
+      </w:r>
+    </w:p>
+    <w:p>
+      <w:pPr>
+        <w:widowControl/>
+        <w:autoSpaceDE/>
+        <w:autoSpaceDN/>
+        <w:jc w:val="both"/>
+        <w:rPr>
+          <w:rFonts w:ascii="Times New Roman" w:eastAsia="Times New Roman" w:hAnsi="Times New Roman" w:cs="Times New Roman"/>
+          <w:sz w:val="24"/>
+          <w:szCs w:val="24"/>
+          <w:lang w:val="en-IN" w:eastAsia="en-IN" w:bidi="te-IN"/>
+        </w:rPr>
+      </w:pPr>
+      <w:r>
+        <w:rPr>
+          <w:rFonts w:ascii="Times New Roman" w:eastAsia="Times New Roman" w:hAnsi="Times New Roman" w:cs="Times New Roman"/>
+          <w:sz w:val="24"/>
+          <w:szCs w:val="24"/>
+          <w:lang w:val="en-IN" w:eastAsia="en-IN" w:bidi="te-IN"/>
+        </w:rPr>
+        <w:tab/>
+      </w:r>
+      <w:r>
+        <w:rPr>
+          <w:rFonts w:ascii="Times New Roman" w:eastAsia="Times New Roman" w:hAnsi="Times New Roman" w:cs="Times New Roman"/>
+          <w:sz w:val="24"/>
+          <w:szCs w:val="24"/>
+          <w:lang w:val="en-IN" w:eastAsia="en-IN" w:bidi="te-IN"/>
+        </w:rPr>
+        <w:tab/>
+      </w:r>
+      <w:proofErr w:type="spellStart"/>
+      <w:r>
+        <w:rPr>
+          <w:rFonts w:ascii="Times New Roman" w:eastAsia="Times New Roman" w:hAnsi="Times New Roman" w:cs="Times New Roman"/>
+          <w:sz w:val="24"/>
+          <w:szCs w:val="24"/>
+          <w:lang w:val="en-IN" w:eastAsia="en-IN" w:bidi="te-IN"/>
+        </w:rPr>
+        <w:t>cout</w:t>
+      </w:r>
+      <w:proofErr w:type="spellEnd"/>
+      <w:r>
+        <w:rPr>
+          <w:rFonts w:ascii="Times New Roman" w:eastAsia="Times New Roman" w:hAnsi="Times New Roman" w:cs="Times New Roman"/>
+          <w:sz w:val="24"/>
+          <w:szCs w:val="24"/>
+          <w:lang w:val="en-IN" w:eastAsia="en-IN" w:bidi="te-IN"/>
+        </w:rPr>
+        <w:t>&lt;&lt;"\n\n";</w:t>
+      </w:r>
+    </w:p>
+    <w:p>
+      <w:pPr>
+        <w:widowControl/>
+        <w:autoSpaceDE/>
+        <w:autoSpaceDN/>
+        <w:jc w:val="both"/>
+        <w:rPr>
+          <w:rFonts w:ascii="Times New Roman" w:eastAsia="Times New Roman" w:hAnsi="Times New Roman" w:cs="Times New Roman"/>
+          <w:sz w:val="24"/>
+          <w:szCs w:val="24"/>
+          <w:lang w:val="en-IN" w:eastAsia="en-IN" w:bidi="te-IN"/>
+        </w:rPr>
+      </w:pPr>
+      <w:r>
+        <w:rPr>
+          <w:rFonts w:ascii="Times New Roman" w:eastAsia="Times New Roman" w:hAnsi="Times New Roman" w:cs="Times New Roman"/>
+          <w:sz w:val="24"/>
+          <w:szCs w:val="24"/>
+          <w:lang w:val="en-IN" w:eastAsia="en-IN" w:bidi="te-IN"/>
+        </w:rPr>
+        <w:tab/>
+      </w:r>
+      <w:r>
+        <w:rPr>
+          <w:rFonts w:ascii="Times New Roman" w:eastAsia="Times New Roman" w:hAnsi="Times New Roman" w:cs="Times New Roman"/>
+          <w:sz w:val="24"/>
+          <w:szCs w:val="24"/>
+          <w:lang w:val="en-IN" w:eastAsia="en-IN" w:bidi="te-IN"/>
+        </w:rPr>
+        <w:tab/>
+        <w:t>insertion(array</w:t>
+      </w:r>
+      <w:proofErr w:type="gramStart"/>
+      <w:r>
+        <w:rPr>
+          <w:rFonts w:ascii="Times New Roman" w:eastAsia="Times New Roman" w:hAnsi="Times New Roman" w:cs="Times New Roman"/>
+          <w:sz w:val="24"/>
+          <w:szCs w:val="24"/>
+          <w:lang w:val="en-IN" w:eastAsia="en-IN" w:bidi="te-IN"/>
+        </w:rPr>
+        <w:t>1,input</w:t>
+      </w:r>
+      <w:proofErr w:type="gramEnd"/>
+      <w:r>
+        <w:rPr>
+          <w:rFonts w:ascii="Times New Roman" w:eastAsia="Times New Roman" w:hAnsi="Times New Roman" w:cs="Times New Roman"/>
+          <w:sz w:val="24"/>
+          <w:szCs w:val="24"/>
+          <w:lang w:val="en-IN" w:eastAsia="en-IN" w:bidi="te-IN"/>
+        </w:rPr>
+        <w:t>);</w:t>
+      </w:r>
+    </w:p>
+    <w:p>
+      <w:pPr>
+        <w:widowControl/>
+        <w:autoSpaceDE/>
+        <w:autoSpaceDN/>
+        <w:jc w:val="both"/>
+        <w:rPr>
+          <w:rFonts w:ascii="Times New Roman" w:eastAsia="Times New Roman" w:hAnsi="Times New Roman" w:cs="Times New Roman"/>
+          <w:sz w:val="24"/>
+          <w:szCs w:val="24"/>
+          <w:lang w:val="en-IN" w:eastAsia="en-IN" w:bidi="te-IN"/>
+        </w:rPr>
+      </w:pPr>
+      <w:r>
+        <w:rPr>
+          <w:rFonts w:ascii="Times New Roman" w:eastAsia="Times New Roman" w:hAnsi="Times New Roman" w:cs="Times New Roman"/>
+          <w:sz w:val="24"/>
+          <w:szCs w:val="24"/>
+          <w:lang w:val="en-IN" w:eastAsia="en-IN" w:bidi="te-IN"/>
+        </w:rPr>
+        <w:tab/>
+      </w:r>
+      <w:r>
+        <w:rPr>
+          <w:rFonts w:ascii="Times New Roman" w:eastAsia="Times New Roman" w:hAnsi="Times New Roman" w:cs="Times New Roman"/>
+          <w:sz w:val="24"/>
+          <w:szCs w:val="24"/>
+          <w:lang w:val="en-IN" w:eastAsia="en-IN" w:bidi="te-IN"/>
+        </w:rPr>
+        <w:tab/>
+      </w:r>
+      <w:proofErr w:type="spellStart"/>
+      <w:r>
+        <w:rPr>
+          <w:rFonts w:ascii="Times New Roman" w:eastAsia="Times New Roman" w:hAnsi="Times New Roman" w:cs="Times New Roman"/>
+          <w:sz w:val="24"/>
+          <w:szCs w:val="24"/>
+          <w:lang w:val="en-IN" w:eastAsia="en-IN" w:bidi="te-IN"/>
+        </w:rPr>
+        <w:t>cout</w:t>
+      </w:r>
+      <w:proofErr w:type="spellEnd"/>
+      <w:r>
+        <w:rPr>
+          <w:rFonts w:ascii="Times New Roman" w:eastAsia="Times New Roman" w:hAnsi="Times New Roman" w:cs="Times New Roman"/>
+          <w:sz w:val="24"/>
+          <w:szCs w:val="24"/>
+          <w:lang w:val="en-IN" w:eastAsia="en-IN" w:bidi="te-IN"/>
+        </w:rPr>
+        <w:t>&lt;&lt;"\n\n";</w:t>
       </w:r>
     </w:p>
     <w:p>
@@ -1393,7 +1830,37 @@
           <w:lang w:val="en-IN" w:eastAsia="en-IN" w:bidi="te-IN"/>
         </w:rPr>
         <w:tab/>
-        <w:t>quickSort(array1, 0, n-1);</w:t>
+      </w:r>
+      <w:proofErr w:type="spellStart"/>
+      <w:proofErr w:type="gramStart"/>
+      <w:r>
+        <w:rPr>
+          <w:rFonts w:ascii="Times New Roman" w:eastAsia="Times New Roman" w:hAnsi="Times New Roman" w:cs="Times New Roman"/>
+          <w:sz w:val="24"/>
+          <w:szCs w:val="24"/>
+          <w:lang w:val="en-IN" w:eastAsia="en-IN" w:bidi="te-IN"/>
+        </w:rPr>
+        <w:t>quickSort</w:t>
+      </w:r>
+      <w:proofErr w:type="spellEnd"/>
+      <w:r>
+        <w:rPr>
+          <w:rFonts w:ascii="Times New Roman" w:eastAsia="Times New Roman" w:hAnsi="Times New Roman" w:cs="Times New Roman"/>
+          <w:sz w:val="24"/>
+          <w:szCs w:val="24"/>
+          <w:lang w:val="en-IN" w:eastAsia="en-IN" w:bidi="te-IN"/>
+        </w:rPr>
+        <w:t>(</w:t>
+      </w:r>
+      <w:proofErr w:type="gramEnd"/>
+      <w:r>
+        <w:rPr>
+          <w:rFonts w:ascii="Times New Roman" w:eastAsia="Times New Roman" w:hAnsi="Times New Roman" w:cs="Times New Roman"/>
+          <w:sz w:val="24"/>
+          <w:szCs w:val="24"/>
+          <w:lang w:val="en-IN" w:eastAsia="en-IN" w:bidi="te-IN"/>
+        </w:rPr>
+        <w:t>array1, 0, n-1);</w:t>
       </w:r>
     </w:p>
     <w:p>
@@ -1441,115 +1908,314 @@
           <w:lang w:val="en-IN" w:eastAsia="en-IN" w:bidi="te-IN"/>
         </w:rPr>
         <w:tab/>
-        <w:t>void display(int array1[],int n){</w:t>
-      </w:r>
-    </w:p>
-    <w:p>
-      <w:pPr>
-        <w:widowControl/>
-        <w:autoSpaceDE/>
-        <w:autoSpaceDN/>
-        <w:jc w:val="both"/>
-        <w:rPr>
-          <w:rFonts w:ascii="Times New Roman" w:eastAsia="Times New Roman" w:hAnsi="Times New Roman" w:cs="Times New Roman"/>
-          <w:sz w:val="24"/>
-          <w:szCs w:val="24"/>
-          <w:lang w:val="en-IN" w:eastAsia="en-IN" w:bidi="te-IN"/>
-        </w:rPr>
-      </w:pPr>
-      <w:r>
-        <w:rPr>
-          <w:rFonts w:ascii="Times New Roman" w:eastAsia="Times New Roman" w:hAnsi="Times New Roman" w:cs="Times New Roman"/>
-          <w:sz w:val="24"/>
-          <w:szCs w:val="24"/>
-          <w:lang w:val="en-IN" w:eastAsia="en-IN" w:bidi="te-IN"/>
-        </w:rPr>
-        <w:tab/>
-      </w:r>
-      <w:r>
-        <w:rPr>
-          <w:rFonts w:ascii="Times New Roman" w:eastAsia="Times New Roman" w:hAnsi="Times New Roman" w:cs="Times New Roman"/>
-          <w:sz w:val="24"/>
-          <w:szCs w:val="24"/>
-          <w:lang w:val="en-IN" w:eastAsia="en-IN" w:bidi="te-IN"/>
-        </w:rPr>
-        <w:tab/>
-        <w:t>cout&lt;&lt;"Your Array is:\n";</w:t>
-      </w:r>
-    </w:p>
-    <w:p>
-      <w:pPr>
-        <w:widowControl/>
-        <w:autoSpaceDE/>
-        <w:autoSpaceDN/>
-        <w:jc w:val="both"/>
-        <w:rPr>
-          <w:rFonts w:ascii="Times New Roman" w:eastAsia="Times New Roman" w:hAnsi="Times New Roman" w:cs="Times New Roman"/>
-          <w:sz w:val="24"/>
-          <w:szCs w:val="24"/>
-          <w:lang w:val="en-IN" w:eastAsia="en-IN" w:bidi="te-IN"/>
-        </w:rPr>
-      </w:pPr>
-      <w:r>
-        <w:rPr>
-          <w:rFonts w:ascii="Times New Roman" w:eastAsia="Times New Roman" w:hAnsi="Times New Roman" w:cs="Times New Roman"/>
-          <w:sz w:val="24"/>
-          <w:szCs w:val="24"/>
-          <w:lang w:val="en-IN" w:eastAsia="en-IN" w:bidi="te-IN"/>
-        </w:rPr>
-        <w:tab/>
-      </w:r>
-      <w:r>
-        <w:rPr>
-          <w:rFonts w:ascii="Times New Roman" w:eastAsia="Times New Roman" w:hAnsi="Times New Roman" w:cs="Times New Roman"/>
-          <w:sz w:val="24"/>
-          <w:szCs w:val="24"/>
-          <w:lang w:val="en-IN" w:eastAsia="en-IN" w:bidi="te-IN"/>
-        </w:rPr>
-        <w:tab/>
-        <w:t>for(int i = 0; i&lt;n; i++){</w:t>
-      </w:r>
-    </w:p>
-    <w:p>
-      <w:pPr>
-        <w:widowControl/>
-        <w:autoSpaceDE/>
-        <w:autoSpaceDN/>
-        <w:jc w:val="both"/>
-        <w:rPr>
-          <w:rFonts w:ascii="Times New Roman" w:eastAsia="Times New Roman" w:hAnsi="Times New Roman" w:cs="Times New Roman"/>
-          <w:sz w:val="24"/>
-          <w:szCs w:val="24"/>
-          <w:lang w:val="en-IN" w:eastAsia="en-IN" w:bidi="te-IN"/>
-        </w:rPr>
-      </w:pPr>
-      <w:r>
-        <w:rPr>
-          <w:rFonts w:ascii="Times New Roman" w:eastAsia="Times New Roman" w:hAnsi="Times New Roman" w:cs="Times New Roman"/>
-          <w:sz w:val="24"/>
-          <w:szCs w:val="24"/>
-          <w:lang w:val="en-IN" w:eastAsia="en-IN" w:bidi="te-IN"/>
-        </w:rPr>
-        <w:tab/>
-      </w:r>
-      <w:r>
-        <w:rPr>
-          <w:rFonts w:ascii="Times New Roman" w:eastAsia="Times New Roman" w:hAnsi="Times New Roman" w:cs="Times New Roman"/>
-          <w:sz w:val="24"/>
-          <w:szCs w:val="24"/>
-          <w:lang w:val="en-IN" w:eastAsia="en-IN" w:bidi="te-IN"/>
-        </w:rPr>
-        <w:tab/>
-      </w:r>
-      <w:r>
-        <w:rPr>
-          <w:rFonts w:ascii="Times New Roman" w:eastAsia="Times New Roman" w:hAnsi="Times New Roman" w:cs="Times New Roman"/>
-          <w:sz w:val="24"/>
-          <w:szCs w:val="24"/>
-          <w:lang w:val="en-IN" w:eastAsia="en-IN" w:bidi="te-IN"/>
-        </w:rPr>
-        <w:tab/>
-        <w:t>cout&lt;&lt;array1[i]&lt;&lt;" ";</w:t>
+        <w:t xml:space="preserve">void </w:t>
+      </w:r>
+      <w:proofErr w:type="gramStart"/>
+      <w:r>
+        <w:rPr>
+          <w:rFonts w:ascii="Times New Roman" w:eastAsia="Times New Roman" w:hAnsi="Times New Roman" w:cs="Times New Roman"/>
+          <w:sz w:val="24"/>
+          <w:szCs w:val="24"/>
+          <w:lang w:val="en-IN" w:eastAsia="en-IN" w:bidi="te-IN"/>
+        </w:rPr>
+        <w:t>display(</w:t>
+      </w:r>
+      <w:proofErr w:type="gramEnd"/>
+      <w:r>
+        <w:rPr>
+          <w:rFonts w:ascii="Times New Roman" w:eastAsia="Times New Roman" w:hAnsi="Times New Roman" w:cs="Times New Roman"/>
+          <w:sz w:val="24"/>
+          <w:szCs w:val="24"/>
+          <w:lang w:val="en-IN" w:eastAsia="en-IN" w:bidi="te-IN"/>
+        </w:rPr>
+        <w:t>int array1[</w:t>
+      </w:r>
+      <w:proofErr w:type="gramStart"/>
+      <w:r>
+        <w:rPr>
+          <w:rFonts w:ascii="Times New Roman" w:eastAsia="Times New Roman" w:hAnsi="Times New Roman" w:cs="Times New Roman"/>
+          <w:sz w:val="24"/>
+          <w:szCs w:val="24"/>
+          <w:lang w:val="en-IN" w:eastAsia="en-IN" w:bidi="te-IN"/>
+        </w:rPr>
+        <w:t>],int</w:t>
+      </w:r>
+      <w:proofErr w:type="gramEnd"/>
+      <w:r>
+        <w:rPr>
+          <w:rFonts w:ascii="Times New Roman" w:eastAsia="Times New Roman" w:hAnsi="Times New Roman" w:cs="Times New Roman"/>
+          <w:sz w:val="24"/>
+          <w:szCs w:val="24"/>
+          <w:lang w:val="en-IN" w:eastAsia="en-IN" w:bidi="te-IN"/>
+        </w:rPr>
+        <w:t xml:space="preserve"> </w:t>
+      </w:r>
+      <w:proofErr w:type="gramStart"/>
+      <w:r>
+        <w:rPr>
+          <w:rFonts w:ascii="Times New Roman" w:eastAsia="Times New Roman" w:hAnsi="Times New Roman" w:cs="Times New Roman"/>
+          <w:sz w:val="24"/>
+          <w:szCs w:val="24"/>
+          <w:lang w:val="en-IN" w:eastAsia="en-IN" w:bidi="te-IN"/>
+        </w:rPr>
+        <w:t>n){</w:t>
+      </w:r>
+      <w:proofErr w:type="gramEnd"/>
+    </w:p>
+    <w:p>
+      <w:pPr>
+        <w:widowControl/>
+        <w:autoSpaceDE/>
+        <w:autoSpaceDN/>
+        <w:jc w:val="both"/>
+        <w:rPr>
+          <w:rFonts w:ascii="Times New Roman" w:eastAsia="Times New Roman" w:hAnsi="Times New Roman" w:cs="Times New Roman"/>
+          <w:sz w:val="24"/>
+          <w:szCs w:val="24"/>
+          <w:lang w:val="en-IN" w:eastAsia="en-IN" w:bidi="te-IN"/>
+        </w:rPr>
+      </w:pPr>
+      <w:r>
+        <w:rPr>
+          <w:rFonts w:ascii="Times New Roman" w:eastAsia="Times New Roman" w:hAnsi="Times New Roman" w:cs="Times New Roman"/>
+          <w:sz w:val="24"/>
+          <w:szCs w:val="24"/>
+          <w:lang w:val="en-IN" w:eastAsia="en-IN" w:bidi="te-IN"/>
+        </w:rPr>
+        <w:tab/>
+      </w:r>
+      <w:r>
+        <w:rPr>
+          <w:rFonts w:ascii="Times New Roman" w:eastAsia="Times New Roman" w:hAnsi="Times New Roman" w:cs="Times New Roman"/>
+          <w:sz w:val="24"/>
+          <w:szCs w:val="24"/>
+          <w:lang w:val="en-IN" w:eastAsia="en-IN" w:bidi="te-IN"/>
+        </w:rPr>
+        <w:tab/>
+      </w:r>
+      <w:proofErr w:type="spellStart"/>
+      <w:r>
+        <w:rPr>
+          <w:rFonts w:ascii="Times New Roman" w:eastAsia="Times New Roman" w:hAnsi="Times New Roman" w:cs="Times New Roman"/>
+          <w:sz w:val="24"/>
+          <w:szCs w:val="24"/>
+          <w:lang w:val="en-IN" w:eastAsia="en-IN" w:bidi="te-IN"/>
+        </w:rPr>
+        <w:t>cout</w:t>
+      </w:r>
+      <w:proofErr w:type="spellEnd"/>
+      <w:r>
+        <w:rPr>
+          <w:rFonts w:ascii="Times New Roman" w:eastAsia="Times New Roman" w:hAnsi="Times New Roman" w:cs="Times New Roman"/>
+          <w:sz w:val="24"/>
+          <w:szCs w:val="24"/>
+          <w:lang w:val="en-IN" w:eastAsia="en-IN" w:bidi="te-IN"/>
+        </w:rPr>
+        <w:t>&lt;&lt;"Your Array is:\n";</w:t>
+      </w:r>
+    </w:p>
+    <w:p>
+      <w:pPr>
+        <w:widowControl/>
+        <w:autoSpaceDE/>
+        <w:autoSpaceDN/>
+        <w:jc w:val="both"/>
+        <w:rPr>
+          <w:rFonts w:ascii="Times New Roman" w:eastAsia="Times New Roman" w:hAnsi="Times New Roman" w:cs="Times New Roman"/>
+          <w:sz w:val="24"/>
+          <w:szCs w:val="24"/>
+          <w:lang w:val="en-IN" w:eastAsia="en-IN" w:bidi="te-IN"/>
+        </w:rPr>
+      </w:pPr>
+      <w:r>
+        <w:rPr>
+          <w:rFonts w:ascii="Times New Roman" w:eastAsia="Times New Roman" w:hAnsi="Times New Roman" w:cs="Times New Roman"/>
+          <w:sz w:val="24"/>
+          <w:szCs w:val="24"/>
+          <w:lang w:val="en-IN" w:eastAsia="en-IN" w:bidi="te-IN"/>
+        </w:rPr>
+        <w:tab/>
+      </w:r>
+      <w:r>
+        <w:rPr>
+          <w:rFonts w:ascii="Times New Roman" w:eastAsia="Times New Roman" w:hAnsi="Times New Roman" w:cs="Times New Roman"/>
+          <w:sz w:val="24"/>
+          <w:szCs w:val="24"/>
+          <w:lang w:val="en-IN" w:eastAsia="en-IN" w:bidi="te-IN"/>
+        </w:rPr>
+        <w:tab/>
+      </w:r>
+      <w:proofErr w:type="gramStart"/>
+      <w:r>
+        <w:rPr>
+          <w:rFonts w:ascii="Times New Roman" w:eastAsia="Times New Roman" w:hAnsi="Times New Roman" w:cs="Times New Roman"/>
+          <w:sz w:val="24"/>
+          <w:szCs w:val="24"/>
+          <w:lang w:val="en-IN" w:eastAsia="en-IN" w:bidi="te-IN"/>
+        </w:rPr>
+        <w:t>for(</w:t>
+      </w:r>
+      <w:proofErr w:type="gramEnd"/>
+      <w:r>
+        <w:rPr>
+          <w:rFonts w:ascii="Times New Roman" w:eastAsia="Times New Roman" w:hAnsi="Times New Roman" w:cs="Times New Roman"/>
+          <w:sz w:val="24"/>
+          <w:szCs w:val="24"/>
+          <w:lang w:val="en-IN" w:eastAsia="en-IN" w:bidi="te-IN"/>
+        </w:rPr>
+        <w:t xml:space="preserve">int </w:t>
+      </w:r>
+      <w:proofErr w:type="spellStart"/>
+      <w:r>
+        <w:rPr>
+          <w:rFonts w:ascii="Times New Roman" w:eastAsia="Times New Roman" w:hAnsi="Times New Roman" w:cs="Times New Roman"/>
+          <w:sz w:val="24"/>
+          <w:szCs w:val="24"/>
+          <w:lang w:val="en-IN" w:eastAsia="en-IN" w:bidi="te-IN"/>
+        </w:rPr>
+        <w:t>i</w:t>
+      </w:r>
+      <w:proofErr w:type="spellEnd"/>
+      <w:r>
+        <w:rPr>
+          <w:rFonts w:ascii="Times New Roman" w:eastAsia="Times New Roman" w:hAnsi="Times New Roman" w:cs="Times New Roman"/>
+          <w:sz w:val="24"/>
+          <w:szCs w:val="24"/>
+          <w:lang w:val="en-IN" w:eastAsia="en-IN" w:bidi="te-IN"/>
+        </w:rPr>
+        <w:t xml:space="preserve"> = 0; </w:t>
+      </w:r>
+      <w:proofErr w:type="spellStart"/>
+      <w:r>
+        <w:rPr>
+          <w:rFonts w:ascii="Times New Roman" w:eastAsia="Times New Roman" w:hAnsi="Times New Roman" w:cs="Times New Roman"/>
+          <w:sz w:val="24"/>
+          <w:szCs w:val="24"/>
+          <w:lang w:val="en-IN" w:eastAsia="en-IN" w:bidi="te-IN"/>
+        </w:rPr>
+        <w:t>i</w:t>
+      </w:r>
+      <w:proofErr w:type="spellEnd"/>
+      <w:r>
+        <w:rPr>
+          <w:rFonts w:ascii="Times New Roman" w:eastAsia="Times New Roman" w:hAnsi="Times New Roman" w:cs="Times New Roman"/>
+          <w:sz w:val="24"/>
+          <w:szCs w:val="24"/>
+          <w:lang w:val="en-IN" w:eastAsia="en-IN" w:bidi="te-IN"/>
+        </w:rPr>
+        <w:t xml:space="preserve">&lt;n; </w:t>
+      </w:r>
+      <w:proofErr w:type="spellStart"/>
+      <w:r>
+        <w:rPr>
+          <w:rFonts w:ascii="Times New Roman" w:eastAsia="Times New Roman" w:hAnsi="Times New Roman" w:cs="Times New Roman"/>
+          <w:sz w:val="24"/>
+          <w:szCs w:val="24"/>
+          <w:lang w:val="en-IN" w:eastAsia="en-IN" w:bidi="te-IN"/>
+        </w:rPr>
+        <w:t>i</w:t>
+      </w:r>
+      <w:proofErr w:type="spellEnd"/>
+      <w:r>
+        <w:rPr>
+          <w:rFonts w:ascii="Times New Roman" w:eastAsia="Times New Roman" w:hAnsi="Times New Roman" w:cs="Times New Roman"/>
+          <w:sz w:val="24"/>
+          <w:szCs w:val="24"/>
+          <w:lang w:val="en-IN" w:eastAsia="en-IN" w:bidi="te-IN"/>
+        </w:rPr>
+        <w:t>+</w:t>
+      </w:r>
+      <w:proofErr w:type="gramStart"/>
+      <w:r>
+        <w:rPr>
+          <w:rFonts w:ascii="Times New Roman" w:eastAsia="Times New Roman" w:hAnsi="Times New Roman" w:cs="Times New Roman"/>
+          <w:sz w:val="24"/>
+          <w:szCs w:val="24"/>
+          <w:lang w:val="en-IN" w:eastAsia="en-IN" w:bidi="te-IN"/>
+        </w:rPr>
+        <w:t>+){</w:t>
+      </w:r>
+      <w:proofErr w:type="gramEnd"/>
+    </w:p>
+    <w:p>
+      <w:pPr>
+        <w:widowControl/>
+        <w:autoSpaceDE/>
+        <w:autoSpaceDN/>
+        <w:jc w:val="both"/>
+        <w:rPr>
+          <w:rFonts w:ascii="Times New Roman" w:eastAsia="Times New Roman" w:hAnsi="Times New Roman" w:cs="Times New Roman"/>
+          <w:sz w:val="24"/>
+          <w:szCs w:val="24"/>
+          <w:lang w:val="en-IN" w:eastAsia="en-IN" w:bidi="te-IN"/>
+        </w:rPr>
+      </w:pPr>
+      <w:r>
+        <w:rPr>
+          <w:rFonts w:ascii="Times New Roman" w:eastAsia="Times New Roman" w:hAnsi="Times New Roman" w:cs="Times New Roman"/>
+          <w:sz w:val="24"/>
+          <w:szCs w:val="24"/>
+          <w:lang w:val="en-IN" w:eastAsia="en-IN" w:bidi="te-IN"/>
+        </w:rPr>
+        <w:tab/>
+      </w:r>
+      <w:r>
+        <w:rPr>
+          <w:rFonts w:ascii="Times New Roman" w:eastAsia="Times New Roman" w:hAnsi="Times New Roman" w:cs="Times New Roman"/>
+          <w:sz w:val="24"/>
+          <w:szCs w:val="24"/>
+          <w:lang w:val="en-IN" w:eastAsia="en-IN" w:bidi="te-IN"/>
+        </w:rPr>
+        <w:tab/>
+      </w:r>
+      <w:r>
+        <w:rPr>
+          <w:rFonts w:ascii="Times New Roman" w:eastAsia="Times New Roman" w:hAnsi="Times New Roman" w:cs="Times New Roman"/>
+          <w:sz w:val="24"/>
+          <w:szCs w:val="24"/>
+          <w:lang w:val="en-IN" w:eastAsia="en-IN" w:bidi="te-IN"/>
+        </w:rPr>
+        <w:tab/>
+      </w:r>
+      <w:proofErr w:type="spellStart"/>
+      <w:r>
+        <w:rPr>
+          <w:rFonts w:ascii="Times New Roman" w:eastAsia="Times New Roman" w:hAnsi="Times New Roman" w:cs="Times New Roman"/>
+          <w:sz w:val="24"/>
+          <w:szCs w:val="24"/>
+          <w:lang w:val="en-IN" w:eastAsia="en-IN" w:bidi="te-IN"/>
+        </w:rPr>
+        <w:t>cout</w:t>
+      </w:r>
+      <w:proofErr w:type="spellEnd"/>
+      <w:r>
+        <w:rPr>
+          <w:rFonts w:ascii="Times New Roman" w:eastAsia="Times New Roman" w:hAnsi="Times New Roman" w:cs="Times New Roman"/>
+          <w:sz w:val="24"/>
+          <w:szCs w:val="24"/>
+          <w:lang w:val="en-IN" w:eastAsia="en-IN" w:bidi="te-IN"/>
+        </w:rPr>
+        <w:t>&lt;&lt;array1[</w:t>
+      </w:r>
+      <w:proofErr w:type="spellStart"/>
+      <w:r>
+        <w:rPr>
+          <w:rFonts w:ascii="Times New Roman" w:eastAsia="Times New Roman" w:hAnsi="Times New Roman" w:cs="Times New Roman"/>
+          <w:sz w:val="24"/>
+          <w:szCs w:val="24"/>
+          <w:lang w:val="en-IN" w:eastAsia="en-IN" w:bidi="te-IN"/>
+        </w:rPr>
+        <w:t>i</w:t>
+      </w:r>
+      <w:proofErr w:type="spellEnd"/>
+      <w:r>
+        <w:rPr>
+          <w:rFonts w:ascii="Times New Roman" w:eastAsia="Times New Roman" w:hAnsi="Times New Roman" w:cs="Times New Roman"/>
+          <w:sz w:val="24"/>
+          <w:szCs w:val="24"/>
+          <w:lang w:val="en-IN" w:eastAsia="en-IN" w:bidi="te-IN"/>
+        </w:rPr>
+        <w:t>]&lt;&lt;" ";</w:t>
       </w:r>
     </w:p>
     <w:p>
@@ -1662,167 +2328,381 @@
           <w:lang w:val="en-IN" w:eastAsia="en-IN" w:bidi="te-IN"/>
         </w:rPr>
         <w:tab/>
-        <w:t>void Bubble(int array1[],int n){</w:t>
-      </w:r>
-    </w:p>
-    <w:p>
-      <w:pPr>
-        <w:widowControl/>
-        <w:autoSpaceDE/>
-        <w:autoSpaceDN/>
-        <w:jc w:val="both"/>
-        <w:rPr>
-          <w:rFonts w:ascii="Times New Roman" w:eastAsia="Times New Roman" w:hAnsi="Times New Roman" w:cs="Times New Roman"/>
-          <w:sz w:val="24"/>
-          <w:szCs w:val="24"/>
-          <w:lang w:val="en-IN" w:eastAsia="en-IN" w:bidi="te-IN"/>
-        </w:rPr>
-      </w:pPr>
-      <w:r>
-        <w:rPr>
-          <w:rFonts w:ascii="Times New Roman" w:eastAsia="Times New Roman" w:hAnsi="Times New Roman" w:cs="Times New Roman"/>
-          <w:sz w:val="24"/>
-          <w:szCs w:val="24"/>
-          <w:lang w:val="en-IN" w:eastAsia="en-IN" w:bidi="te-IN"/>
-        </w:rPr>
-        <w:tab/>
-      </w:r>
-      <w:r>
-        <w:rPr>
-          <w:rFonts w:ascii="Times New Roman" w:eastAsia="Times New Roman" w:hAnsi="Times New Roman" w:cs="Times New Roman"/>
-          <w:sz w:val="24"/>
-          <w:szCs w:val="24"/>
-          <w:lang w:val="en-IN" w:eastAsia="en-IN" w:bidi="te-IN"/>
-        </w:rPr>
-        <w:tab/>
-        <w:t>cout&lt;&lt;"Bubble sorted array:\n";</w:t>
-      </w:r>
-    </w:p>
-    <w:p>
-      <w:pPr>
-        <w:widowControl/>
-        <w:autoSpaceDE/>
-        <w:autoSpaceDN/>
-        <w:jc w:val="both"/>
-        <w:rPr>
-          <w:rFonts w:ascii="Times New Roman" w:eastAsia="Times New Roman" w:hAnsi="Times New Roman" w:cs="Times New Roman"/>
-          <w:sz w:val="24"/>
-          <w:szCs w:val="24"/>
-          <w:lang w:val="en-IN" w:eastAsia="en-IN" w:bidi="te-IN"/>
-        </w:rPr>
-      </w:pPr>
-      <w:r>
-        <w:rPr>
-          <w:rFonts w:ascii="Times New Roman" w:eastAsia="Times New Roman" w:hAnsi="Times New Roman" w:cs="Times New Roman"/>
-          <w:sz w:val="24"/>
-          <w:szCs w:val="24"/>
-          <w:lang w:val="en-IN" w:eastAsia="en-IN" w:bidi="te-IN"/>
-        </w:rPr>
-        <w:tab/>
-      </w:r>
-      <w:r>
-        <w:rPr>
-          <w:rFonts w:ascii="Times New Roman" w:eastAsia="Times New Roman" w:hAnsi="Times New Roman" w:cs="Times New Roman"/>
-          <w:sz w:val="24"/>
-          <w:szCs w:val="24"/>
-          <w:lang w:val="en-IN" w:eastAsia="en-IN" w:bidi="te-IN"/>
-        </w:rPr>
-        <w:tab/>
-        <w:t>for(int i=0;i&lt;n;i++){</w:t>
-      </w:r>
-    </w:p>
-    <w:p>
-      <w:pPr>
-        <w:widowControl/>
-        <w:autoSpaceDE/>
-        <w:autoSpaceDN/>
-        <w:jc w:val="both"/>
-        <w:rPr>
-          <w:rFonts w:ascii="Times New Roman" w:eastAsia="Times New Roman" w:hAnsi="Times New Roman" w:cs="Times New Roman"/>
-          <w:sz w:val="24"/>
-          <w:szCs w:val="24"/>
-          <w:lang w:val="en-IN" w:eastAsia="en-IN" w:bidi="te-IN"/>
-        </w:rPr>
-      </w:pPr>
-      <w:r>
-        <w:rPr>
-          <w:rFonts w:ascii="Times New Roman" w:eastAsia="Times New Roman" w:hAnsi="Times New Roman" w:cs="Times New Roman"/>
-          <w:sz w:val="24"/>
-          <w:szCs w:val="24"/>
-          <w:lang w:val="en-IN" w:eastAsia="en-IN" w:bidi="te-IN"/>
-        </w:rPr>
-        <w:tab/>
-      </w:r>
-      <w:r>
-        <w:rPr>
-          <w:rFonts w:ascii="Times New Roman" w:eastAsia="Times New Roman" w:hAnsi="Times New Roman" w:cs="Times New Roman"/>
-          <w:sz w:val="24"/>
-          <w:szCs w:val="24"/>
-          <w:lang w:val="en-IN" w:eastAsia="en-IN" w:bidi="te-IN"/>
-        </w:rPr>
-        <w:tab/>
-      </w:r>
-      <w:r>
-        <w:rPr>
-          <w:rFonts w:ascii="Times New Roman" w:eastAsia="Times New Roman" w:hAnsi="Times New Roman" w:cs="Times New Roman"/>
-          <w:sz w:val="24"/>
-          <w:szCs w:val="24"/>
-          <w:lang w:val="en-IN" w:eastAsia="en-IN" w:bidi="te-IN"/>
-        </w:rPr>
-        <w:tab/>
-        <w:t>for(int j=0; j&lt;n-i-1; j++){</w:t>
-      </w:r>
-    </w:p>
-    <w:p>
-      <w:pPr>
-        <w:widowControl/>
-        <w:autoSpaceDE/>
-        <w:autoSpaceDN/>
-        <w:jc w:val="both"/>
-        <w:rPr>
-          <w:rFonts w:ascii="Times New Roman" w:eastAsia="Times New Roman" w:hAnsi="Times New Roman" w:cs="Times New Roman"/>
-          <w:sz w:val="24"/>
-          <w:szCs w:val="24"/>
-          <w:lang w:val="en-IN" w:eastAsia="en-IN" w:bidi="te-IN"/>
-        </w:rPr>
-      </w:pPr>
-      <w:r>
-        <w:rPr>
-          <w:rFonts w:ascii="Times New Roman" w:eastAsia="Times New Roman" w:hAnsi="Times New Roman" w:cs="Times New Roman"/>
-          <w:sz w:val="24"/>
-          <w:szCs w:val="24"/>
-          <w:lang w:val="en-IN" w:eastAsia="en-IN" w:bidi="te-IN"/>
-        </w:rPr>
-        <w:tab/>
-      </w:r>
-      <w:r>
-        <w:rPr>
-          <w:rFonts w:ascii="Times New Roman" w:eastAsia="Times New Roman" w:hAnsi="Times New Roman" w:cs="Times New Roman"/>
-          <w:sz w:val="24"/>
-          <w:szCs w:val="24"/>
-          <w:lang w:val="en-IN" w:eastAsia="en-IN" w:bidi="te-IN"/>
-        </w:rPr>
-        <w:tab/>
-      </w:r>
-      <w:r>
-        <w:rPr>
-          <w:rFonts w:ascii="Times New Roman" w:eastAsia="Times New Roman" w:hAnsi="Times New Roman" w:cs="Times New Roman"/>
-          <w:sz w:val="24"/>
-          <w:szCs w:val="24"/>
-          <w:lang w:val="en-IN" w:eastAsia="en-IN" w:bidi="te-IN"/>
-        </w:rPr>
-        <w:tab/>
-      </w:r>
-      <w:r>
-        <w:rPr>
-          <w:rFonts w:ascii="Times New Roman" w:eastAsia="Times New Roman" w:hAnsi="Times New Roman" w:cs="Times New Roman"/>
-          <w:sz w:val="24"/>
-          <w:szCs w:val="24"/>
-          <w:lang w:val="en-IN" w:eastAsia="en-IN" w:bidi="te-IN"/>
-        </w:rPr>
-        <w:tab/>
-        <w:t>if(array1[j] &gt; array1[j+1]){</w:t>
-      </w:r>
+        <w:t xml:space="preserve">void </w:t>
+      </w:r>
+      <w:proofErr w:type="gramStart"/>
+      <w:r>
+        <w:rPr>
+          <w:rFonts w:ascii="Times New Roman" w:eastAsia="Times New Roman" w:hAnsi="Times New Roman" w:cs="Times New Roman"/>
+          <w:sz w:val="24"/>
+          <w:szCs w:val="24"/>
+          <w:lang w:val="en-IN" w:eastAsia="en-IN" w:bidi="te-IN"/>
+        </w:rPr>
+        <w:t>Bubble(</w:t>
+      </w:r>
+      <w:proofErr w:type="gramEnd"/>
+      <w:r>
+        <w:rPr>
+          <w:rFonts w:ascii="Times New Roman" w:eastAsia="Times New Roman" w:hAnsi="Times New Roman" w:cs="Times New Roman"/>
+          <w:sz w:val="24"/>
+          <w:szCs w:val="24"/>
+          <w:lang w:val="en-IN" w:eastAsia="en-IN" w:bidi="te-IN"/>
+        </w:rPr>
+        <w:t>int array1[</w:t>
+      </w:r>
+      <w:proofErr w:type="gramStart"/>
+      <w:r>
+        <w:rPr>
+          <w:rFonts w:ascii="Times New Roman" w:eastAsia="Times New Roman" w:hAnsi="Times New Roman" w:cs="Times New Roman"/>
+          <w:sz w:val="24"/>
+          <w:szCs w:val="24"/>
+          <w:lang w:val="en-IN" w:eastAsia="en-IN" w:bidi="te-IN"/>
+        </w:rPr>
+        <w:t>],int</w:t>
+      </w:r>
+      <w:proofErr w:type="gramEnd"/>
+      <w:r>
+        <w:rPr>
+          <w:rFonts w:ascii="Times New Roman" w:eastAsia="Times New Roman" w:hAnsi="Times New Roman" w:cs="Times New Roman"/>
+          <w:sz w:val="24"/>
+          <w:szCs w:val="24"/>
+          <w:lang w:val="en-IN" w:eastAsia="en-IN" w:bidi="te-IN"/>
+        </w:rPr>
+        <w:t xml:space="preserve"> </w:t>
+      </w:r>
+      <w:proofErr w:type="gramStart"/>
+      <w:r>
+        <w:rPr>
+          <w:rFonts w:ascii="Times New Roman" w:eastAsia="Times New Roman" w:hAnsi="Times New Roman" w:cs="Times New Roman"/>
+          <w:sz w:val="24"/>
+          <w:szCs w:val="24"/>
+          <w:lang w:val="en-IN" w:eastAsia="en-IN" w:bidi="te-IN"/>
+        </w:rPr>
+        <w:t>n){</w:t>
+      </w:r>
+      <w:proofErr w:type="gramEnd"/>
+    </w:p>
+    <w:p>
+      <w:pPr>
+        <w:widowControl/>
+        <w:autoSpaceDE/>
+        <w:autoSpaceDN/>
+        <w:jc w:val="both"/>
+        <w:rPr>
+          <w:rFonts w:ascii="Times New Roman" w:eastAsia="Times New Roman" w:hAnsi="Times New Roman" w:cs="Times New Roman"/>
+          <w:sz w:val="24"/>
+          <w:szCs w:val="24"/>
+          <w:lang w:val="en-IN" w:eastAsia="en-IN" w:bidi="te-IN"/>
+        </w:rPr>
+      </w:pPr>
+      <w:r>
+        <w:rPr>
+          <w:rFonts w:ascii="Times New Roman" w:eastAsia="Times New Roman" w:hAnsi="Times New Roman" w:cs="Times New Roman"/>
+          <w:sz w:val="24"/>
+          <w:szCs w:val="24"/>
+          <w:lang w:val="en-IN" w:eastAsia="en-IN" w:bidi="te-IN"/>
+        </w:rPr>
+        <w:tab/>
+      </w:r>
+      <w:r>
+        <w:rPr>
+          <w:rFonts w:ascii="Times New Roman" w:eastAsia="Times New Roman" w:hAnsi="Times New Roman" w:cs="Times New Roman"/>
+          <w:sz w:val="24"/>
+          <w:szCs w:val="24"/>
+          <w:lang w:val="en-IN" w:eastAsia="en-IN" w:bidi="te-IN"/>
+        </w:rPr>
+        <w:tab/>
+      </w:r>
+      <w:proofErr w:type="spellStart"/>
+      <w:r>
+        <w:rPr>
+          <w:rFonts w:ascii="Times New Roman" w:eastAsia="Times New Roman" w:hAnsi="Times New Roman" w:cs="Times New Roman"/>
+          <w:sz w:val="24"/>
+          <w:szCs w:val="24"/>
+          <w:lang w:val="en-IN" w:eastAsia="en-IN" w:bidi="te-IN"/>
+        </w:rPr>
+        <w:t>cout</w:t>
+      </w:r>
+      <w:proofErr w:type="spellEnd"/>
+      <w:r>
+        <w:rPr>
+          <w:rFonts w:ascii="Times New Roman" w:eastAsia="Times New Roman" w:hAnsi="Times New Roman" w:cs="Times New Roman"/>
+          <w:sz w:val="24"/>
+          <w:szCs w:val="24"/>
+          <w:lang w:val="en-IN" w:eastAsia="en-IN" w:bidi="te-IN"/>
+        </w:rPr>
+        <w:t>&lt;&lt;"Bubble sorted array:\n";</w:t>
+      </w:r>
+    </w:p>
+    <w:p>
+      <w:pPr>
+        <w:widowControl/>
+        <w:autoSpaceDE/>
+        <w:autoSpaceDN/>
+        <w:jc w:val="both"/>
+        <w:rPr>
+          <w:rFonts w:ascii="Times New Roman" w:eastAsia="Times New Roman" w:hAnsi="Times New Roman" w:cs="Times New Roman"/>
+          <w:sz w:val="24"/>
+          <w:szCs w:val="24"/>
+          <w:lang w:val="en-IN" w:eastAsia="en-IN" w:bidi="te-IN"/>
+        </w:rPr>
+      </w:pPr>
+      <w:r>
+        <w:rPr>
+          <w:rFonts w:ascii="Times New Roman" w:eastAsia="Times New Roman" w:hAnsi="Times New Roman" w:cs="Times New Roman"/>
+          <w:sz w:val="24"/>
+          <w:szCs w:val="24"/>
+          <w:lang w:val="en-IN" w:eastAsia="en-IN" w:bidi="te-IN"/>
+        </w:rPr>
+        <w:tab/>
+      </w:r>
+      <w:r>
+        <w:rPr>
+          <w:rFonts w:ascii="Times New Roman" w:eastAsia="Times New Roman" w:hAnsi="Times New Roman" w:cs="Times New Roman"/>
+          <w:sz w:val="24"/>
+          <w:szCs w:val="24"/>
+          <w:lang w:val="en-IN" w:eastAsia="en-IN" w:bidi="te-IN"/>
+        </w:rPr>
+        <w:tab/>
+      </w:r>
+      <w:proofErr w:type="gramStart"/>
+      <w:r>
+        <w:rPr>
+          <w:rFonts w:ascii="Times New Roman" w:eastAsia="Times New Roman" w:hAnsi="Times New Roman" w:cs="Times New Roman"/>
+          <w:sz w:val="24"/>
+          <w:szCs w:val="24"/>
+          <w:lang w:val="en-IN" w:eastAsia="en-IN" w:bidi="te-IN"/>
+        </w:rPr>
+        <w:t>for(</w:t>
+      </w:r>
+      <w:proofErr w:type="gramEnd"/>
+      <w:r>
+        <w:rPr>
+          <w:rFonts w:ascii="Times New Roman" w:eastAsia="Times New Roman" w:hAnsi="Times New Roman" w:cs="Times New Roman"/>
+          <w:sz w:val="24"/>
+          <w:szCs w:val="24"/>
+          <w:lang w:val="en-IN" w:eastAsia="en-IN" w:bidi="te-IN"/>
+        </w:rPr>
+        <w:t xml:space="preserve">int </w:t>
+      </w:r>
+      <w:proofErr w:type="spellStart"/>
+      <w:r>
+        <w:rPr>
+          <w:rFonts w:ascii="Times New Roman" w:eastAsia="Times New Roman" w:hAnsi="Times New Roman" w:cs="Times New Roman"/>
+          <w:sz w:val="24"/>
+          <w:szCs w:val="24"/>
+          <w:lang w:val="en-IN" w:eastAsia="en-IN" w:bidi="te-IN"/>
+        </w:rPr>
+        <w:t>i</w:t>
+      </w:r>
+      <w:proofErr w:type="spellEnd"/>
+      <w:r>
+        <w:rPr>
+          <w:rFonts w:ascii="Times New Roman" w:eastAsia="Times New Roman" w:hAnsi="Times New Roman" w:cs="Times New Roman"/>
+          <w:sz w:val="24"/>
+          <w:szCs w:val="24"/>
+          <w:lang w:val="en-IN" w:eastAsia="en-IN" w:bidi="te-IN"/>
+        </w:rPr>
+        <w:t>=</w:t>
+      </w:r>
+      <w:proofErr w:type="gramStart"/>
+      <w:r>
+        <w:rPr>
+          <w:rFonts w:ascii="Times New Roman" w:eastAsia="Times New Roman" w:hAnsi="Times New Roman" w:cs="Times New Roman"/>
+          <w:sz w:val="24"/>
+          <w:szCs w:val="24"/>
+          <w:lang w:val="en-IN" w:eastAsia="en-IN" w:bidi="te-IN"/>
+        </w:rPr>
+        <w:t>0;i</w:t>
+      </w:r>
+      <w:proofErr w:type="gramEnd"/>
+      <w:r>
+        <w:rPr>
+          <w:rFonts w:ascii="Times New Roman" w:eastAsia="Times New Roman" w:hAnsi="Times New Roman" w:cs="Times New Roman"/>
+          <w:sz w:val="24"/>
+          <w:szCs w:val="24"/>
+          <w:lang w:val="en-IN" w:eastAsia="en-IN" w:bidi="te-IN"/>
+        </w:rPr>
+        <w:t>&lt;</w:t>
+      </w:r>
+      <w:proofErr w:type="spellStart"/>
+      <w:proofErr w:type="gramStart"/>
+      <w:r>
+        <w:rPr>
+          <w:rFonts w:ascii="Times New Roman" w:eastAsia="Times New Roman" w:hAnsi="Times New Roman" w:cs="Times New Roman"/>
+          <w:sz w:val="24"/>
+          <w:szCs w:val="24"/>
+          <w:lang w:val="en-IN" w:eastAsia="en-IN" w:bidi="te-IN"/>
+        </w:rPr>
+        <w:t>n;i</w:t>
+      </w:r>
+      <w:proofErr w:type="spellEnd"/>
+      <w:proofErr w:type="gramEnd"/>
+      <w:r>
+        <w:rPr>
+          <w:rFonts w:ascii="Times New Roman" w:eastAsia="Times New Roman" w:hAnsi="Times New Roman" w:cs="Times New Roman"/>
+          <w:sz w:val="24"/>
+          <w:szCs w:val="24"/>
+          <w:lang w:val="en-IN" w:eastAsia="en-IN" w:bidi="te-IN"/>
+        </w:rPr>
+        <w:t>+</w:t>
+      </w:r>
+      <w:proofErr w:type="gramStart"/>
+      <w:r>
+        <w:rPr>
+          <w:rFonts w:ascii="Times New Roman" w:eastAsia="Times New Roman" w:hAnsi="Times New Roman" w:cs="Times New Roman"/>
+          <w:sz w:val="24"/>
+          <w:szCs w:val="24"/>
+          <w:lang w:val="en-IN" w:eastAsia="en-IN" w:bidi="te-IN"/>
+        </w:rPr>
+        <w:t>+){</w:t>
+      </w:r>
+      <w:proofErr w:type="gramEnd"/>
+    </w:p>
+    <w:p>
+      <w:pPr>
+        <w:widowControl/>
+        <w:autoSpaceDE/>
+        <w:autoSpaceDN/>
+        <w:jc w:val="both"/>
+        <w:rPr>
+          <w:rFonts w:ascii="Times New Roman" w:eastAsia="Times New Roman" w:hAnsi="Times New Roman" w:cs="Times New Roman"/>
+          <w:sz w:val="24"/>
+          <w:szCs w:val="24"/>
+          <w:lang w:val="en-IN" w:eastAsia="en-IN" w:bidi="te-IN"/>
+        </w:rPr>
+      </w:pPr>
+      <w:r>
+        <w:rPr>
+          <w:rFonts w:ascii="Times New Roman" w:eastAsia="Times New Roman" w:hAnsi="Times New Roman" w:cs="Times New Roman"/>
+          <w:sz w:val="24"/>
+          <w:szCs w:val="24"/>
+          <w:lang w:val="en-IN" w:eastAsia="en-IN" w:bidi="te-IN"/>
+        </w:rPr>
+        <w:tab/>
+      </w:r>
+      <w:r>
+        <w:rPr>
+          <w:rFonts w:ascii="Times New Roman" w:eastAsia="Times New Roman" w:hAnsi="Times New Roman" w:cs="Times New Roman"/>
+          <w:sz w:val="24"/>
+          <w:szCs w:val="24"/>
+          <w:lang w:val="en-IN" w:eastAsia="en-IN" w:bidi="te-IN"/>
+        </w:rPr>
+        <w:tab/>
+      </w:r>
+      <w:r>
+        <w:rPr>
+          <w:rFonts w:ascii="Times New Roman" w:eastAsia="Times New Roman" w:hAnsi="Times New Roman" w:cs="Times New Roman"/>
+          <w:sz w:val="24"/>
+          <w:szCs w:val="24"/>
+          <w:lang w:val="en-IN" w:eastAsia="en-IN" w:bidi="te-IN"/>
+        </w:rPr>
+        <w:tab/>
+      </w:r>
+      <w:proofErr w:type="gramStart"/>
+      <w:r>
+        <w:rPr>
+          <w:rFonts w:ascii="Times New Roman" w:eastAsia="Times New Roman" w:hAnsi="Times New Roman" w:cs="Times New Roman"/>
+          <w:sz w:val="24"/>
+          <w:szCs w:val="24"/>
+          <w:lang w:val="en-IN" w:eastAsia="en-IN" w:bidi="te-IN"/>
+        </w:rPr>
+        <w:t>for(</w:t>
+      </w:r>
+      <w:proofErr w:type="gramEnd"/>
+      <w:r>
+        <w:rPr>
+          <w:rFonts w:ascii="Times New Roman" w:eastAsia="Times New Roman" w:hAnsi="Times New Roman" w:cs="Times New Roman"/>
+          <w:sz w:val="24"/>
+          <w:szCs w:val="24"/>
+          <w:lang w:val="en-IN" w:eastAsia="en-IN" w:bidi="te-IN"/>
+        </w:rPr>
+        <w:t xml:space="preserve">int j=0; j&lt;n-i-1; </w:t>
+      </w:r>
+      <w:proofErr w:type="spellStart"/>
+      <w:proofErr w:type="gramStart"/>
+      <w:r>
+        <w:rPr>
+          <w:rFonts w:ascii="Times New Roman" w:eastAsia="Times New Roman" w:hAnsi="Times New Roman" w:cs="Times New Roman"/>
+          <w:sz w:val="24"/>
+          <w:szCs w:val="24"/>
+          <w:lang w:val="en-IN" w:eastAsia="en-IN" w:bidi="te-IN"/>
+        </w:rPr>
+        <w:t>j++</w:t>
+      </w:r>
+      <w:proofErr w:type="spellEnd"/>
+      <w:r>
+        <w:rPr>
+          <w:rFonts w:ascii="Times New Roman" w:eastAsia="Times New Roman" w:hAnsi="Times New Roman" w:cs="Times New Roman"/>
+          <w:sz w:val="24"/>
+          <w:szCs w:val="24"/>
+          <w:lang w:val="en-IN" w:eastAsia="en-IN" w:bidi="te-IN"/>
+        </w:rPr>
+        <w:t>){</w:t>
+      </w:r>
+      <w:proofErr w:type="gramEnd"/>
+    </w:p>
+    <w:p>
+      <w:pPr>
+        <w:widowControl/>
+        <w:autoSpaceDE/>
+        <w:autoSpaceDN/>
+        <w:jc w:val="both"/>
+        <w:rPr>
+          <w:rFonts w:ascii="Times New Roman" w:eastAsia="Times New Roman" w:hAnsi="Times New Roman" w:cs="Times New Roman"/>
+          <w:sz w:val="24"/>
+          <w:szCs w:val="24"/>
+          <w:lang w:val="en-IN" w:eastAsia="en-IN" w:bidi="te-IN"/>
+        </w:rPr>
+      </w:pPr>
+      <w:r>
+        <w:rPr>
+          <w:rFonts w:ascii="Times New Roman" w:eastAsia="Times New Roman" w:hAnsi="Times New Roman" w:cs="Times New Roman"/>
+          <w:sz w:val="24"/>
+          <w:szCs w:val="24"/>
+          <w:lang w:val="en-IN" w:eastAsia="en-IN" w:bidi="te-IN"/>
+        </w:rPr>
+        <w:tab/>
+      </w:r>
+      <w:r>
+        <w:rPr>
+          <w:rFonts w:ascii="Times New Roman" w:eastAsia="Times New Roman" w:hAnsi="Times New Roman" w:cs="Times New Roman"/>
+          <w:sz w:val="24"/>
+          <w:szCs w:val="24"/>
+          <w:lang w:val="en-IN" w:eastAsia="en-IN" w:bidi="te-IN"/>
+        </w:rPr>
+        <w:tab/>
+      </w:r>
+      <w:r>
+        <w:rPr>
+          <w:rFonts w:ascii="Times New Roman" w:eastAsia="Times New Roman" w:hAnsi="Times New Roman" w:cs="Times New Roman"/>
+          <w:sz w:val="24"/>
+          <w:szCs w:val="24"/>
+          <w:lang w:val="en-IN" w:eastAsia="en-IN" w:bidi="te-IN"/>
+        </w:rPr>
+        <w:tab/>
+      </w:r>
+      <w:r>
+        <w:rPr>
+          <w:rFonts w:ascii="Times New Roman" w:eastAsia="Times New Roman" w:hAnsi="Times New Roman" w:cs="Times New Roman"/>
+          <w:sz w:val="24"/>
+          <w:szCs w:val="24"/>
+          <w:lang w:val="en-IN" w:eastAsia="en-IN" w:bidi="te-IN"/>
+        </w:rPr>
+        <w:tab/>
+        <w:t>if(array1[j] &gt; array1[j+1</w:t>
+      </w:r>
+      <w:proofErr w:type="gramStart"/>
+      <w:r>
+        <w:rPr>
+          <w:rFonts w:ascii="Times New Roman" w:eastAsia="Times New Roman" w:hAnsi="Times New Roman" w:cs="Times New Roman"/>
+          <w:sz w:val="24"/>
+          <w:szCs w:val="24"/>
+          <w:lang w:val="en-IN" w:eastAsia="en-IN" w:bidi="te-IN"/>
+        </w:rPr>
+        <w:t>]){</w:t>
+      </w:r>
+      <w:proofErr w:type="gramEnd"/>
     </w:p>
     <w:p>
       <w:pPr>
@@ -2202,7 +3082,27 @@
           <w:lang w:val="en-IN" w:eastAsia="en-IN" w:bidi="te-IN"/>
         </w:rPr>
         <w:tab/>
-        <w:t>display(array1,n);</w:t>
+        <w:t>display(array</w:t>
+      </w:r>
+      <w:proofErr w:type="gramStart"/>
+      <w:r>
+        <w:rPr>
+          <w:rFonts w:ascii="Times New Roman" w:eastAsia="Times New Roman" w:hAnsi="Times New Roman" w:cs="Times New Roman"/>
+          <w:sz w:val="24"/>
+          <w:szCs w:val="24"/>
+          <w:lang w:val="en-IN" w:eastAsia="en-IN" w:bidi="te-IN"/>
+        </w:rPr>
+        <w:t>1,n</w:t>
+      </w:r>
+      <w:proofErr w:type="gramEnd"/>
+      <w:r>
+        <w:rPr>
+          <w:rFonts w:ascii="Times New Roman" w:eastAsia="Times New Roman" w:hAnsi="Times New Roman" w:cs="Times New Roman"/>
+          <w:sz w:val="24"/>
+          <w:szCs w:val="24"/>
+          <w:lang w:val="en-IN" w:eastAsia="en-IN" w:bidi="te-IN"/>
+        </w:rPr>
+        <w:t>);</w:t>
       </w:r>
     </w:p>
     <w:p>
@@ -2250,209 +3150,441 @@
           <w:lang w:val="en-IN" w:eastAsia="en-IN" w:bidi="te-IN"/>
         </w:rPr>
         <w:tab/>
-        <w:t>void selection(int array1[],int n){</w:t>
-      </w:r>
-    </w:p>
-    <w:p>
-      <w:pPr>
-        <w:widowControl/>
-        <w:autoSpaceDE/>
-        <w:autoSpaceDN/>
-        <w:jc w:val="both"/>
-        <w:rPr>
-          <w:rFonts w:ascii="Times New Roman" w:eastAsia="Times New Roman" w:hAnsi="Times New Roman" w:cs="Times New Roman"/>
-          <w:sz w:val="24"/>
-          <w:szCs w:val="24"/>
-          <w:lang w:val="en-IN" w:eastAsia="en-IN" w:bidi="te-IN"/>
-        </w:rPr>
-      </w:pPr>
-      <w:r>
-        <w:rPr>
-          <w:rFonts w:ascii="Times New Roman" w:eastAsia="Times New Roman" w:hAnsi="Times New Roman" w:cs="Times New Roman"/>
-          <w:sz w:val="24"/>
-          <w:szCs w:val="24"/>
-          <w:lang w:val="en-IN" w:eastAsia="en-IN" w:bidi="te-IN"/>
-        </w:rPr>
-        <w:tab/>
-      </w:r>
-      <w:r>
-        <w:rPr>
-          <w:rFonts w:ascii="Times New Roman" w:eastAsia="Times New Roman" w:hAnsi="Times New Roman" w:cs="Times New Roman"/>
-          <w:sz w:val="24"/>
-          <w:szCs w:val="24"/>
-          <w:lang w:val="en-IN" w:eastAsia="en-IN" w:bidi="te-IN"/>
-        </w:rPr>
-        <w:tab/>
-        <w:t>cout&lt;&lt;"selection sort Array:\n";</w:t>
-      </w:r>
-    </w:p>
-    <w:p>
-      <w:pPr>
-        <w:widowControl/>
-        <w:autoSpaceDE/>
-        <w:autoSpaceDN/>
-        <w:jc w:val="both"/>
-        <w:rPr>
-          <w:rFonts w:ascii="Times New Roman" w:eastAsia="Times New Roman" w:hAnsi="Times New Roman" w:cs="Times New Roman"/>
-          <w:sz w:val="24"/>
-          <w:szCs w:val="24"/>
-          <w:lang w:val="en-IN" w:eastAsia="en-IN" w:bidi="te-IN"/>
-        </w:rPr>
-      </w:pPr>
-      <w:r>
-        <w:rPr>
-          <w:rFonts w:ascii="Times New Roman" w:eastAsia="Times New Roman" w:hAnsi="Times New Roman" w:cs="Times New Roman"/>
-          <w:sz w:val="24"/>
-          <w:szCs w:val="24"/>
-          <w:lang w:val="en-IN" w:eastAsia="en-IN" w:bidi="te-IN"/>
-        </w:rPr>
-        <w:tab/>
-      </w:r>
-      <w:r>
-        <w:rPr>
-          <w:rFonts w:ascii="Times New Roman" w:eastAsia="Times New Roman" w:hAnsi="Times New Roman" w:cs="Times New Roman"/>
-          <w:sz w:val="24"/>
-          <w:szCs w:val="24"/>
-          <w:lang w:val="en-IN" w:eastAsia="en-IN" w:bidi="te-IN"/>
-        </w:rPr>
-        <w:tab/>
-        <w:t>for(int i = 0; i&lt;n; i++){</w:t>
-      </w:r>
-    </w:p>
-    <w:p>
-      <w:pPr>
-        <w:widowControl/>
-        <w:autoSpaceDE/>
-        <w:autoSpaceDN/>
-        <w:jc w:val="both"/>
-        <w:rPr>
-          <w:rFonts w:ascii="Times New Roman" w:eastAsia="Times New Roman" w:hAnsi="Times New Roman" w:cs="Times New Roman"/>
-          <w:sz w:val="24"/>
-          <w:szCs w:val="24"/>
-          <w:lang w:val="en-IN" w:eastAsia="en-IN" w:bidi="te-IN"/>
-        </w:rPr>
-      </w:pPr>
-      <w:r>
-        <w:rPr>
-          <w:rFonts w:ascii="Times New Roman" w:eastAsia="Times New Roman" w:hAnsi="Times New Roman" w:cs="Times New Roman"/>
-          <w:sz w:val="24"/>
-          <w:szCs w:val="24"/>
-          <w:lang w:val="en-IN" w:eastAsia="en-IN" w:bidi="te-IN"/>
-        </w:rPr>
-        <w:tab/>
-      </w:r>
-      <w:r>
-        <w:rPr>
-          <w:rFonts w:ascii="Times New Roman" w:eastAsia="Times New Roman" w:hAnsi="Times New Roman" w:cs="Times New Roman"/>
-          <w:sz w:val="24"/>
-          <w:szCs w:val="24"/>
-          <w:lang w:val="en-IN" w:eastAsia="en-IN" w:bidi="te-IN"/>
-        </w:rPr>
-        <w:tab/>
-      </w:r>
-      <w:r>
-        <w:rPr>
-          <w:rFonts w:ascii="Times New Roman" w:eastAsia="Times New Roman" w:hAnsi="Times New Roman" w:cs="Times New Roman"/>
-          <w:sz w:val="24"/>
-          <w:szCs w:val="24"/>
-          <w:lang w:val="en-IN" w:eastAsia="en-IN" w:bidi="te-IN"/>
-        </w:rPr>
-        <w:tab/>
-        <w:t>int min = i;</w:t>
-      </w:r>
-    </w:p>
-    <w:p>
-      <w:pPr>
-        <w:widowControl/>
-        <w:autoSpaceDE/>
-        <w:autoSpaceDN/>
-        <w:jc w:val="both"/>
-        <w:rPr>
-          <w:rFonts w:ascii="Times New Roman" w:eastAsia="Times New Roman" w:hAnsi="Times New Roman" w:cs="Times New Roman"/>
-          <w:sz w:val="24"/>
-          <w:szCs w:val="24"/>
-          <w:lang w:val="en-IN" w:eastAsia="en-IN" w:bidi="te-IN"/>
-        </w:rPr>
-      </w:pPr>
-      <w:r>
-        <w:rPr>
-          <w:rFonts w:ascii="Times New Roman" w:eastAsia="Times New Roman" w:hAnsi="Times New Roman" w:cs="Times New Roman"/>
-          <w:sz w:val="24"/>
-          <w:szCs w:val="24"/>
-          <w:lang w:val="en-IN" w:eastAsia="en-IN" w:bidi="te-IN"/>
-        </w:rPr>
-        <w:tab/>
-      </w:r>
-      <w:r>
-        <w:rPr>
-          <w:rFonts w:ascii="Times New Roman" w:eastAsia="Times New Roman" w:hAnsi="Times New Roman" w:cs="Times New Roman"/>
-          <w:sz w:val="24"/>
-          <w:szCs w:val="24"/>
-          <w:lang w:val="en-IN" w:eastAsia="en-IN" w:bidi="te-IN"/>
-        </w:rPr>
-        <w:tab/>
-      </w:r>
-      <w:r>
-        <w:rPr>
-          <w:rFonts w:ascii="Times New Roman" w:eastAsia="Times New Roman" w:hAnsi="Times New Roman" w:cs="Times New Roman"/>
-          <w:sz w:val="24"/>
-          <w:szCs w:val="24"/>
-          <w:lang w:val="en-IN" w:eastAsia="en-IN" w:bidi="te-IN"/>
-        </w:rPr>
-        <w:tab/>
-        <w:t>for(int j=i+1; j&lt;n; j++){</w:t>
-      </w:r>
-    </w:p>
-    <w:p>
-      <w:pPr>
-        <w:widowControl/>
-        <w:autoSpaceDE/>
-        <w:autoSpaceDN/>
-        <w:jc w:val="both"/>
-        <w:rPr>
-          <w:rFonts w:ascii="Times New Roman" w:eastAsia="Times New Roman" w:hAnsi="Times New Roman" w:cs="Times New Roman"/>
-          <w:sz w:val="24"/>
-          <w:szCs w:val="24"/>
-          <w:lang w:val="en-IN" w:eastAsia="en-IN" w:bidi="te-IN"/>
-        </w:rPr>
-      </w:pPr>
-      <w:r>
-        <w:rPr>
-          <w:rFonts w:ascii="Times New Roman" w:eastAsia="Times New Roman" w:hAnsi="Times New Roman" w:cs="Times New Roman"/>
-          <w:sz w:val="24"/>
-          <w:szCs w:val="24"/>
-          <w:lang w:val="en-IN" w:eastAsia="en-IN" w:bidi="te-IN"/>
-        </w:rPr>
-        <w:tab/>
-      </w:r>
-      <w:r>
-        <w:rPr>
-          <w:rFonts w:ascii="Times New Roman" w:eastAsia="Times New Roman" w:hAnsi="Times New Roman" w:cs="Times New Roman"/>
-          <w:sz w:val="24"/>
-          <w:szCs w:val="24"/>
-          <w:lang w:val="en-IN" w:eastAsia="en-IN" w:bidi="te-IN"/>
-        </w:rPr>
-        <w:tab/>
-      </w:r>
-      <w:r>
-        <w:rPr>
-          <w:rFonts w:ascii="Times New Roman" w:eastAsia="Times New Roman" w:hAnsi="Times New Roman" w:cs="Times New Roman"/>
-          <w:sz w:val="24"/>
-          <w:szCs w:val="24"/>
-          <w:lang w:val="en-IN" w:eastAsia="en-IN" w:bidi="te-IN"/>
-        </w:rPr>
-        <w:tab/>
-      </w:r>
-      <w:r>
-        <w:rPr>
-          <w:rFonts w:ascii="Times New Roman" w:eastAsia="Times New Roman" w:hAnsi="Times New Roman" w:cs="Times New Roman"/>
-          <w:sz w:val="24"/>
-          <w:szCs w:val="24"/>
-          <w:lang w:val="en-IN" w:eastAsia="en-IN" w:bidi="te-IN"/>
-        </w:rPr>
-        <w:tab/>
-        <w:t>if(array1[j] &lt; array1[min]){</w:t>
-      </w:r>
+        <w:t xml:space="preserve">void </w:t>
+      </w:r>
+      <w:proofErr w:type="gramStart"/>
+      <w:r>
+        <w:rPr>
+          <w:rFonts w:ascii="Times New Roman" w:eastAsia="Times New Roman" w:hAnsi="Times New Roman" w:cs="Times New Roman"/>
+          <w:sz w:val="24"/>
+          <w:szCs w:val="24"/>
+          <w:lang w:val="en-IN" w:eastAsia="en-IN" w:bidi="te-IN"/>
+        </w:rPr>
+        <w:t>selection(</w:t>
+      </w:r>
+      <w:proofErr w:type="gramEnd"/>
+      <w:r>
+        <w:rPr>
+          <w:rFonts w:ascii="Times New Roman" w:eastAsia="Times New Roman" w:hAnsi="Times New Roman" w:cs="Times New Roman"/>
+          <w:sz w:val="24"/>
+          <w:szCs w:val="24"/>
+          <w:lang w:val="en-IN" w:eastAsia="en-IN" w:bidi="te-IN"/>
+        </w:rPr>
+        <w:t>int array1[</w:t>
+      </w:r>
+      <w:proofErr w:type="gramStart"/>
+      <w:r>
+        <w:rPr>
+          <w:rFonts w:ascii="Times New Roman" w:eastAsia="Times New Roman" w:hAnsi="Times New Roman" w:cs="Times New Roman"/>
+          <w:sz w:val="24"/>
+          <w:szCs w:val="24"/>
+          <w:lang w:val="en-IN" w:eastAsia="en-IN" w:bidi="te-IN"/>
+        </w:rPr>
+        <w:t>],int</w:t>
+      </w:r>
+      <w:proofErr w:type="gramEnd"/>
+      <w:r>
+        <w:rPr>
+          <w:rFonts w:ascii="Times New Roman" w:eastAsia="Times New Roman" w:hAnsi="Times New Roman" w:cs="Times New Roman"/>
+          <w:sz w:val="24"/>
+          <w:szCs w:val="24"/>
+          <w:lang w:val="en-IN" w:eastAsia="en-IN" w:bidi="te-IN"/>
+        </w:rPr>
+        <w:t xml:space="preserve"> </w:t>
+      </w:r>
+      <w:proofErr w:type="gramStart"/>
+      <w:r>
+        <w:rPr>
+          <w:rFonts w:ascii="Times New Roman" w:eastAsia="Times New Roman" w:hAnsi="Times New Roman" w:cs="Times New Roman"/>
+          <w:sz w:val="24"/>
+          <w:szCs w:val="24"/>
+          <w:lang w:val="en-IN" w:eastAsia="en-IN" w:bidi="te-IN"/>
+        </w:rPr>
+        <w:t>n){</w:t>
+      </w:r>
+      <w:proofErr w:type="gramEnd"/>
+    </w:p>
+    <w:p>
+      <w:pPr>
+        <w:widowControl/>
+        <w:autoSpaceDE/>
+        <w:autoSpaceDN/>
+        <w:jc w:val="both"/>
+        <w:rPr>
+          <w:rFonts w:ascii="Times New Roman" w:eastAsia="Times New Roman" w:hAnsi="Times New Roman" w:cs="Times New Roman"/>
+          <w:sz w:val="24"/>
+          <w:szCs w:val="24"/>
+          <w:lang w:val="en-IN" w:eastAsia="en-IN" w:bidi="te-IN"/>
+        </w:rPr>
+      </w:pPr>
+      <w:r>
+        <w:rPr>
+          <w:rFonts w:ascii="Times New Roman" w:eastAsia="Times New Roman" w:hAnsi="Times New Roman" w:cs="Times New Roman"/>
+          <w:sz w:val="24"/>
+          <w:szCs w:val="24"/>
+          <w:lang w:val="en-IN" w:eastAsia="en-IN" w:bidi="te-IN"/>
+        </w:rPr>
+        <w:tab/>
+      </w:r>
+      <w:r>
+        <w:rPr>
+          <w:rFonts w:ascii="Times New Roman" w:eastAsia="Times New Roman" w:hAnsi="Times New Roman" w:cs="Times New Roman"/>
+          <w:sz w:val="24"/>
+          <w:szCs w:val="24"/>
+          <w:lang w:val="en-IN" w:eastAsia="en-IN" w:bidi="te-IN"/>
+        </w:rPr>
+        <w:tab/>
+      </w:r>
+      <w:proofErr w:type="spellStart"/>
+      <w:r>
+        <w:rPr>
+          <w:rFonts w:ascii="Times New Roman" w:eastAsia="Times New Roman" w:hAnsi="Times New Roman" w:cs="Times New Roman"/>
+          <w:sz w:val="24"/>
+          <w:szCs w:val="24"/>
+          <w:lang w:val="en-IN" w:eastAsia="en-IN" w:bidi="te-IN"/>
+        </w:rPr>
+        <w:t>cout</w:t>
+      </w:r>
+      <w:proofErr w:type="spellEnd"/>
+      <w:r>
+        <w:rPr>
+          <w:rFonts w:ascii="Times New Roman" w:eastAsia="Times New Roman" w:hAnsi="Times New Roman" w:cs="Times New Roman"/>
+          <w:sz w:val="24"/>
+          <w:szCs w:val="24"/>
+          <w:lang w:val="en-IN" w:eastAsia="en-IN" w:bidi="te-IN"/>
+        </w:rPr>
+        <w:t>&lt;&lt;"selection sort Array:\n";</w:t>
+      </w:r>
+    </w:p>
+    <w:p>
+      <w:pPr>
+        <w:widowControl/>
+        <w:autoSpaceDE/>
+        <w:autoSpaceDN/>
+        <w:jc w:val="both"/>
+        <w:rPr>
+          <w:rFonts w:ascii="Times New Roman" w:eastAsia="Times New Roman" w:hAnsi="Times New Roman" w:cs="Times New Roman"/>
+          <w:sz w:val="24"/>
+          <w:szCs w:val="24"/>
+          <w:lang w:val="en-IN" w:eastAsia="en-IN" w:bidi="te-IN"/>
+        </w:rPr>
+      </w:pPr>
+      <w:r>
+        <w:rPr>
+          <w:rFonts w:ascii="Times New Roman" w:eastAsia="Times New Roman" w:hAnsi="Times New Roman" w:cs="Times New Roman"/>
+          <w:sz w:val="24"/>
+          <w:szCs w:val="24"/>
+          <w:lang w:val="en-IN" w:eastAsia="en-IN" w:bidi="te-IN"/>
+        </w:rPr>
+        <w:tab/>
+      </w:r>
+      <w:r>
+        <w:rPr>
+          <w:rFonts w:ascii="Times New Roman" w:eastAsia="Times New Roman" w:hAnsi="Times New Roman" w:cs="Times New Roman"/>
+          <w:sz w:val="24"/>
+          <w:szCs w:val="24"/>
+          <w:lang w:val="en-IN" w:eastAsia="en-IN" w:bidi="te-IN"/>
+        </w:rPr>
+        <w:tab/>
+      </w:r>
+      <w:proofErr w:type="gramStart"/>
+      <w:r>
+        <w:rPr>
+          <w:rFonts w:ascii="Times New Roman" w:eastAsia="Times New Roman" w:hAnsi="Times New Roman" w:cs="Times New Roman"/>
+          <w:sz w:val="24"/>
+          <w:szCs w:val="24"/>
+          <w:lang w:val="en-IN" w:eastAsia="en-IN" w:bidi="te-IN"/>
+        </w:rPr>
+        <w:t>for(</w:t>
+      </w:r>
+      <w:proofErr w:type="gramEnd"/>
+      <w:r>
+        <w:rPr>
+          <w:rFonts w:ascii="Times New Roman" w:eastAsia="Times New Roman" w:hAnsi="Times New Roman" w:cs="Times New Roman"/>
+          <w:sz w:val="24"/>
+          <w:szCs w:val="24"/>
+          <w:lang w:val="en-IN" w:eastAsia="en-IN" w:bidi="te-IN"/>
+        </w:rPr>
+        <w:t xml:space="preserve">int </w:t>
+      </w:r>
+      <w:proofErr w:type="spellStart"/>
+      <w:r>
+        <w:rPr>
+          <w:rFonts w:ascii="Times New Roman" w:eastAsia="Times New Roman" w:hAnsi="Times New Roman" w:cs="Times New Roman"/>
+          <w:sz w:val="24"/>
+          <w:szCs w:val="24"/>
+          <w:lang w:val="en-IN" w:eastAsia="en-IN" w:bidi="te-IN"/>
+        </w:rPr>
+        <w:t>i</w:t>
+      </w:r>
+      <w:proofErr w:type="spellEnd"/>
+      <w:r>
+        <w:rPr>
+          <w:rFonts w:ascii="Times New Roman" w:eastAsia="Times New Roman" w:hAnsi="Times New Roman" w:cs="Times New Roman"/>
+          <w:sz w:val="24"/>
+          <w:szCs w:val="24"/>
+          <w:lang w:val="en-IN" w:eastAsia="en-IN" w:bidi="te-IN"/>
+        </w:rPr>
+        <w:t xml:space="preserve"> = 0; </w:t>
+      </w:r>
+      <w:proofErr w:type="spellStart"/>
+      <w:r>
+        <w:rPr>
+          <w:rFonts w:ascii="Times New Roman" w:eastAsia="Times New Roman" w:hAnsi="Times New Roman" w:cs="Times New Roman"/>
+          <w:sz w:val="24"/>
+          <w:szCs w:val="24"/>
+          <w:lang w:val="en-IN" w:eastAsia="en-IN" w:bidi="te-IN"/>
+        </w:rPr>
+        <w:t>i</w:t>
+      </w:r>
+      <w:proofErr w:type="spellEnd"/>
+      <w:r>
+        <w:rPr>
+          <w:rFonts w:ascii="Times New Roman" w:eastAsia="Times New Roman" w:hAnsi="Times New Roman" w:cs="Times New Roman"/>
+          <w:sz w:val="24"/>
+          <w:szCs w:val="24"/>
+          <w:lang w:val="en-IN" w:eastAsia="en-IN" w:bidi="te-IN"/>
+        </w:rPr>
+        <w:t xml:space="preserve">&lt;n; </w:t>
+      </w:r>
+      <w:proofErr w:type="spellStart"/>
+      <w:r>
+        <w:rPr>
+          <w:rFonts w:ascii="Times New Roman" w:eastAsia="Times New Roman" w:hAnsi="Times New Roman" w:cs="Times New Roman"/>
+          <w:sz w:val="24"/>
+          <w:szCs w:val="24"/>
+          <w:lang w:val="en-IN" w:eastAsia="en-IN" w:bidi="te-IN"/>
+        </w:rPr>
+        <w:t>i</w:t>
+      </w:r>
+      <w:proofErr w:type="spellEnd"/>
+      <w:r>
+        <w:rPr>
+          <w:rFonts w:ascii="Times New Roman" w:eastAsia="Times New Roman" w:hAnsi="Times New Roman" w:cs="Times New Roman"/>
+          <w:sz w:val="24"/>
+          <w:szCs w:val="24"/>
+          <w:lang w:val="en-IN" w:eastAsia="en-IN" w:bidi="te-IN"/>
+        </w:rPr>
+        <w:t>+</w:t>
+      </w:r>
+      <w:proofErr w:type="gramStart"/>
+      <w:r>
+        <w:rPr>
+          <w:rFonts w:ascii="Times New Roman" w:eastAsia="Times New Roman" w:hAnsi="Times New Roman" w:cs="Times New Roman"/>
+          <w:sz w:val="24"/>
+          <w:szCs w:val="24"/>
+          <w:lang w:val="en-IN" w:eastAsia="en-IN" w:bidi="te-IN"/>
+        </w:rPr>
+        <w:t>+){</w:t>
+      </w:r>
+      <w:proofErr w:type="gramEnd"/>
+    </w:p>
+    <w:p>
+      <w:pPr>
+        <w:widowControl/>
+        <w:autoSpaceDE/>
+        <w:autoSpaceDN/>
+        <w:jc w:val="both"/>
+        <w:rPr>
+          <w:rFonts w:ascii="Times New Roman" w:eastAsia="Times New Roman" w:hAnsi="Times New Roman" w:cs="Times New Roman"/>
+          <w:sz w:val="24"/>
+          <w:szCs w:val="24"/>
+          <w:lang w:val="en-IN" w:eastAsia="en-IN" w:bidi="te-IN"/>
+        </w:rPr>
+      </w:pPr>
+      <w:r>
+        <w:rPr>
+          <w:rFonts w:ascii="Times New Roman" w:eastAsia="Times New Roman" w:hAnsi="Times New Roman" w:cs="Times New Roman"/>
+          <w:sz w:val="24"/>
+          <w:szCs w:val="24"/>
+          <w:lang w:val="en-IN" w:eastAsia="en-IN" w:bidi="te-IN"/>
+        </w:rPr>
+        <w:tab/>
+      </w:r>
+      <w:r>
+        <w:rPr>
+          <w:rFonts w:ascii="Times New Roman" w:eastAsia="Times New Roman" w:hAnsi="Times New Roman" w:cs="Times New Roman"/>
+          <w:sz w:val="24"/>
+          <w:szCs w:val="24"/>
+          <w:lang w:val="en-IN" w:eastAsia="en-IN" w:bidi="te-IN"/>
+        </w:rPr>
+        <w:tab/>
+      </w:r>
+      <w:r>
+        <w:rPr>
+          <w:rFonts w:ascii="Times New Roman" w:eastAsia="Times New Roman" w:hAnsi="Times New Roman" w:cs="Times New Roman"/>
+          <w:sz w:val="24"/>
+          <w:szCs w:val="24"/>
+          <w:lang w:val="en-IN" w:eastAsia="en-IN" w:bidi="te-IN"/>
+        </w:rPr>
+        <w:tab/>
+        <w:t xml:space="preserve">int min = </w:t>
+      </w:r>
+      <w:proofErr w:type="spellStart"/>
+      <w:r>
+        <w:rPr>
+          <w:rFonts w:ascii="Times New Roman" w:eastAsia="Times New Roman" w:hAnsi="Times New Roman" w:cs="Times New Roman"/>
+          <w:sz w:val="24"/>
+          <w:szCs w:val="24"/>
+          <w:lang w:val="en-IN" w:eastAsia="en-IN" w:bidi="te-IN"/>
+        </w:rPr>
+        <w:t>i</w:t>
+      </w:r>
+      <w:proofErr w:type="spellEnd"/>
+      <w:r>
+        <w:rPr>
+          <w:rFonts w:ascii="Times New Roman" w:eastAsia="Times New Roman" w:hAnsi="Times New Roman" w:cs="Times New Roman"/>
+          <w:sz w:val="24"/>
+          <w:szCs w:val="24"/>
+          <w:lang w:val="en-IN" w:eastAsia="en-IN" w:bidi="te-IN"/>
+        </w:rPr>
+        <w:t>;</w:t>
+      </w:r>
+    </w:p>
+    <w:p>
+      <w:pPr>
+        <w:widowControl/>
+        <w:autoSpaceDE/>
+        <w:autoSpaceDN/>
+        <w:jc w:val="both"/>
+        <w:rPr>
+          <w:rFonts w:ascii="Times New Roman" w:eastAsia="Times New Roman" w:hAnsi="Times New Roman" w:cs="Times New Roman"/>
+          <w:sz w:val="24"/>
+          <w:szCs w:val="24"/>
+          <w:lang w:val="en-IN" w:eastAsia="en-IN" w:bidi="te-IN"/>
+        </w:rPr>
+      </w:pPr>
+      <w:r>
+        <w:rPr>
+          <w:rFonts w:ascii="Times New Roman" w:eastAsia="Times New Roman" w:hAnsi="Times New Roman" w:cs="Times New Roman"/>
+          <w:sz w:val="24"/>
+          <w:szCs w:val="24"/>
+          <w:lang w:val="en-IN" w:eastAsia="en-IN" w:bidi="te-IN"/>
+        </w:rPr>
+        <w:tab/>
+      </w:r>
+      <w:r>
+        <w:rPr>
+          <w:rFonts w:ascii="Times New Roman" w:eastAsia="Times New Roman" w:hAnsi="Times New Roman" w:cs="Times New Roman"/>
+          <w:sz w:val="24"/>
+          <w:szCs w:val="24"/>
+          <w:lang w:val="en-IN" w:eastAsia="en-IN" w:bidi="te-IN"/>
+        </w:rPr>
+        <w:tab/>
+      </w:r>
+      <w:r>
+        <w:rPr>
+          <w:rFonts w:ascii="Times New Roman" w:eastAsia="Times New Roman" w:hAnsi="Times New Roman" w:cs="Times New Roman"/>
+          <w:sz w:val="24"/>
+          <w:szCs w:val="24"/>
+          <w:lang w:val="en-IN" w:eastAsia="en-IN" w:bidi="te-IN"/>
+        </w:rPr>
+        <w:tab/>
+      </w:r>
+      <w:proofErr w:type="gramStart"/>
+      <w:r>
+        <w:rPr>
+          <w:rFonts w:ascii="Times New Roman" w:eastAsia="Times New Roman" w:hAnsi="Times New Roman" w:cs="Times New Roman"/>
+          <w:sz w:val="24"/>
+          <w:szCs w:val="24"/>
+          <w:lang w:val="en-IN" w:eastAsia="en-IN" w:bidi="te-IN"/>
+        </w:rPr>
+        <w:t>for(</w:t>
+      </w:r>
+      <w:proofErr w:type="gramEnd"/>
+      <w:r>
+        <w:rPr>
+          <w:rFonts w:ascii="Times New Roman" w:eastAsia="Times New Roman" w:hAnsi="Times New Roman" w:cs="Times New Roman"/>
+          <w:sz w:val="24"/>
+          <w:szCs w:val="24"/>
+          <w:lang w:val="en-IN" w:eastAsia="en-IN" w:bidi="te-IN"/>
+        </w:rPr>
+        <w:t xml:space="preserve">int j=i+1; j&lt;n; </w:t>
+      </w:r>
+      <w:proofErr w:type="spellStart"/>
+      <w:proofErr w:type="gramStart"/>
+      <w:r>
+        <w:rPr>
+          <w:rFonts w:ascii="Times New Roman" w:eastAsia="Times New Roman" w:hAnsi="Times New Roman" w:cs="Times New Roman"/>
+          <w:sz w:val="24"/>
+          <w:szCs w:val="24"/>
+          <w:lang w:val="en-IN" w:eastAsia="en-IN" w:bidi="te-IN"/>
+        </w:rPr>
+        <w:t>j++</w:t>
+      </w:r>
+      <w:proofErr w:type="spellEnd"/>
+      <w:r>
+        <w:rPr>
+          <w:rFonts w:ascii="Times New Roman" w:eastAsia="Times New Roman" w:hAnsi="Times New Roman" w:cs="Times New Roman"/>
+          <w:sz w:val="24"/>
+          <w:szCs w:val="24"/>
+          <w:lang w:val="en-IN" w:eastAsia="en-IN" w:bidi="te-IN"/>
+        </w:rPr>
+        <w:t>){</w:t>
+      </w:r>
+      <w:proofErr w:type="gramEnd"/>
+    </w:p>
+    <w:p>
+      <w:pPr>
+        <w:widowControl/>
+        <w:autoSpaceDE/>
+        <w:autoSpaceDN/>
+        <w:jc w:val="both"/>
+        <w:rPr>
+          <w:rFonts w:ascii="Times New Roman" w:eastAsia="Times New Roman" w:hAnsi="Times New Roman" w:cs="Times New Roman"/>
+          <w:sz w:val="24"/>
+          <w:szCs w:val="24"/>
+          <w:lang w:val="en-IN" w:eastAsia="en-IN" w:bidi="te-IN"/>
+        </w:rPr>
+      </w:pPr>
+      <w:r>
+        <w:rPr>
+          <w:rFonts w:ascii="Times New Roman" w:eastAsia="Times New Roman" w:hAnsi="Times New Roman" w:cs="Times New Roman"/>
+          <w:sz w:val="24"/>
+          <w:szCs w:val="24"/>
+          <w:lang w:val="en-IN" w:eastAsia="en-IN" w:bidi="te-IN"/>
+        </w:rPr>
+        <w:tab/>
+      </w:r>
+      <w:r>
+        <w:rPr>
+          <w:rFonts w:ascii="Times New Roman" w:eastAsia="Times New Roman" w:hAnsi="Times New Roman" w:cs="Times New Roman"/>
+          <w:sz w:val="24"/>
+          <w:szCs w:val="24"/>
+          <w:lang w:val="en-IN" w:eastAsia="en-IN" w:bidi="te-IN"/>
+        </w:rPr>
+        <w:tab/>
+      </w:r>
+      <w:r>
+        <w:rPr>
+          <w:rFonts w:ascii="Times New Roman" w:eastAsia="Times New Roman" w:hAnsi="Times New Roman" w:cs="Times New Roman"/>
+          <w:sz w:val="24"/>
+          <w:szCs w:val="24"/>
+          <w:lang w:val="en-IN" w:eastAsia="en-IN" w:bidi="te-IN"/>
+        </w:rPr>
+        <w:tab/>
+      </w:r>
+      <w:r>
+        <w:rPr>
+          <w:rFonts w:ascii="Times New Roman" w:eastAsia="Times New Roman" w:hAnsi="Times New Roman" w:cs="Times New Roman"/>
+          <w:sz w:val="24"/>
+          <w:szCs w:val="24"/>
+          <w:lang w:val="en-IN" w:eastAsia="en-IN" w:bidi="te-IN"/>
+        </w:rPr>
+        <w:tab/>
+        <w:t>if(array1[j] &lt; array1[min</w:t>
+      </w:r>
+      <w:proofErr w:type="gramStart"/>
+      <w:r>
+        <w:rPr>
+          <w:rFonts w:ascii="Times New Roman" w:eastAsia="Times New Roman" w:hAnsi="Times New Roman" w:cs="Times New Roman"/>
+          <w:sz w:val="24"/>
+          <w:szCs w:val="24"/>
+          <w:lang w:val="en-IN" w:eastAsia="en-IN" w:bidi="te-IN"/>
+        </w:rPr>
+        <w:t>]){</w:t>
+      </w:r>
+      <w:proofErr w:type="gramEnd"/>
     </w:p>
     <w:p>
       <w:pPr>
@@ -2595,109 +3727,179 @@
           <w:lang w:val="en-IN" w:eastAsia="en-IN" w:bidi="te-IN"/>
         </w:rPr>
         <w:tab/>
-        <w:t>if(min != 0){</w:t>
-      </w:r>
-    </w:p>
-    <w:p>
-      <w:pPr>
-        <w:widowControl/>
-        <w:autoSpaceDE/>
-        <w:autoSpaceDN/>
-        <w:jc w:val="both"/>
-        <w:rPr>
-          <w:rFonts w:ascii="Times New Roman" w:eastAsia="Times New Roman" w:hAnsi="Times New Roman" w:cs="Times New Roman"/>
-          <w:sz w:val="24"/>
-          <w:szCs w:val="24"/>
-          <w:lang w:val="en-IN" w:eastAsia="en-IN" w:bidi="te-IN"/>
-        </w:rPr>
-      </w:pPr>
-      <w:r>
-        <w:rPr>
-          <w:rFonts w:ascii="Times New Roman" w:eastAsia="Times New Roman" w:hAnsi="Times New Roman" w:cs="Times New Roman"/>
-          <w:sz w:val="24"/>
-          <w:szCs w:val="24"/>
-          <w:lang w:val="en-IN" w:eastAsia="en-IN" w:bidi="te-IN"/>
-        </w:rPr>
-        <w:tab/>
-      </w:r>
-      <w:r>
-        <w:rPr>
-          <w:rFonts w:ascii="Times New Roman" w:eastAsia="Times New Roman" w:hAnsi="Times New Roman" w:cs="Times New Roman"/>
-          <w:sz w:val="24"/>
-          <w:szCs w:val="24"/>
-          <w:lang w:val="en-IN" w:eastAsia="en-IN" w:bidi="te-IN"/>
-        </w:rPr>
-        <w:tab/>
-      </w:r>
-      <w:r>
-        <w:rPr>
-          <w:rFonts w:ascii="Times New Roman" w:eastAsia="Times New Roman" w:hAnsi="Times New Roman" w:cs="Times New Roman"/>
-          <w:sz w:val="24"/>
-          <w:szCs w:val="24"/>
-          <w:lang w:val="en-IN" w:eastAsia="en-IN" w:bidi="te-IN"/>
-        </w:rPr>
-        <w:tab/>
-      </w:r>
-      <w:r>
-        <w:rPr>
-          <w:rFonts w:ascii="Times New Roman" w:eastAsia="Times New Roman" w:hAnsi="Times New Roman" w:cs="Times New Roman"/>
-          <w:sz w:val="24"/>
-          <w:szCs w:val="24"/>
-          <w:lang w:val="en-IN" w:eastAsia="en-IN" w:bidi="te-IN"/>
-        </w:rPr>
-        <w:tab/>
-        <w:t>int temp = array1[i];</w:t>
-      </w:r>
-    </w:p>
-    <w:p>
-      <w:pPr>
-        <w:widowControl/>
-        <w:autoSpaceDE/>
-        <w:autoSpaceDN/>
-        <w:jc w:val="both"/>
-        <w:rPr>
-          <w:rFonts w:ascii="Times New Roman" w:eastAsia="Times New Roman" w:hAnsi="Times New Roman" w:cs="Times New Roman"/>
-          <w:sz w:val="24"/>
-          <w:szCs w:val="24"/>
-          <w:lang w:val="en-IN" w:eastAsia="en-IN" w:bidi="te-IN"/>
-        </w:rPr>
-      </w:pPr>
-      <w:r>
-        <w:rPr>
-          <w:rFonts w:ascii="Times New Roman" w:eastAsia="Times New Roman" w:hAnsi="Times New Roman" w:cs="Times New Roman"/>
-          <w:sz w:val="24"/>
-          <w:szCs w:val="24"/>
-          <w:lang w:val="en-IN" w:eastAsia="en-IN" w:bidi="te-IN"/>
-        </w:rPr>
-        <w:tab/>
-      </w:r>
-      <w:r>
-        <w:rPr>
-          <w:rFonts w:ascii="Times New Roman" w:eastAsia="Times New Roman" w:hAnsi="Times New Roman" w:cs="Times New Roman"/>
-          <w:sz w:val="24"/>
-          <w:szCs w:val="24"/>
-          <w:lang w:val="en-IN" w:eastAsia="en-IN" w:bidi="te-IN"/>
-        </w:rPr>
-        <w:tab/>
-      </w:r>
-      <w:r>
-        <w:rPr>
-          <w:rFonts w:ascii="Times New Roman" w:eastAsia="Times New Roman" w:hAnsi="Times New Roman" w:cs="Times New Roman"/>
-          <w:sz w:val="24"/>
-          <w:szCs w:val="24"/>
-          <w:lang w:val="en-IN" w:eastAsia="en-IN" w:bidi="te-IN"/>
-        </w:rPr>
-        <w:tab/>
-      </w:r>
-      <w:r>
-        <w:rPr>
-          <w:rFonts w:ascii="Times New Roman" w:eastAsia="Times New Roman" w:hAnsi="Times New Roman" w:cs="Times New Roman"/>
-          <w:sz w:val="24"/>
-          <w:szCs w:val="24"/>
-          <w:lang w:val="en-IN" w:eastAsia="en-IN" w:bidi="te-IN"/>
-        </w:rPr>
-        <w:tab/>
-        <w:t>array1[i] = array1[min];</w:t>
+      </w:r>
+      <w:proofErr w:type="gramStart"/>
+      <w:r>
+        <w:rPr>
+          <w:rFonts w:ascii="Times New Roman" w:eastAsia="Times New Roman" w:hAnsi="Times New Roman" w:cs="Times New Roman"/>
+          <w:sz w:val="24"/>
+          <w:szCs w:val="24"/>
+          <w:lang w:val="en-IN" w:eastAsia="en-IN" w:bidi="te-IN"/>
+        </w:rPr>
+        <w:t>if(min !</w:t>
+      </w:r>
+      <w:proofErr w:type="gramEnd"/>
+      <w:r>
+        <w:rPr>
+          <w:rFonts w:ascii="Times New Roman" w:eastAsia="Times New Roman" w:hAnsi="Times New Roman" w:cs="Times New Roman"/>
+          <w:sz w:val="24"/>
+          <w:szCs w:val="24"/>
+          <w:lang w:val="en-IN" w:eastAsia="en-IN" w:bidi="te-IN"/>
+        </w:rPr>
+        <w:t xml:space="preserve">= </w:t>
+      </w:r>
+      <w:proofErr w:type="gramStart"/>
+      <w:r>
+        <w:rPr>
+          <w:rFonts w:ascii="Times New Roman" w:eastAsia="Times New Roman" w:hAnsi="Times New Roman" w:cs="Times New Roman"/>
+          <w:sz w:val="24"/>
+          <w:szCs w:val="24"/>
+          <w:lang w:val="en-IN" w:eastAsia="en-IN" w:bidi="te-IN"/>
+        </w:rPr>
+        <w:t>0){</w:t>
+      </w:r>
+      <w:proofErr w:type="gramEnd"/>
+    </w:p>
+    <w:p>
+      <w:pPr>
+        <w:widowControl/>
+        <w:autoSpaceDE/>
+        <w:autoSpaceDN/>
+        <w:jc w:val="both"/>
+        <w:rPr>
+          <w:rFonts w:ascii="Times New Roman" w:eastAsia="Times New Roman" w:hAnsi="Times New Roman" w:cs="Times New Roman"/>
+          <w:sz w:val="24"/>
+          <w:szCs w:val="24"/>
+          <w:lang w:val="en-IN" w:eastAsia="en-IN" w:bidi="te-IN"/>
+        </w:rPr>
+      </w:pPr>
+      <w:r>
+        <w:rPr>
+          <w:rFonts w:ascii="Times New Roman" w:eastAsia="Times New Roman" w:hAnsi="Times New Roman" w:cs="Times New Roman"/>
+          <w:sz w:val="24"/>
+          <w:szCs w:val="24"/>
+          <w:lang w:val="en-IN" w:eastAsia="en-IN" w:bidi="te-IN"/>
+        </w:rPr>
+        <w:tab/>
+      </w:r>
+      <w:r>
+        <w:rPr>
+          <w:rFonts w:ascii="Times New Roman" w:eastAsia="Times New Roman" w:hAnsi="Times New Roman" w:cs="Times New Roman"/>
+          <w:sz w:val="24"/>
+          <w:szCs w:val="24"/>
+          <w:lang w:val="en-IN" w:eastAsia="en-IN" w:bidi="te-IN"/>
+        </w:rPr>
+        <w:tab/>
+      </w:r>
+      <w:r>
+        <w:rPr>
+          <w:rFonts w:ascii="Times New Roman" w:eastAsia="Times New Roman" w:hAnsi="Times New Roman" w:cs="Times New Roman"/>
+          <w:sz w:val="24"/>
+          <w:szCs w:val="24"/>
+          <w:lang w:val="en-IN" w:eastAsia="en-IN" w:bidi="te-IN"/>
+        </w:rPr>
+        <w:tab/>
+      </w:r>
+      <w:r>
+        <w:rPr>
+          <w:rFonts w:ascii="Times New Roman" w:eastAsia="Times New Roman" w:hAnsi="Times New Roman" w:cs="Times New Roman"/>
+          <w:sz w:val="24"/>
+          <w:szCs w:val="24"/>
+          <w:lang w:val="en-IN" w:eastAsia="en-IN" w:bidi="te-IN"/>
+        </w:rPr>
+        <w:tab/>
+        <w:t>int temp = array1[</w:t>
+      </w:r>
+      <w:proofErr w:type="spellStart"/>
+      <w:r>
+        <w:rPr>
+          <w:rFonts w:ascii="Times New Roman" w:eastAsia="Times New Roman" w:hAnsi="Times New Roman" w:cs="Times New Roman"/>
+          <w:sz w:val="24"/>
+          <w:szCs w:val="24"/>
+          <w:lang w:val="en-IN" w:eastAsia="en-IN" w:bidi="te-IN"/>
+        </w:rPr>
+        <w:t>i</w:t>
+      </w:r>
+      <w:proofErr w:type="spellEnd"/>
+      <w:r>
+        <w:rPr>
+          <w:rFonts w:ascii="Times New Roman" w:eastAsia="Times New Roman" w:hAnsi="Times New Roman" w:cs="Times New Roman"/>
+          <w:sz w:val="24"/>
+          <w:szCs w:val="24"/>
+          <w:lang w:val="en-IN" w:eastAsia="en-IN" w:bidi="te-IN"/>
+        </w:rPr>
+        <w:t>];</w:t>
+      </w:r>
+    </w:p>
+    <w:p>
+      <w:pPr>
+        <w:widowControl/>
+        <w:autoSpaceDE/>
+        <w:autoSpaceDN/>
+        <w:jc w:val="both"/>
+        <w:rPr>
+          <w:rFonts w:ascii="Times New Roman" w:eastAsia="Times New Roman" w:hAnsi="Times New Roman" w:cs="Times New Roman"/>
+          <w:sz w:val="24"/>
+          <w:szCs w:val="24"/>
+          <w:lang w:val="en-IN" w:eastAsia="en-IN" w:bidi="te-IN"/>
+        </w:rPr>
+      </w:pPr>
+      <w:r>
+        <w:rPr>
+          <w:rFonts w:ascii="Times New Roman" w:eastAsia="Times New Roman" w:hAnsi="Times New Roman" w:cs="Times New Roman"/>
+          <w:sz w:val="24"/>
+          <w:szCs w:val="24"/>
+          <w:lang w:val="en-IN" w:eastAsia="en-IN" w:bidi="te-IN"/>
+        </w:rPr>
+        <w:tab/>
+      </w:r>
+      <w:r>
+        <w:rPr>
+          <w:rFonts w:ascii="Times New Roman" w:eastAsia="Times New Roman" w:hAnsi="Times New Roman" w:cs="Times New Roman"/>
+          <w:sz w:val="24"/>
+          <w:szCs w:val="24"/>
+          <w:lang w:val="en-IN" w:eastAsia="en-IN" w:bidi="te-IN"/>
+        </w:rPr>
+        <w:tab/>
+      </w:r>
+      <w:r>
+        <w:rPr>
+          <w:rFonts w:ascii="Times New Roman" w:eastAsia="Times New Roman" w:hAnsi="Times New Roman" w:cs="Times New Roman"/>
+          <w:sz w:val="24"/>
+          <w:szCs w:val="24"/>
+          <w:lang w:val="en-IN" w:eastAsia="en-IN" w:bidi="te-IN"/>
+        </w:rPr>
+        <w:tab/>
+      </w:r>
+      <w:r>
+        <w:rPr>
+          <w:rFonts w:ascii="Times New Roman" w:eastAsia="Times New Roman" w:hAnsi="Times New Roman" w:cs="Times New Roman"/>
+          <w:sz w:val="24"/>
+          <w:szCs w:val="24"/>
+          <w:lang w:val="en-IN" w:eastAsia="en-IN" w:bidi="te-IN"/>
+        </w:rPr>
+        <w:tab/>
+        <w:t>array1[</w:t>
+      </w:r>
+      <w:proofErr w:type="spellStart"/>
+      <w:r>
+        <w:rPr>
+          <w:rFonts w:ascii="Times New Roman" w:eastAsia="Times New Roman" w:hAnsi="Times New Roman" w:cs="Times New Roman"/>
+          <w:sz w:val="24"/>
+          <w:szCs w:val="24"/>
+          <w:lang w:val="en-IN" w:eastAsia="en-IN" w:bidi="te-IN"/>
+        </w:rPr>
+        <w:t>i</w:t>
+      </w:r>
+      <w:proofErr w:type="spellEnd"/>
+      <w:r>
+        <w:rPr>
+          <w:rFonts w:ascii="Times New Roman" w:eastAsia="Times New Roman" w:hAnsi="Times New Roman" w:cs="Times New Roman"/>
+          <w:sz w:val="24"/>
+          <w:szCs w:val="24"/>
+          <w:lang w:val="en-IN" w:eastAsia="en-IN" w:bidi="te-IN"/>
+        </w:rPr>
+        <w:t>] = array1[min];</w:t>
       </w:r>
     </w:p>
     <w:p>
@@ -2871,7 +4073,27 @@
           <w:lang w:val="en-IN" w:eastAsia="en-IN" w:bidi="te-IN"/>
         </w:rPr>
         <w:tab/>
-        <w:t>display(array1,n);</w:t>
+        <w:t>display(array</w:t>
+      </w:r>
+      <w:proofErr w:type="gramStart"/>
+      <w:r>
+        <w:rPr>
+          <w:rFonts w:ascii="Times New Roman" w:eastAsia="Times New Roman" w:hAnsi="Times New Roman" w:cs="Times New Roman"/>
+          <w:sz w:val="24"/>
+          <w:szCs w:val="24"/>
+          <w:lang w:val="en-IN" w:eastAsia="en-IN" w:bidi="te-IN"/>
+        </w:rPr>
+        <w:t>1,n</w:t>
+      </w:r>
+      <w:proofErr w:type="gramEnd"/>
+      <w:r>
+        <w:rPr>
+          <w:rFonts w:ascii="Times New Roman" w:eastAsia="Times New Roman" w:hAnsi="Times New Roman" w:cs="Times New Roman"/>
+          <w:sz w:val="24"/>
+          <w:szCs w:val="24"/>
+          <w:lang w:val="en-IN" w:eastAsia="en-IN" w:bidi="te-IN"/>
+        </w:rPr>
+        <w:t>);</w:t>
       </w:r>
     </w:p>
     <w:p>
@@ -2941,88 +4163,270 @@
           <w:lang w:val="en-IN" w:eastAsia="en-IN" w:bidi="te-IN"/>
         </w:rPr>
         <w:tab/>
-        <w:t>void insertion(int array1[],int n){</w:t>
-      </w:r>
-    </w:p>
-    <w:p>
-      <w:pPr>
-        <w:widowControl/>
-        <w:autoSpaceDE/>
-        <w:autoSpaceDN/>
-        <w:jc w:val="both"/>
-        <w:rPr>
-          <w:rFonts w:ascii="Times New Roman" w:eastAsia="Times New Roman" w:hAnsi="Times New Roman" w:cs="Times New Roman"/>
-          <w:sz w:val="24"/>
-          <w:szCs w:val="24"/>
-          <w:lang w:val="en-IN" w:eastAsia="en-IN" w:bidi="te-IN"/>
-        </w:rPr>
-      </w:pPr>
-      <w:r>
-        <w:rPr>
-          <w:rFonts w:ascii="Times New Roman" w:eastAsia="Times New Roman" w:hAnsi="Times New Roman" w:cs="Times New Roman"/>
-          <w:sz w:val="24"/>
-          <w:szCs w:val="24"/>
-          <w:lang w:val="en-IN" w:eastAsia="en-IN" w:bidi="te-IN"/>
-        </w:rPr>
-        <w:tab/>
-        <w:t>cout&lt;&lt;"insertion sort Array:\n";</w:t>
-      </w:r>
-    </w:p>
-    <w:p>
-      <w:pPr>
-        <w:widowControl/>
-        <w:autoSpaceDE/>
-        <w:autoSpaceDN/>
-        <w:jc w:val="both"/>
-        <w:rPr>
-          <w:rFonts w:ascii="Times New Roman" w:eastAsia="Times New Roman" w:hAnsi="Times New Roman" w:cs="Times New Roman"/>
-          <w:sz w:val="24"/>
-          <w:szCs w:val="24"/>
-          <w:lang w:val="en-IN" w:eastAsia="en-IN" w:bidi="te-IN"/>
-        </w:rPr>
-      </w:pPr>
-      <w:r>
-        <w:rPr>
-          <w:rFonts w:ascii="Times New Roman" w:eastAsia="Times New Roman" w:hAnsi="Times New Roman" w:cs="Times New Roman"/>
-          <w:sz w:val="24"/>
-          <w:szCs w:val="24"/>
-          <w:lang w:val="en-IN" w:eastAsia="en-IN" w:bidi="te-IN"/>
-        </w:rPr>
-        <w:tab/>
-        <w:t>for(int i=1;i&lt;n;i++){</w:t>
-      </w:r>
-    </w:p>
-    <w:p>
-      <w:pPr>
-        <w:widowControl/>
-        <w:autoSpaceDE/>
-        <w:autoSpaceDN/>
-        <w:jc w:val="both"/>
-        <w:rPr>
-          <w:rFonts w:ascii="Times New Roman" w:eastAsia="Times New Roman" w:hAnsi="Times New Roman" w:cs="Times New Roman"/>
-          <w:sz w:val="24"/>
-          <w:szCs w:val="24"/>
-          <w:lang w:val="en-IN" w:eastAsia="en-IN" w:bidi="te-IN"/>
-        </w:rPr>
-      </w:pPr>
-      <w:r>
-        <w:rPr>
-          <w:rFonts w:ascii="Times New Roman" w:eastAsia="Times New Roman" w:hAnsi="Times New Roman" w:cs="Times New Roman"/>
-          <w:sz w:val="24"/>
-          <w:szCs w:val="24"/>
-          <w:lang w:val="en-IN" w:eastAsia="en-IN" w:bidi="te-IN"/>
-        </w:rPr>
-        <w:tab/>
-      </w:r>
-      <w:r>
-        <w:rPr>
-          <w:rFonts w:ascii="Times New Roman" w:eastAsia="Times New Roman" w:hAnsi="Times New Roman" w:cs="Times New Roman"/>
-          <w:sz w:val="24"/>
-          <w:szCs w:val="24"/>
-          <w:lang w:val="en-IN" w:eastAsia="en-IN" w:bidi="te-IN"/>
-        </w:rPr>
-        <w:tab/>
-        <w:t>int temp = array1[i];</w:t>
+        <w:t xml:space="preserve">void </w:t>
+      </w:r>
+      <w:proofErr w:type="gramStart"/>
+      <w:r>
+        <w:rPr>
+          <w:rFonts w:ascii="Times New Roman" w:eastAsia="Times New Roman" w:hAnsi="Times New Roman" w:cs="Times New Roman"/>
+          <w:sz w:val="24"/>
+          <w:szCs w:val="24"/>
+          <w:lang w:val="en-IN" w:eastAsia="en-IN" w:bidi="te-IN"/>
+        </w:rPr>
+        <w:t>insertion(</w:t>
+      </w:r>
+      <w:proofErr w:type="gramEnd"/>
+      <w:r>
+        <w:rPr>
+          <w:rFonts w:ascii="Times New Roman" w:eastAsia="Times New Roman" w:hAnsi="Times New Roman" w:cs="Times New Roman"/>
+          <w:sz w:val="24"/>
+          <w:szCs w:val="24"/>
+          <w:lang w:val="en-IN" w:eastAsia="en-IN" w:bidi="te-IN"/>
+        </w:rPr>
+        <w:t>int array1[</w:t>
+      </w:r>
+      <w:proofErr w:type="gramStart"/>
+      <w:r>
+        <w:rPr>
+          <w:rFonts w:ascii="Times New Roman" w:eastAsia="Times New Roman" w:hAnsi="Times New Roman" w:cs="Times New Roman"/>
+          <w:sz w:val="24"/>
+          <w:szCs w:val="24"/>
+          <w:lang w:val="en-IN" w:eastAsia="en-IN" w:bidi="te-IN"/>
+        </w:rPr>
+        <w:t>],int</w:t>
+      </w:r>
+      <w:proofErr w:type="gramEnd"/>
+      <w:r>
+        <w:rPr>
+          <w:rFonts w:ascii="Times New Roman" w:eastAsia="Times New Roman" w:hAnsi="Times New Roman" w:cs="Times New Roman"/>
+          <w:sz w:val="24"/>
+          <w:szCs w:val="24"/>
+          <w:lang w:val="en-IN" w:eastAsia="en-IN" w:bidi="te-IN"/>
+        </w:rPr>
+        <w:t xml:space="preserve"> </w:t>
+      </w:r>
+      <w:proofErr w:type="gramStart"/>
+      <w:r>
+        <w:rPr>
+          <w:rFonts w:ascii="Times New Roman" w:eastAsia="Times New Roman" w:hAnsi="Times New Roman" w:cs="Times New Roman"/>
+          <w:sz w:val="24"/>
+          <w:szCs w:val="24"/>
+          <w:lang w:val="en-IN" w:eastAsia="en-IN" w:bidi="te-IN"/>
+        </w:rPr>
+        <w:t>n){</w:t>
+      </w:r>
+      <w:proofErr w:type="gramEnd"/>
+    </w:p>
+    <w:p>
+      <w:pPr>
+        <w:widowControl/>
+        <w:autoSpaceDE/>
+        <w:autoSpaceDN/>
+        <w:jc w:val="both"/>
+        <w:rPr>
+          <w:rFonts w:ascii="Times New Roman" w:eastAsia="Times New Roman" w:hAnsi="Times New Roman" w:cs="Times New Roman"/>
+          <w:sz w:val="24"/>
+          <w:szCs w:val="24"/>
+          <w:lang w:val="en-IN" w:eastAsia="en-IN" w:bidi="te-IN"/>
+        </w:rPr>
+      </w:pPr>
+      <w:r>
+        <w:rPr>
+          <w:rFonts w:ascii="Times New Roman" w:eastAsia="Times New Roman" w:hAnsi="Times New Roman" w:cs="Times New Roman"/>
+          <w:sz w:val="24"/>
+          <w:szCs w:val="24"/>
+          <w:lang w:val="en-IN" w:eastAsia="en-IN" w:bidi="te-IN"/>
+        </w:rPr>
+        <w:tab/>
+      </w:r>
+      <w:proofErr w:type="spellStart"/>
+      <w:r>
+        <w:rPr>
+          <w:rFonts w:ascii="Times New Roman" w:eastAsia="Times New Roman" w:hAnsi="Times New Roman" w:cs="Times New Roman"/>
+          <w:sz w:val="24"/>
+          <w:szCs w:val="24"/>
+          <w:lang w:val="en-IN" w:eastAsia="en-IN" w:bidi="te-IN"/>
+        </w:rPr>
+        <w:t>cout</w:t>
+      </w:r>
+      <w:proofErr w:type="spellEnd"/>
+      <w:r>
+        <w:rPr>
+          <w:rFonts w:ascii="Times New Roman" w:eastAsia="Times New Roman" w:hAnsi="Times New Roman" w:cs="Times New Roman"/>
+          <w:sz w:val="24"/>
+          <w:szCs w:val="24"/>
+          <w:lang w:val="en-IN" w:eastAsia="en-IN" w:bidi="te-IN"/>
+        </w:rPr>
+        <w:t>&lt;&lt;"insertion sort Array:\n";</w:t>
+      </w:r>
+    </w:p>
+    <w:p>
+      <w:pPr>
+        <w:widowControl/>
+        <w:autoSpaceDE/>
+        <w:autoSpaceDN/>
+        <w:jc w:val="both"/>
+        <w:rPr>
+          <w:rFonts w:ascii="Times New Roman" w:eastAsia="Times New Roman" w:hAnsi="Times New Roman" w:cs="Times New Roman"/>
+          <w:sz w:val="24"/>
+          <w:szCs w:val="24"/>
+          <w:lang w:val="en-IN" w:eastAsia="en-IN" w:bidi="te-IN"/>
+        </w:rPr>
+      </w:pPr>
+      <w:r>
+        <w:rPr>
+          <w:rFonts w:ascii="Times New Roman" w:eastAsia="Times New Roman" w:hAnsi="Times New Roman" w:cs="Times New Roman"/>
+          <w:sz w:val="24"/>
+          <w:szCs w:val="24"/>
+          <w:lang w:val="en-IN" w:eastAsia="en-IN" w:bidi="te-IN"/>
+        </w:rPr>
+        <w:tab/>
+      </w:r>
+      <w:proofErr w:type="gramStart"/>
+      <w:r>
+        <w:rPr>
+          <w:rFonts w:ascii="Times New Roman" w:eastAsia="Times New Roman" w:hAnsi="Times New Roman" w:cs="Times New Roman"/>
+          <w:sz w:val="24"/>
+          <w:szCs w:val="24"/>
+          <w:lang w:val="en-IN" w:eastAsia="en-IN" w:bidi="te-IN"/>
+        </w:rPr>
+        <w:t>for(</w:t>
+      </w:r>
+      <w:proofErr w:type="gramEnd"/>
+      <w:r>
+        <w:rPr>
+          <w:rFonts w:ascii="Times New Roman" w:eastAsia="Times New Roman" w:hAnsi="Times New Roman" w:cs="Times New Roman"/>
+          <w:sz w:val="24"/>
+          <w:szCs w:val="24"/>
+          <w:lang w:val="en-IN" w:eastAsia="en-IN" w:bidi="te-IN"/>
+        </w:rPr>
+        <w:t xml:space="preserve">int </w:t>
+      </w:r>
+      <w:proofErr w:type="spellStart"/>
+      <w:r>
+        <w:rPr>
+          <w:rFonts w:ascii="Times New Roman" w:eastAsia="Times New Roman" w:hAnsi="Times New Roman" w:cs="Times New Roman"/>
+          <w:sz w:val="24"/>
+          <w:szCs w:val="24"/>
+          <w:lang w:val="en-IN" w:eastAsia="en-IN" w:bidi="te-IN"/>
+        </w:rPr>
+        <w:t>i</w:t>
+      </w:r>
+      <w:proofErr w:type="spellEnd"/>
+      <w:r>
+        <w:rPr>
+          <w:rFonts w:ascii="Times New Roman" w:eastAsia="Times New Roman" w:hAnsi="Times New Roman" w:cs="Times New Roman"/>
+          <w:sz w:val="24"/>
+          <w:szCs w:val="24"/>
+          <w:lang w:val="en-IN" w:eastAsia="en-IN" w:bidi="te-IN"/>
+        </w:rPr>
+        <w:t>=</w:t>
+      </w:r>
+      <w:proofErr w:type="gramStart"/>
+      <w:r>
+        <w:rPr>
+          <w:rFonts w:ascii="Times New Roman" w:eastAsia="Times New Roman" w:hAnsi="Times New Roman" w:cs="Times New Roman"/>
+          <w:sz w:val="24"/>
+          <w:szCs w:val="24"/>
+          <w:lang w:val="en-IN" w:eastAsia="en-IN" w:bidi="te-IN"/>
+        </w:rPr>
+        <w:t>1;i</w:t>
+      </w:r>
+      <w:proofErr w:type="gramEnd"/>
+      <w:r>
+        <w:rPr>
+          <w:rFonts w:ascii="Times New Roman" w:eastAsia="Times New Roman" w:hAnsi="Times New Roman" w:cs="Times New Roman"/>
+          <w:sz w:val="24"/>
+          <w:szCs w:val="24"/>
+          <w:lang w:val="en-IN" w:eastAsia="en-IN" w:bidi="te-IN"/>
+        </w:rPr>
+        <w:t>&lt;</w:t>
+      </w:r>
+      <w:proofErr w:type="spellStart"/>
+      <w:proofErr w:type="gramStart"/>
+      <w:r>
+        <w:rPr>
+          <w:rFonts w:ascii="Times New Roman" w:eastAsia="Times New Roman" w:hAnsi="Times New Roman" w:cs="Times New Roman"/>
+          <w:sz w:val="24"/>
+          <w:szCs w:val="24"/>
+          <w:lang w:val="en-IN" w:eastAsia="en-IN" w:bidi="te-IN"/>
+        </w:rPr>
+        <w:t>n;i</w:t>
+      </w:r>
+      <w:proofErr w:type="spellEnd"/>
+      <w:proofErr w:type="gramEnd"/>
+      <w:r>
+        <w:rPr>
+          <w:rFonts w:ascii="Times New Roman" w:eastAsia="Times New Roman" w:hAnsi="Times New Roman" w:cs="Times New Roman"/>
+          <w:sz w:val="24"/>
+          <w:szCs w:val="24"/>
+          <w:lang w:val="en-IN" w:eastAsia="en-IN" w:bidi="te-IN"/>
+        </w:rPr>
+        <w:t>+</w:t>
+      </w:r>
+      <w:proofErr w:type="gramStart"/>
+      <w:r>
+        <w:rPr>
+          <w:rFonts w:ascii="Times New Roman" w:eastAsia="Times New Roman" w:hAnsi="Times New Roman" w:cs="Times New Roman"/>
+          <w:sz w:val="24"/>
+          <w:szCs w:val="24"/>
+          <w:lang w:val="en-IN" w:eastAsia="en-IN" w:bidi="te-IN"/>
+        </w:rPr>
+        <w:t>+){</w:t>
+      </w:r>
+      <w:proofErr w:type="gramEnd"/>
+    </w:p>
+    <w:p>
+      <w:pPr>
+        <w:widowControl/>
+        <w:autoSpaceDE/>
+        <w:autoSpaceDN/>
+        <w:jc w:val="both"/>
+        <w:rPr>
+          <w:rFonts w:ascii="Times New Roman" w:eastAsia="Times New Roman" w:hAnsi="Times New Roman" w:cs="Times New Roman"/>
+          <w:sz w:val="24"/>
+          <w:szCs w:val="24"/>
+          <w:lang w:val="en-IN" w:eastAsia="en-IN" w:bidi="te-IN"/>
+        </w:rPr>
+      </w:pPr>
+      <w:r>
+        <w:rPr>
+          <w:rFonts w:ascii="Times New Roman" w:eastAsia="Times New Roman" w:hAnsi="Times New Roman" w:cs="Times New Roman"/>
+          <w:sz w:val="24"/>
+          <w:szCs w:val="24"/>
+          <w:lang w:val="en-IN" w:eastAsia="en-IN" w:bidi="te-IN"/>
+        </w:rPr>
+        <w:tab/>
+      </w:r>
+      <w:r>
+        <w:rPr>
+          <w:rFonts w:ascii="Times New Roman" w:eastAsia="Times New Roman" w:hAnsi="Times New Roman" w:cs="Times New Roman"/>
+          <w:sz w:val="24"/>
+          <w:szCs w:val="24"/>
+          <w:lang w:val="en-IN" w:eastAsia="en-IN" w:bidi="te-IN"/>
+        </w:rPr>
+        <w:tab/>
+        <w:t>int temp = array1[</w:t>
+      </w:r>
+      <w:proofErr w:type="spellStart"/>
+      <w:r>
+        <w:rPr>
+          <w:rFonts w:ascii="Times New Roman" w:eastAsia="Times New Roman" w:hAnsi="Times New Roman" w:cs="Times New Roman"/>
+          <w:sz w:val="24"/>
+          <w:szCs w:val="24"/>
+          <w:lang w:val="en-IN" w:eastAsia="en-IN" w:bidi="te-IN"/>
+        </w:rPr>
+        <w:t>i</w:t>
+      </w:r>
+      <w:proofErr w:type="spellEnd"/>
+      <w:r>
+        <w:rPr>
+          <w:rFonts w:ascii="Times New Roman" w:eastAsia="Times New Roman" w:hAnsi="Times New Roman" w:cs="Times New Roman"/>
+          <w:sz w:val="24"/>
+          <w:szCs w:val="24"/>
+          <w:lang w:val="en-IN" w:eastAsia="en-IN" w:bidi="te-IN"/>
+        </w:rPr>
+        <w:t>];</w:t>
       </w:r>
     </w:p>
     <w:p>
@@ -3088,8 +4492,19 @@
           <w:lang w:val="en-IN" w:eastAsia="en-IN" w:bidi="te-IN"/>
         </w:rPr>
         <w:tab/>
-        <w:t>while(j&gt;=0 &amp;&amp; array1[j]&gt;temp){</w:t>
-      </w:r>
+        <w:t>while(j&gt;=0 &amp;&amp; array1[j]&gt;</w:t>
+      </w:r>
+      <w:proofErr w:type="gramStart"/>
+      <w:r>
+        <w:rPr>
+          <w:rFonts w:ascii="Times New Roman" w:eastAsia="Times New Roman" w:hAnsi="Times New Roman" w:cs="Times New Roman"/>
+          <w:sz w:val="24"/>
+          <w:szCs w:val="24"/>
+          <w:lang w:val="en-IN" w:eastAsia="en-IN" w:bidi="te-IN"/>
+        </w:rPr>
+        <w:t>temp){</w:t>
+      </w:r>
+      <w:proofErr w:type="gramEnd"/>
     </w:p>
     <w:p>
       <w:pPr>
@@ -3318,7 +4733,27 @@
           <w:lang w:val="en-IN" w:eastAsia="en-IN" w:bidi="te-IN"/>
         </w:rPr>
         <w:tab/>
-        <w:t>display(array1,n);</w:t>
+        <w:t>display(array</w:t>
+      </w:r>
+      <w:proofErr w:type="gramStart"/>
+      <w:r>
+        <w:rPr>
+          <w:rFonts w:ascii="Times New Roman" w:eastAsia="Times New Roman" w:hAnsi="Times New Roman" w:cs="Times New Roman"/>
+          <w:sz w:val="24"/>
+          <w:szCs w:val="24"/>
+          <w:lang w:val="en-IN" w:eastAsia="en-IN" w:bidi="te-IN"/>
+        </w:rPr>
+        <w:t>1,n</w:t>
+      </w:r>
+      <w:proofErr w:type="gramEnd"/>
+      <w:r>
+        <w:rPr>
+          <w:rFonts w:ascii="Times New Roman" w:eastAsia="Times New Roman" w:hAnsi="Times New Roman" w:cs="Times New Roman"/>
+          <w:sz w:val="24"/>
+          <w:szCs w:val="24"/>
+          <w:lang w:val="en-IN" w:eastAsia="en-IN" w:bidi="te-IN"/>
+        </w:rPr>
+        <w:t>);</w:t>
       </w:r>
     </w:p>
     <w:p>
@@ -3378,55 +4813,126 @@
           <w:szCs w:val="24"/>
           <w:lang w:val="en-IN" w:eastAsia="en-IN" w:bidi="te-IN"/>
         </w:rPr>
-        <w:t>int main(){</w:t>
-      </w:r>
-    </w:p>
-    <w:p>
-      <w:pPr>
-        <w:widowControl/>
-        <w:autoSpaceDE/>
-        <w:autoSpaceDN/>
-        <w:jc w:val="both"/>
-        <w:rPr>
-          <w:rFonts w:ascii="Times New Roman" w:eastAsia="Times New Roman" w:hAnsi="Times New Roman" w:cs="Times New Roman"/>
-          <w:sz w:val="24"/>
-          <w:szCs w:val="24"/>
-          <w:lang w:val="en-IN" w:eastAsia="en-IN" w:bidi="te-IN"/>
-        </w:rPr>
-      </w:pPr>
-      <w:r>
-        <w:rPr>
-          <w:rFonts w:ascii="Times New Roman" w:eastAsia="Times New Roman" w:hAnsi="Times New Roman" w:cs="Times New Roman"/>
-          <w:sz w:val="24"/>
-          <w:szCs w:val="24"/>
-          <w:lang w:val="en-IN" w:eastAsia="en-IN" w:bidi="te-IN"/>
-        </w:rPr>
-        <w:tab/>
-        <w:t>classname obj;</w:t>
-      </w:r>
-    </w:p>
-    <w:p>
-      <w:pPr>
-        <w:widowControl/>
-        <w:autoSpaceDE/>
-        <w:autoSpaceDN/>
-        <w:jc w:val="both"/>
-        <w:rPr>
-          <w:rFonts w:ascii="Times New Roman" w:eastAsia="Times New Roman" w:hAnsi="Times New Roman" w:cs="Times New Roman"/>
-          <w:sz w:val="24"/>
-          <w:szCs w:val="24"/>
-          <w:lang w:val="en-IN" w:eastAsia="en-IN" w:bidi="te-IN"/>
-        </w:rPr>
-      </w:pPr>
-      <w:r>
-        <w:rPr>
-          <w:rFonts w:ascii="Times New Roman" w:eastAsia="Times New Roman" w:hAnsi="Times New Roman" w:cs="Times New Roman"/>
-          <w:sz w:val="24"/>
-          <w:szCs w:val="24"/>
-          <w:lang w:val="en-IN" w:eastAsia="en-IN" w:bidi="te-IN"/>
-        </w:rPr>
-        <w:tab/>
-        <w:t>obj.Func();</w:t>
+        <w:t xml:space="preserve">int </w:t>
+      </w:r>
+      <w:proofErr w:type="gramStart"/>
+      <w:r>
+        <w:rPr>
+          <w:rFonts w:ascii="Times New Roman" w:eastAsia="Times New Roman" w:hAnsi="Times New Roman" w:cs="Times New Roman"/>
+          <w:sz w:val="24"/>
+          <w:szCs w:val="24"/>
+          <w:lang w:val="en-IN" w:eastAsia="en-IN" w:bidi="te-IN"/>
+        </w:rPr>
+        <w:t>main(){</w:t>
+      </w:r>
+      <w:proofErr w:type="gramEnd"/>
+    </w:p>
+    <w:p>
+      <w:pPr>
+        <w:widowControl/>
+        <w:autoSpaceDE/>
+        <w:autoSpaceDN/>
+        <w:jc w:val="both"/>
+        <w:rPr>
+          <w:rFonts w:ascii="Times New Roman" w:eastAsia="Times New Roman" w:hAnsi="Times New Roman" w:cs="Times New Roman"/>
+          <w:sz w:val="24"/>
+          <w:szCs w:val="24"/>
+          <w:lang w:val="en-IN" w:eastAsia="en-IN" w:bidi="te-IN"/>
+        </w:rPr>
+      </w:pPr>
+      <w:r>
+        <w:rPr>
+          <w:rFonts w:ascii="Times New Roman" w:eastAsia="Times New Roman" w:hAnsi="Times New Roman" w:cs="Times New Roman"/>
+          <w:sz w:val="24"/>
+          <w:szCs w:val="24"/>
+          <w:lang w:val="en-IN" w:eastAsia="en-IN" w:bidi="te-IN"/>
+        </w:rPr>
+        <w:tab/>
+      </w:r>
+      <w:proofErr w:type="spellStart"/>
+      <w:r>
+        <w:rPr>
+          <w:rFonts w:ascii="Times New Roman" w:eastAsia="Times New Roman" w:hAnsi="Times New Roman" w:cs="Times New Roman"/>
+          <w:sz w:val="24"/>
+          <w:szCs w:val="24"/>
+          <w:lang w:val="en-IN" w:eastAsia="en-IN" w:bidi="te-IN"/>
+        </w:rPr>
+        <w:t>classname</w:t>
+      </w:r>
+      <w:proofErr w:type="spellEnd"/>
+      <w:r>
+        <w:rPr>
+          <w:rFonts w:ascii="Times New Roman" w:eastAsia="Times New Roman" w:hAnsi="Times New Roman" w:cs="Times New Roman"/>
+          <w:sz w:val="24"/>
+          <w:szCs w:val="24"/>
+          <w:lang w:val="en-IN" w:eastAsia="en-IN" w:bidi="te-IN"/>
+        </w:rPr>
+        <w:t xml:space="preserve"> </w:t>
+      </w:r>
+      <w:proofErr w:type="spellStart"/>
+      <w:r>
+        <w:rPr>
+          <w:rFonts w:ascii="Times New Roman" w:eastAsia="Times New Roman" w:hAnsi="Times New Roman" w:cs="Times New Roman"/>
+          <w:sz w:val="24"/>
+          <w:szCs w:val="24"/>
+          <w:lang w:val="en-IN" w:eastAsia="en-IN" w:bidi="te-IN"/>
+        </w:rPr>
+        <w:t>obj</w:t>
+      </w:r>
+      <w:proofErr w:type="spellEnd"/>
+      <w:r>
+        <w:rPr>
+          <w:rFonts w:ascii="Times New Roman" w:eastAsia="Times New Roman" w:hAnsi="Times New Roman" w:cs="Times New Roman"/>
+          <w:sz w:val="24"/>
+          <w:szCs w:val="24"/>
+          <w:lang w:val="en-IN" w:eastAsia="en-IN" w:bidi="te-IN"/>
+        </w:rPr>
+        <w:t>;</w:t>
+      </w:r>
+    </w:p>
+    <w:p>
+      <w:pPr>
+        <w:widowControl/>
+        <w:autoSpaceDE/>
+        <w:autoSpaceDN/>
+        <w:jc w:val="both"/>
+        <w:rPr>
+          <w:rFonts w:ascii="Times New Roman" w:eastAsia="Times New Roman" w:hAnsi="Times New Roman" w:cs="Times New Roman"/>
+          <w:sz w:val="24"/>
+          <w:szCs w:val="24"/>
+          <w:lang w:val="en-IN" w:eastAsia="en-IN" w:bidi="te-IN"/>
+        </w:rPr>
+      </w:pPr>
+      <w:r>
+        <w:rPr>
+          <w:rFonts w:ascii="Times New Roman" w:eastAsia="Times New Roman" w:hAnsi="Times New Roman" w:cs="Times New Roman"/>
+          <w:sz w:val="24"/>
+          <w:szCs w:val="24"/>
+          <w:lang w:val="en-IN" w:eastAsia="en-IN" w:bidi="te-IN"/>
+        </w:rPr>
+        <w:tab/>
+      </w:r>
+      <w:proofErr w:type="spellStart"/>
+      <w:proofErr w:type="gramStart"/>
+      <w:r>
+        <w:rPr>
+          <w:rFonts w:ascii="Times New Roman" w:eastAsia="Times New Roman" w:hAnsi="Times New Roman" w:cs="Times New Roman"/>
+          <w:sz w:val="24"/>
+          <w:szCs w:val="24"/>
+          <w:lang w:val="en-IN" w:eastAsia="en-IN" w:bidi="te-IN"/>
+        </w:rPr>
+        <w:t>obj.Func</w:t>
+      </w:r>
+      <w:proofErr w:type="spellEnd"/>
+      <w:proofErr w:type="gramEnd"/>
+      <w:r>
+        <w:rPr>
+          <w:rFonts w:ascii="Times New Roman" w:eastAsia="Times New Roman" w:hAnsi="Times New Roman" w:cs="Times New Roman"/>
+          <w:sz w:val="24"/>
+          <w:szCs w:val="24"/>
+          <w:lang w:val="en-IN" w:eastAsia="en-IN" w:bidi="te-IN"/>
+        </w:rPr>
+        <w:t>();</w:t>
       </w:r>
       <w:r>
         <w:rPr>
@@ -3641,7 +5147,27 @@
           <w:lang w:val="en-IN" w:eastAsia="en-IN" w:bidi="te-IN"/>
         </w:rPr>
         <w:lastRenderedPageBreak/>
-        <w:t>void swap(int* a, int* b) {</w:t>
+        <w:t xml:space="preserve">void </w:t>
+      </w:r>
+      <w:proofErr w:type="gramStart"/>
+      <w:r>
+        <w:rPr>
+          <w:rFonts w:ascii="Times New Roman" w:eastAsia="Times New Roman" w:hAnsi="Times New Roman" w:cs="Times New Roman"/>
+          <w:sz w:val="24"/>
+          <w:szCs w:val="24"/>
+          <w:lang w:val="en-IN" w:eastAsia="en-IN" w:bidi="te-IN"/>
+        </w:rPr>
+        <w:t>swap(</w:t>
+      </w:r>
+      <w:proofErr w:type="gramEnd"/>
+      <w:r>
+        <w:rPr>
+          <w:rFonts w:ascii="Times New Roman" w:eastAsia="Times New Roman" w:hAnsi="Times New Roman" w:cs="Times New Roman"/>
+          <w:sz w:val="24"/>
+          <w:szCs w:val="24"/>
+          <w:lang w:val="en-IN" w:eastAsia="en-IN" w:bidi="te-IN"/>
+        </w:rPr>
+        <w:t>int* a, int* b) {</w:t>
       </w:r>
     </w:p>
     <w:p>
@@ -3793,159 +5319,370 @@
           <w:szCs w:val="24"/>
           <w:lang w:val="en-IN" w:eastAsia="en-IN" w:bidi="te-IN"/>
         </w:rPr>
-        <w:t>int partition(int arr[], int start, int end) {</w:t>
-      </w:r>
-    </w:p>
-    <w:p>
-      <w:pPr>
-        <w:widowControl/>
-        <w:autoSpaceDE/>
-        <w:autoSpaceDN/>
-        <w:jc w:val="both"/>
-        <w:rPr>
-          <w:rFonts w:ascii="Times New Roman" w:eastAsia="Times New Roman" w:hAnsi="Times New Roman" w:cs="Times New Roman"/>
-          <w:sz w:val="24"/>
-          <w:szCs w:val="24"/>
-          <w:lang w:val="en-IN" w:eastAsia="en-IN" w:bidi="te-IN"/>
-        </w:rPr>
-      </w:pPr>
-      <w:r>
-        <w:rPr>
-          <w:rFonts w:ascii="Times New Roman" w:eastAsia="Times New Roman" w:hAnsi="Times New Roman" w:cs="Times New Roman"/>
-          <w:sz w:val="24"/>
-          <w:szCs w:val="24"/>
-          <w:lang w:val="en-IN" w:eastAsia="en-IN" w:bidi="te-IN"/>
-        </w:rPr>
-        <w:t xml:space="preserve">    int pivot = arr[end];</w:t>
-      </w:r>
-    </w:p>
-    <w:p>
-      <w:pPr>
-        <w:widowControl/>
-        <w:autoSpaceDE/>
-        <w:autoSpaceDN/>
-        <w:jc w:val="both"/>
-        <w:rPr>
-          <w:rFonts w:ascii="Times New Roman" w:eastAsia="Times New Roman" w:hAnsi="Times New Roman" w:cs="Times New Roman"/>
-          <w:sz w:val="24"/>
-          <w:szCs w:val="24"/>
-          <w:lang w:val="en-IN" w:eastAsia="en-IN" w:bidi="te-IN"/>
-        </w:rPr>
-      </w:pPr>
-      <w:r>
-        <w:rPr>
-          <w:rFonts w:ascii="Times New Roman" w:eastAsia="Times New Roman" w:hAnsi="Times New Roman" w:cs="Times New Roman"/>
-          <w:sz w:val="24"/>
-          <w:szCs w:val="24"/>
-          <w:lang w:val="en-IN" w:eastAsia="en-IN" w:bidi="te-IN"/>
-        </w:rPr>
-        <w:t xml:space="preserve">    int i = start - 1;</w:t>
-      </w:r>
-    </w:p>
-    <w:p>
-      <w:pPr>
-        <w:widowControl/>
-        <w:autoSpaceDE/>
-        <w:autoSpaceDN/>
-        <w:jc w:val="both"/>
-        <w:rPr>
-          <w:rFonts w:ascii="Times New Roman" w:eastAsia="Times New Roman" w:hAnsi="Times New Roman" w:cs="Times New Roman"/>
-          <w:sz w:val="24"/>
-          <w:szCs w:val="24"/>
-          <w:lang w:val="en-IN" w:eastAsia="en-IN" w:bidi="te-IN"/>
-        </w:rPr>
-      </w:pPr>
-    </w:p>
-    <w:p>
-      <w:pPr>
-        <w:widowControl/>
-        <w:autoSpaceDE/>
-        <w:autoSpaceDN/>
-        <w:jc w:val="both"/>
-        <w:rPr>
-          <w:rFonts w:ascii="Times New Roman" w:eastAsia="Times New Roman" w:hAnsi="Times New Roman" w:cs="Times New Roman"/>
-          <w:sz w:val="24"/>
-          <w:szCs w:val="24"/>
-          <w:lang w:val="en-IN" w:eastAsia="en-IN" w:bidi="te-IN"/>
-        </w:rPr>
-      </w:pPr>
-      <w:r>
-        <w:rPr>
-          <w:rFonts w:ascii="Times New Roman" w:eastAsia="Times New Roman" w:hAnsi="Times New Roman" w:cs="Times New Roman"/>
-          <w:sz w:val="24"/>
-          <w:szCs w:val="24"/>
-          <w:lang w:val="en-IN" w:eastAsia="en-IN" w:bidi="te-IN"/>
-        </w:rPr>
-        <w:t xml:space="preserve">    for (int j = start; j &lt; end; j++) {</w:t>
-      </w:r>
-    </w:p>
-    <w:p>
-      <w:pPr>
-        <w:widowControl/>
-        <w:autoSpaceDE/>
-        <w:autoSpaceDN/>
-        <w:jc w:val="both"/>
-        <w:rPr>
-          <w:rFonts w:ascii="Times New Roman" w:eastAsia="Times New Roman" w:hAnsi="Times New Roman" w:cs="Times New Roman"/>
-          <w:sz w:val="24"/>
-          <w:szCs w:val="24"/>
-          <w:lang w:val="en-IN" w:eastAsia="en-IN" w:bidi="te-IN"/>
-        </w:rPr>
-      </w:pPr>
-      <w:r>
-        <w:rPr>
-          <w:rFonts w:ascii="Times New Roman" w:eastAsia="Times New Roman" w:hAnsi="Times New Roman" w:cs="Times New Roman"/>
-          <w:sz w:val="24"/>
-          <w:szCs w:val="24"/>
-          <w:lang w:val="en-IN" w:eastAsia="en-IN" w:bidi="te-IN"/>
-        </w:rPr>
-        <w:t xml:space="preserve">        if (arr[j] &lt;= pivot) {</w:t>
-      </w:r>
-    </w:p>
-    <w:p>
-      <w:pPr>
-        <w:widowControl/>
-        <w:autoSpaceDE/>
-        <w:autoSpaceDN/>
-        <w:jc w:val="both"/>
-        <w:rPr>
-          <w:rFonts w:ascii="Times New Roman" w:eastAsia="Times New Roman" w:hAnsi="Times New Roman" w:cs="Times New Roman"/>
-          <w:sz w:val="24"/>
-          <w:szCs w:val="24"/>
-          <w:lang w:val="en-IN" w:eastAsia="en-IN" w:bidi="te-IN"/>
-        </w:rPr>
-      </w:pPr>
-      <w:r>
-        <w:rPr>
-          <w:rFonts w:ascii="Times New Roman" w:eastAsia="Times New Roman" w:hAnsi="Times New Roman" w:cs="Times New Roman"/>
-          <w:sz w:val="24"/>
-          <w:szCs w:val="24"/>
-          <w:lang w:val="en-IN" w:eastAsia="en-IN" w:bidi="te-IN"/>
-        </w:rPr>
-        <w:t xml:space="preserve">            i++;</w:t>
-      </w:r>
-    </w:p>
-    <w:p>
-      <w:pPr>
-        <w:widowControl/>
-        <w:autoSpaceDE/>
-        <w:autoSpaceDN/>
-        <w:jc w:val="both"/>
-        <w:rPr>
-          <w:rFonts w:ascii="Times New Roman" w:eastAsia="Times New Roman" w:hAnsi="Times New Roman" w:cs="Times New Roman"/>
-          <w:sz w:val="24"/>
-          <w:szCs w:val="24"/>
-          <w:lang w:val="en-IN" w:eastAsia="en-IN" w:bidi="te-IN"/>
-        </w:rPr>
-      </w:pPr>
-      <w:r>
-        <w:rPr>
-          <w:rFonts w:ascii="Times New Roman" w:eastAsia="Times New Roman" w:hAnsi="Times New Roman" w:cs="Times New Roman"/>
-          <w:sz w:val="24"/>
-          <w:szCs w:val="24"/>
-          <w:lang w:val="en-IN" w:eastAsia="en-IN" w:bidi="te-IN"/>
-        </w:rPr>
-        <w:t xml:space="preserve">            swap(&amp;arr[i], &amp;arr[j]);</w:t>
+        <w:t xml:space="preserve">int </w:t>
+      </w:r>
+      <w:proofErr w:type="gramStart"/>
+      <w:r>
+        <w:rPr>
+          <w:rFonts w:ascii="Times New Roman" w:eastAsia="Times New Roman" w:hAnsi="Times New Roman" w:cs="Times New Roman"/>
+          <w:sz w:val="24"/>
+          <w:szCs w:val="24"/>
+          <w:lang w:val="en-IN" w:eastAsia="en-IN" w:bidi="te-IN"/>
+        </w:rPr>
+        <w:t>partition(</w:t>
+      </w:r>
+      <w:proofErr w:type="gramEnd"/>
+      <w:r>
+        <w:rPr>
+          <w:rFonts w:ascii="Times New Roman" w:eastAsia="Times New Roman" w:hAnsi="Times New Roman" w:cs="Times New Roman"/>
+          <w:sz w:val="24"/>
+          <w:szCs w:val="24"/>
+          <w:lang w:val="en-IN" w:eastAsia="en-IN" w:bidi="te-IN"/>
+        </w:rPr>
+        <w:t xml:space="preserve">int </w:t>
+      </w:r>
+      <w:proofErr w:type="spellStart"/>
+      <w:proofErr w:type="gramStart"/>
+      <w:r>
+        <w:rPr>
+          <w:rFonts w:ascii="Times New Roman" w:eastAsia="Times New Roman" w:hAnsi="Times New Roman" w:cs="Times New Roman"/>
+          <w:sz w:val="24"/>
+          <w:szCs w:val="24"/>
+          <w:lang w:val="en-IN" w:eastAsia="en-IN" w:bidi="te-IN"/>
+        </w:rPr>
+        <w:t>arr</w:t>
+      </w:r>
+      <w:proofErr w:type="spellEnd"/>
+      <w:r>
+        <w:rPr>
+          <w:rFonts w:ascii="Times New Roman" w:eastAsia="Times New Roman" w:hAnsi="Times New Roman" w:cs="Times New Roman"/>
+          <w:sz w:val="24"/>
+          <w:szCs w:val="24"/>
+          <w:lang w:val="en-IN" w:eastAsia="en-IN" w:bidi="te-IN"/>
+        </w:rPr>
+        <w:t>[</w:t>
+      </w:r>
+      <w:proofErr w:type="gramEnd"/>
+      <w:r>
+        <w:rPr>
+          <w:rFonts w:ascii="Times New Roman" w:eastAsia="Times New Roman" w:hAnsi="Times New Roman" w:cs="Times New Roman"/>
+          <w:sz w:val="24"/>
+          <w:szCs w:val="24"/>
+          <w:lang w:val="en-IN" w:eastAsia="en-IN" w:bidi="te-IN"/>
+        </w:rPr>
+        <w:t>], int start, int end) {</w:t>
+      </w:r>
+    </w:p>
+    <w:p>
+      <w:pPr>
+        <w:widowControl/>
+        <w:autoSpaceDE/>
+        <w:autoSpaceDN/>
+        <w:jc w:val="both"/>
+        <w:rPr>
+          <w:rFonts w:ascii="Times New Roman" w:eastAsia="Times New Roman" w:hAnsi="Times New Roman" w:cs="Times New Roman"/>
+          <w:sz w:val="24"/>
+          <w:szCs w:val="24"/>
+          <w:lang w:val="en-IN" w:eastAsia="en-IN" w:bidi="te-IN"/>
+        </w:rPr>
+      </w:pPr>
+      <w:r>
+        <w:rPr>
+          <w:rFonts w:ascii="Times New Roman" w:eastAsia="Times New Roman" w:hAnsi="Times New Roman" w:cs="Times New Roman"/>
+          <w:sz w:val="24"/>
+          <w:szCs w:val="24"/>
+          <w:lang w:val="en-IN" w:eastAsia="en-IN" w:bidi="te-IN"/>
+        </w:rPr>
+        <w:t xml:space="preserve">    int pivot = </w:t>
+      </w:r>
+      <w:proofErr w:type="spellStart"/>
+      <w:r>
+        <w:rPr>
+          <w:rFonts w:ascii="Times New Roman" w:eastAsia="Times New Roman" w:hAnsi="Times New Roman" w:cs="Times New Roman"/>
+          <w:sz w:val="24"/>
+          <w:szCs w:val="24"/>
+          <w:lang w:val="en-IN" w:eastAsia="en-IN" w:bidi="te-IN"/>
+        </w:rPr>
+        <w:t>arr</w:t>
+      </w:r>
+      <w:proofErr w:type="spellEnd"/>
+      <w:r>
+        <w:rPr>
+          <w:rFonts w:ascii="Times New Roman" w:eastAsia="Times New Roman" w:hAnsi="Times New Roman" w:cs="Times New Roman"/>
+          <w:sz w:val="24"/>
+          <w:szCs w:val="24"/>
+          <w:lang w:val="en-IN" w:eastAsia="en-IN" w:bidi="te-IN"/>
+        </w:rPr>
+        <w:t>[end];</w:t>
+      </w:r>
+    </w:p>
+    <w:p>
+      <w:pPr>
+        <w:widowControl/>
+        <w:autoSpaceDE/>
+        <w:autoSpaceDN/>
+        <w:jc w:val="both"/>
+        <w:rPr>
+          <w:rFonts w:ascii="Times New Roman" w:eastAsia="Times New Roman" w:hAnsi="Times New Roman" w:cs="Times New Roman"/>
+          <w:sz w:val="24"/>
+          <w:szCs w:val="24"/>
+          <w:lang w:val="en-IN" w:eastAsia="en-IN" w:bidi="te-IN"/>
+        </w:rPr>
+      </w:pPr>
+      <w:r>
+        <w:rPr>
+          <w:rFonts w:ascii="Times New Roman" w:eastAsia="Times New Roman" w:hAnsi="Times New Roman" w:cs="Times New Roman"/>
+          <w:sz w:val="24"/>
+          <w:szCs w:val="24"/>
+          <w:lang w:val="en-IN" w:eastAsia="en-IN" w:bidi="te-IN"/>
+        </w:rPr>
+        <w:t xml:space="preserve">    int </w:t>
+      </w:r>
+      <w:proofErr w:type="spellStart"/>
+      <w:r>
+        <w:rPr>
+          <w:rFonts w:ascii="Times New Roman" w:eastAsia="Times New Roman" w:hAnsi="Times New Roman" w:cs="Times New Roman"/>
+          <w:sz w:val="24"/>
+          <w:szCs w:val="24"/>
+          <w:lang w:val="en-IN" w:eastAsia="en-IN" w:bidi="te-IN"/>
+        </w:rPr>
+        <w:t>i</w:t>
+      </w:r>
+      <w:proofErr w:type="spellEnd"/>
+      <w:r>
+        <w:rPr>
+          <w:rFonts w:ascii="Times New Roman" w:eastAsia="Times New Roman" w:hAnsi="Times New Roman" w:cs="Times New Roman"/>
+          <w:sz w:val="24"/>
+          <w:szCs w:val="24"/>
+          <w:lang w:val="en-IN" w:eastAsia="en-IN" w:bidi="te-IN"/>
+        </w:rPr>
+        <w:t xml:space="preserve"> = start - 1;</w:t>
+      </w:r>
+    </w:p>
+    <w:p>
+      <w:pPr>
+        <w:widowControl/>
+        <w:autoSpaceDE/>
+        <w:autoSpaceDN/>
+        <w:jc w:val="both"/>
+        <w:rPr>
+          <w:rFonts w:ascii="Times New Roman" w:eastAsia="Times New Roman" w:hAnsi="Times New Roman" w:cs="Times New Roman"/>
+          <w:sz w:val="24"/>
+          <w:szCs w:val="24"/>
+          <w:lang w:val="en-IN" w:eastAsia="en-IN" w:bidi="te-IN"/>
+        </w:rPr>
+      </w:pPr>
+    </w:p>
+    <w:p>
+      <w:pPr>
+        <w:widowControl/>
+        <w:autoSpaceDE/>
+        <w:autoSpaceDN/>
+        <w:jc w:val="both"/>
+        <w:rPr>
+          <w:rFonts w:ascii="Times New Roman" w:eastAsia="Times New Roman" w:hAnsi="Times New Roman" w:cs="Times New Roman"/>
+          <w:sz w:val="24"/>
+          <w:szCs w:val="24"/>
+          <w:lang w:val="en-IN" w:eastAsia="en-IN" w:bidi="te-IN"/>
+        </w:rPr>
+      </w:pPr>
+      <w:r>
+        <w:rPr>
+          <w:rFonts w:ascii="Times New Roman" w:eastAsia="Times New Roman" w:hAnsi="Times New Roman" w:cs="Times New Roman"/>
+          <w:sz w:val="24"/>
+          <w:szCs w:val="24"/>
+          <w:lang w:val="en-IN" w:eastAsia="en-IN" w:bidi="te-IN"/>
+        </w:rPr>
+        <w:t xml:space="preserve">    for (int j = start; j &lt; end; </w:t>
+      </w:r>
+      <w:proofErr w:type="spellStart"/>
+      <w:r>
+        <w:rPr>
+          <w:rFonts w:ascii="Times New Roman" w:eastAsia="Times New Roman" w:hAnsi="Times New Roman" w:cs="Times New Roman"/>
+          <w:sz w:val="24"/>
+          <w:szCs w:val="24"/>
+          <w:lang w:val="en-IN" w:eastAsia="en-IN" w:bidi="te-IN"/>
+        </w:rPr>
+        <w:t>j++</w:t>
+      </w:r>
+      <w:proofErr w:type="spellEnd"/>
+      <w:r>
+        <w:rPr>
+          <w:rFonts w:ascii="Times New Roman" w:eastAsia="Times New Roman" w:hAnsi="Times New Roman" w:cs="Times New Roman"/>
+          <w:sz w:val="24"/>
+          <w:szCs w:val="24"/>
+          <w:lang w:val="en-IN" w:eastAsia="en-IN" w:bidi="te-IN"/>
+        </w:rPr>
+        <w:t>) {</w:t>
+      </w:r>
+    </w:p>
+    <w:p>
+      <w:pPr>
+        <w:widowControl/>
+        <w:autoSpaceDE/>
+        <w:autoSpaceDN/>
+        <w:jc w:val="both"/>
+        <w:rPr>
+          <w:rFonts w:ascii="Times New Roman" w:eastAsia="Times New Roman" w:hAnsi="Times New Roman" w:cs="Times New Roman"/>
+          <w:sz w:val="24"/>
+          <w:szCs w:val="24"/>
+          <w:lang w:val="en-IN" w:eastAsia="en-IN" w:bidi="te-IN"/>
+        </w:rPr>
+      </w:pPr>
+      <w:r>
+        <w:rPr>
+          <w:rFonts w:ascii="Times New Roman" w:eastAsia="Times New Roman" w:hAnsi="Times New Roman" w:cs="Times New Roman"/>
+          <w:sz w:val="24"/>
+          <w:szCs w:val="24"/>
+          <w:lang w:val="en-IN" w:eastAsia="en-IN" w:bidi="te-IN"/>
+        </w:rPr>
+        <w:t xml:space="preserve">        if (</w:t>
+      </w:r>
+      <w:proofErr w:type="spellStart"/>
+      <w:r>
+        <w:rPr>
+          <w:rFonts w:ascii="Times New Roman" w:eastAsia="Times New Roman" w:hAnsi="Times New Roman" w:cs="Times New Roman"/>
+          <w:sz w:val="24"/>
+          <w:szCs w:val="24"/>
+          <w:lang w:val="en-IN" w:eastAsia="en-IN" w:bidi="te-IN"/>
+        </w:rPr>
+        <w:t>arr</w:t>
+      </w:r>
+      <w:proofErr w:type="spellEnd"/>
+      <w:r>
+        <w:rPr>
+          <w:rFonts w:ascii="Times New Roman" w:eastAsia="Times New Roman" w:hAnsi="Times New Roman" w:cs="Times New Roman"/>
+          <w:sz w:val="24"/>
+          <w:szCs w:val="24"/>
+          <w:lang w:val="en-IN" w:eastAsia="en-IN" w:bidi="te-IN"/>
+        </w:rPr>
+        <w:t>[j] &lt;= pivot) {</w:t>
+      </w:r>
+    </w:p>
+    <w:p>
+      <w:pPr>
+        <w:widowControl/>
+        <w:autoSpaceDE/>
+        <w:autoSpaceDN/>
+        <w:jc w:val="both"/>
+        <w:rPr>
+          <w:rFonts w:ascii="Times New Roman" w:eastAsia="Times New Roman" w:hAnsi="Times New Roman" w:cs="Times New Roman"/>
+          <w:sz w:val="24"/>
+          <w:szCs w:val="24"/>
+          <w:lang w:val="en-IN" w:eastAsia="en-IN" w:bidi="te-IN"/>
+        </w:rPr>
+      </w:pPr>
+      <w:r>
+        <w:rPr>
+          <w:rFonts w:ascii="Times New Roman" w:eastAsia="Times New Roman" w:hAnsi="Times New Roman" w:cs="Times New Roman"/>
+          <w:sz w:val="24"/>
+          <w:szCs w:val="24"/>
+          <w:lang w:val="en-IN" w:eastAsia="en-IN" w:bidi="te-IN"/>
+        </w:rPr>
+        <w:t xml:space="preserve">            </w:t>
+      </w:r>
+      <w:proofErr w:type="spellStart"/>
+      <w:r>
+        <w:rPr>
+          <w:rFonts w:ascii="Times New Roman" w:eastAsia="Times New Roman" w:hAnsi="Times New Roman" w:cs="Times New Roman"/>
+          <w:sz w:val="24"/>
+          <w:szCs w:val="24"/>
+          <w:lang w:val="en-IN" w:eastAsia="en-IN" w:bidi="te-IN"/>
+        </w:rPr>
+        <w:t>i</w:t>
+      </w:r>
+      <w:proofErr w:type="spellEnd"/>
+      <w:r>
+        <w:rPr>
+          <w:rFonts w:ascii="Times New Roman" w:eastAsia="Times New Roman" w:hAnsi="Times New Roman" w:cs="Times New Roman"/>
+          <w:sz w:val="24"/>
+          <w:szCs w:val="24"/>
+          <w:lang w:val="en-IN" w:eastAsia="en-IN" w:bidi="te-IN"/>
+        </w:rPr>
+        <w:t>++;</w:t>
+      </w:r>
+    </w:p>
+    <w:p>
+      <w:pPr>
+        <w:widowControl/>
+        <w:autoSpaceDE/>
+        <w:autoSpaceDN/>
+        <w:jc w:val="both"/>
+        <w:rPr>
+          <w:rFonts w:ascii="Times New Roman" w:eastAsia="Times New Roman" w:hAnsi="Times New Roman" w:cs="Times New Roman"/>
+          <w:sz w:val="24"/>
+          <w:szCs w:val="24"/>
+          <w:lang w:val="en-IN" w:eastAsia="en-IN" w:bidi="te-IN"/>
+        </w:rPr>
+      </w:pPr>
+      <w:r>
+        <w:rPr>
+          <w:rFonts w:ascii="Times New Roman" w:eastAsia="Times New Roman" w:hAnsi="Times New Roman" w:cs="Times New Roman"/>
+          <w:sz w:val="24"/>
+          <w:szCs w:val="24"/>
+          <w:lang w:val="en-IN" w:eastAsia="en-IN" w:bidi="te-IN"/>
+        </w:rPr>
+        <w:t xml:space="preserve">            swap(&amp;</w:t>
+      </w:r>
+      <w:proofErr w:type="spellStart"/>
+      <w:r>
+        <w:rPr>
+          <w:rFonts w:ascii="Times New Roman" w:eastAsia="Times New Roman" w:hAnsi="Times New Roman" w:cs="Times New Roman"/>
+          <w:sz w:val="24"/>
+          <w:szCs w:val="24"/>
+          <w:lang w:val="en-IN" w:eastAsia="en-IN" w:bidi="te-IN"/>
+        </w:rPr>
+        <w:t>arr</w:t>
+      </w:r>
+      <w:proofErr w:type="spellEnd"/>
+      <w:r>
+        <w:rPr>
+          <w:rFonts w:ascii="Times New Roman" w:eastAsia="Times New Roman" w:hAnsi="Times New Roman" w:cs="Times New Roman"/>
+          <w:sz w:val="24"/>
+          <w:szCs w:val="24"/>
+          <w:lang w:val="en-IN" w:eastAsia="en-IN" w:bidi="te-IN"/>
+        </w:rPr>
+        <w:t>[</w:t>
+      </w:r>
+      <w:proofErr w:type="spellStart"/>
+      <w:r>
+        <w:rPr>
+          <w:rFonts w:ascii="Times New Roman" w:eastAsia="Times New Roman" w:hAnsi="Times New Roman" w:cs="Times New Roman"/>
+          <w:sz w:val="24"/>
+          <w:szCs w:val="24"/>
+          <w:lang w:val="en-IN" w:eastAsia="en-IN" w:bidi="te-IN"/>
+        </w:rPr>
+        <w:t>i</w:t>
+      </w:r>
+      <w:proofErr w:type="spellEnd"/>
+      <w:r>
+        <w:rPr>
+          <w:rFonts w:ascii="Times New Roman" w:eastAsia="Times New Roman" w:hAnsi="Times New Roman" w:cs="Times New Roman"/>
+          <w:sz w:val="24"/>
+          <w:szCs w:val="24"/>
+          <w:lang w:val="en-IN" w:eastAsia="en-IN" w:bidi="te-IN"/>
+        </w:rPr>
+        <w:t>], &amp;</w:t>
+      </w:r>
+      <w:proofErr w:type="spellStart"/>
+      <w:r>
+        <w:rPr>
+          <w:rFonts w:ascii="Times New Roman" w:eastAsia="Times New Roman" w:hAnsi="Times New Roman" w:cs="Times New Roman"/>
+          <w:sz w:val="24"/>
+          <w:szCs w:val="24"/>
+          <w:lang w:val="en-IN" w:eastAsia="en-IN" w:bidi="te-IN"/>
+        </w:rPr>
+        <w:t>arr</w:t>
+      </w:r>
+      <w:proofErr w:type="spellEnd"/>
+      <w:r>
+        <w:rPr>
+          <w:rFonts w:ascii="Times New Roman" w:eastAsia="Times New Roman" w:hAnsi="Times New Roman" w:cs="Times New Roman"/>
+          <w:sz w:val="24"/>
+          <w:szCs w:val="24"/>
+          <w:lang w:val="en-IN" w:eastAsia="en-IN" w:bidi="te-IN"/>
+        </w:rPr>
+        <w:t>[j]);</w:t>
       </w:r>
     </w:p>
     <w:p>
@@ -4028,30 +5765,132 @@
           <w:szCs w:val="24"/>
           <w:lang w:val="en-IN" w:eastAsia="en-IN" w:bidi="te-IN"/>
         </w:rPr>
-        <w:t xml:space="preserve">    swap(&amp;arr[i + 1], &amp;arr[end]);</w:t>
-      </w:r>
-    </w:p>
-    <w:p>
-      <w:pPr>
-        <w:widowControl/>
-        <w:autoSpaceDE/>
-        <w:autoSpaceDN/>
-        <w:jc w:val="both"/>
-        <w:rPr>
-          <w:rFonts w:ascii="Times New Roman" w:eastAsia="Times New Roman" w:hAnsi="Times New Roman" w:cs="Times New Roman"/>
-          <w:sz w:val="24"/>
-          <w:szCs w:val="24"/>
-          <w:lang w:val="en-IN" w:eastAsia="en-IN" w:bidi="te-IN"/>
-        </w:rPr>
-      </w:pPr>
-      <w:r>
-        <w:rPr>
-          <w:rFonts w:ascii="Times New Roman" w:eastAsia="Times New Roman" w:hAnsi="Times New Roman" w:cs="Times New Roman"/>
-          <w:sz w:val="24"/>
-          <w:szCs w:val="24"/>
-          <w:lang w:val="en-IN" w:eastAsia="en-IN" w:bidi="te-IN"/>
-        </w:rPr>
-        <w:t xml:space="preserve">    return i + 1;</w:t>
+        <w:t xml:space="preserve">    </w:t>
+      </w:r>
+      <w:proofErr w:type="gramStart"/>
+      <w:r>
+        <w:rPr>
+          <w:rFonts w:ascii="Times New Roman" w:eastAsia="Times New Roman" w:hAnsi="Times New Roman" w:cs="Times New Roman"/>
+          <w:sz w:val="24"/>
+          <w:szCs w:val="24"/>
+          <w:lang w:val="en-IN" w:eastAsia="en-IN" w:bidi="te-IN"/>
+        </w:rPr>
+        <w:t>swap(</w:t>
+      </w:r>
+      <w:proofErr w:type="gramEnd"/>
+      <w:r>
+        <w:rPr>
+          <w:rFonts w:ascii="Times New Roman" w:eastAsia="Times New Roman" w:hAnsi="Times New Roman" w:cs="Times New Roman"/>
+          <w:sz w:val="24"/>
+          <w:szCs w:val="24"/>
+          <w:lang w:val="en-IN" w:eastAsia="en-IN" w:bidi="te-IN"/>
+        </w:rPr>
+        <w:t>&amp;</w:t>
+      </w:r>
+      <w:proofErr w:type="spellStart"/>
+      <w:proofErr w:type="gramStart"/>
+      <w:r>
+        <w:rPr>
+          <w:rFonts w:ascii="Times New Roman" w:eastAsia="Times New Roman" w:hAnsi="Times New Roman" w:cs="Times New Roman"/>
+          <w:sz w:val="24"/>
+          <w:szCs w:val="24"/>
+          <w:lang w:val="en-IN" w:eastAsia="en-IN" w:bidi="te-IN"/>
+        </w:rPr>
+        <w:t>arr</w:t>
+      </w:r>
+      <w:proofErr w:type="spellEnd"/>
+      <w:r>
+        <w:rPr>
+          <w:rFonts w:ascii="Times New Roman" w:eastAsia="Times New Roman" w:hAnsi="Times New Roman" w:cs="Times New Roman"/>
+          <w:sz w:val="24"/>
+          <w:szCs w:val="24"/>
+          <w:lang w:val="en-IN" w:eastAsia="en-IN" w:bidi="te-IN"/>
+        </w:rPr>
+        <w:t>[</w:t>
+      </w:r>
+      <w:proofErr w:type="spellStart"/>
+      <w:proofErr w:type="gramEnd"/>
+      <w:r>
+        <w:rPr>
+          <w:rFonts w:ascii="Times New Roman" w:eastAsia="Times New Roman" w:hAnsi="Times New Roman" w:cs="Times New Roman"/>
+          <w:sz w:val="24"/>
+          <w:szCs w:val="24"/>
+          <w:lang w:val="en-IN" w:eastAsia="en-IN" w:bidi="te-IN"/>
+        </w:rPr>
+        <w:t>i</w:t>
+      </w:r>
+      <w:proofErr w:type="spellEnd"/>
+      <w:r>
+        <w:rPr>
+          <w:rFonts w:ascii="Times New Roman" w:eastAsia="Times New Roman" w:hAnsi="Times New Roman" w:cs="Times New Roman"/>
+          <w:sz w:val="24"/>
+          <w:szCs w:val="24"/>
+          <w:lang w:val="en-IN" w:eastAsia="en-IN" w:bidi="te-IN"/>
+        </w:rPr>
+        <w:t xml:space="preserve"> + 1], &amp;</w:t>
+      </w:r>
+      <w:proofErr w:type="spellStart"/>
+      <w:r>
+        <w:rPr>
+          <w:rFonts w:ascii="Times New Roman" w:eastAsia="Times New Roman" w:hAnsi="Times New Roman" w:cs="Times New Roman"/>
+          <w:sz w:val="24"/>
+          <w:szCs w:val="24"/>
+          <w:lang w:val="en-IN" w:eastAsia="en-IN" w:bidi="te-IN"/>
+        </w:rPr>
+        <w:t>arr</w:t>
+      </w:r>
+      <w:proofErr w:type="spellEnd"/>
+      <w:r>
+        <w:rPr>
+          <w:rFonts w:ascii="Times New Roman" w:eastAsia="Times New Roman" w:hAnsi="Times New Roman" w:cs="Times New Roman"/>
+          <w:sz w:val="24"/>
+          <w:szCs w:val="24"/>
+          <w:lang w:val="en-IN" w:eastAsia="en-IN" w:bidi="te-IN"/>
+        </w:rPr>
+        <w:t>[end]);</w:t>
+      </w:r>
+    </w:p>
+    <w:p>
+      <w:pPr>
+        <w:widowControl/>
+        <w:autoSpaceDE/>
+        <w:autoSpaceDN/>
+        <w:jc w:val="both"/>
+        <w:rPr>
+          <w:rFonts w:ascii="Times New Roman" w:eastAsia="Times New Roman" w:hAnsi="Times New Roman" w:cs="Times New Roman"/>
+          <w:sz w:val="24"/>
+          <w:szCs w:val="24"/>
+          <w:lang w:val="en-IN" w:eastAsia="en-IN" w:bidi="te-IN"/>
+        </w:rPr>
+      </w:pPr>
+      <w:r>
+        <w:rPr>
+          <w:rFonts w:ascii="Times New Roman" w:eastAsia="Times New Roman" w:hAnsi="Times New Roman" w:cs="Times New Roman"/>
+          <w:sz w:val="24"/>
+          <w:szCs w:val="24"/>
+          <w:lang w:val="en-IN" w:eastAsia="en-IN" w:bidi="te-IN"/>
+        </w:rPr>
+        <w:t xml:space="preserve">    return </w:t>
+      </w:r>
+      <w:proofErr w:type="spellStart"/>
+      <w:r>
+        <w:rPr>
+          <w:rFonts w:ascii="Times New Roman" w:eastAsia="Times New Roman" w:hAnsi="Times New Roman" w:cs="Times New Roman"/>
+          <w:sz w:val="24"/>
+          <w:szCs w:val="24"/>
+          <w:lang w:val="en-IN" w:eastAsia="en-IN" w:bidi="te-IN"/>
+        </w:rPr>
+        <w:t>i</w:t>
+      </w:r>
+      <w:proofErr w:type="spellEnd"/>
+      <w:r>
+        <w:rPr>
+          <w:rFonts w:ascii="Times New Roman" w:eastAsia="Times New Roman" w:hAnsi="Times New Roman" w:cs="Times New Roman"/>
+          <w:sz w:val="24"/>
+          <w:szCs w:val="24"/>
+          <w:lang w:val="en-IN" w:eastAsia="en-IN" w:bidi="te-IN"/>
+        </w:rPr>
+        <w:t xml:space="preserve"> + 1;</w:t>
       </w:r>
     </w:p>
     <w:p>
@@ -4111,7 +5950,69 @@
           <w:szCs w:val="24"/>
           <w:lang w:val="en-IN" w:eastAsia="en-IN" w:bidi="te-IN"/>
         </w:rPr>
-        <w:t>void quickSort(int arr[], int start, int end) {</w:t>
+        <w:t xml:space="preserve">void </w:t>
+      </w:r>
+      <w:proofErr w:type="spellStart"/>
+      <w:proofErr w:type="gramStart"/>
+      <w:r>
+        <w:rPr>
+          <w:rFonts w:ascii="Times New Roman" w:eastAsia="Times New Roman" w:hAnsi="Times New Roman" w:cs="Times New Roman"/>
+          <w:sz w:val="24"/>
+          <w:szCs w:val="24"/>
+          <w:lang w:val="en-IN" w:eastAsia="en-IN" w:bidi="te-IN"/>
+        </w:rPr>
+        <w:t>quickSort</w:t>
+      </w:r>
+      <w:proofErr w:type="spellEnd"/>
+      <w:r>
+        <w:rPr>
+          <w:rFonts w:ascii="Times New Roman" w:eastAsia="Times New Roman" w:hAnsi="Times New Roman" w:cs="Times New Roman"/>
+          <w:sz w:val="24"/>
+          <w:szCs w:val="24"/>
+          <w:lang w:val="en-IN" w:eastAsia="en-IN" w:bidi="te-IN"/>
+        </w:rPr>
+        <w:t>(</w:t>
+      </w:r>
+      <w:proofErr w:type="gramEnd"/>
+      <w:r>
+        <w:rPr>
+          <w:rFonts w:ascii="Times New Roman" w:eastAsia="Times New Roman" w:hAnsi="Times New Roman" w:cs="Times New Roman"/>
+          <w:sz w:val="24"/>
+          <w:szCs w:val="24"/>
+          <w:lang w:val="en-IN" w:eastAsia="en-IN" w:bidi="te-IN"/>
+        </w:rPr>
+        <w:t xml:space="preserve">int </w:t>
+      </w:r>
+      <w:proofErr w:type="spellStart"/>
+      <w:proofErr w:type="gramStart"/>
+      <w:r>
+        <w:rPr>
+          <w:rFonts w:ascii="Times New Roman" w:eastAsia="Times New Roman" w:hAnsi="Times New Roman" w:cs="Times New Roman"/>
+          <w:sz w:val="24"/>
+          <w:szCs w:val="24"/>
+          <w:lang w:val="en-IN" w:eastAsia="en-IN" w:bidi="te-IN"/>
+        </w:rPr>
+        <w:t>arr</w:t>
+      </w:r>
+      <w:proofErr w:type="spellEnd"/>
+      <w:r>
+        <w:rPr>
+          <w:rFonts w:ascii="Times New Roman" w:eastAsia="Times New Roman" w:hAnsi="Times New Roman" w:cs="Times New Roman"/>
+          <w:sz w:val="24"/>
+          <w:szCs w:val="24"/>
+          <w:lang w:val="en-IN" w:eastAsia="en-IN" w:bidi="te-IN"/>
+        </w:rPr>
+        <w:t>[</w:t>
+      </w:r>
+      <w:proofErr w:type="gramEnd"/>
+      <w:r>
+        <w:rPr>
+          <w:rFonts w:ascii="Times New Roman" w:eastAsia="Times New Roman" w:hAnsi="Times New Roman" w:cs="Times New Roman"/>
+          <w:sz w:val="24"/>
+          <w:szCs w:val="24"/>
+          <w:lang w:val="en-IN" w:eastAsia="en-IN" w:bidi="te-IN"/>
+        </w:rPr>
+        <w:t>], int start, int end) {</w:t>
       </w:r>
     </w:p>
     <w:p>
@@ -4157,67 +6058,182 @@
           <w:szCs w:val="24"/>
           <w:lang w:val="en-IN" w:eastAsia="en-IN" w:bidi="te-IN"/>
         </w:rPr>
-        <w:t xml:space="preserve">        int pi = partition(arr, start, end);</w:t>
-      </w:r>
-    </w:p>
-    <w:p>
-      <w:pPr>
-        <w:widowControl/>
-        <w:autoSpaceDE/>
-        <w:autoSpaceDN/>
-        <w:jc w:val="both"/>
-        <w:rPr>
-          <w:rFonts w:ascii="Times New Roman" w:eastAsia="Times New Roman" w:hAnsi="Times New Roman" w:cs="Times New Roman"/>
-          <w:sz w:val="24"/>
-          <w:szCs w:val="24"/>
-          <w:lang w:val="en-IN" w:eastAsia="en-IN" w:bidi="te-IN"/>
-        </w:rPr>
-      </w:pPr>
-    </w:p>
-    <w:p>
-      <w:pPr>
-        <w:widowControl/>
-        <w:autoSpaceDE/>
-        <w:autoSpaceDN/>
-        <w:jc w:val="both"/>
-        <w:rPr>
-          <w:rFonts w:ascii="Times New Roman" w:eastAsia="Times New Roman" w:hAnsi="Times New Roman" w:cs="Times New Roman"/>
-          <w:sz w:val="24"/>
-          <w:szCs w:val="24"/>
-          <w:lang w:val="en-IN" w:eastAsia="en-IN" w:bidi="te-IN"/>
-        </w:rPr>
-      </w:pPr>
-      <w:r>
-        <w:rPr>
-          <w:rFonts w:ascii="Times New Roman" w:eastAsia="Times New Roman" w:hAnsi="Times New Roman" w:cs="Times New Roman"/>
-          <w:sz w:val="24"/>
-          <w:szCs w:val="24"/>
-          <w:lang w:val="en-IN" w:eastAsia="en-IN" w:bidi="te-IN"/>
-        </w:rPr>
-        <w:t xml:space="preserve">        quickSort(arr, start, pi - 1);</w:t>
-      </w:r>
-    </w:p>
-    <w:p>
-      <w:pPr>
-        <w:widowControl/>
-        <w:autoSpaceDE/>
-        <w:autoSpaceDN/>
-        <w:jc w:val="both"/>
-        <w:rPr>
-          <w:rFonts w:ascii="Times New Roman" w:eastAsia="Times New Roman" w:hAnsi="Times New Roman" w:cs="Times New Roman"/>
-          <w:sz w:val="24"/>
-          <w:szCs w:val="24"/>
-          <w:lang w:val="en-IN" w:eastAsia="en-IN" w:bidi="te-IN"/>
-        </w:rPr>
-      </w:pPr>
-      <w:r>
-        <w:rPr>
-          <w:rFonts w:ascii="Times New Roman" w:eastAsia="Times New Roman" w:hAnsi="Times New Roman" w:cs="Times New Roman"/>
-          <w:sz w:val="24"/>
-          <w:szCs w:val="24"/>
-          <w:lang w:val="en-IN" w:eastAsia="en-IN" w:bidi="te-IN"/>
-        </w:rPr>
-        <w:t xml:space="preserve">        quickSort(arr, pi + 1, end);</w:t>
+        <w:t xml:space="preserve">        int pi = </w:t>
+      </w:r>
+      <w:proofErr w:type="gramStart"/>
+      <w:r>
+        <w:rPr>
+          <w:rFonts w:ascii="Times New Roman" w:eastAsia="Times New Roman" w:hAnsi="Times New Roman" w:cs="Times New Roman"/>
+          <w:sz w:val="24"/>
+          <w:szCs w:val="24"/>
+          <w:lang w:val="en-IN" w:eastAsia="en-IN" w:bidi="te-IN"/>
+        </w:rPr>
+        <w:t>partition(</w:t>
+      </w:r>
+      <w:proofErr w:type="spellStart"/>
+      <w:proofErr w:type="gramEnd"/>
+      <w:r>
+        <w:rPr>
+          <w:rFonts w:ascii="Times New Roman" w:eastAsia="Times New Roman" w:hAnsi="Times New Roman" w:cs="Times New Roman"/>
+          <w:sz w:val="24"/>
+          <w:szCs w:val="24"/>
+          <w:lang w:val="en-IN" w:eastAsia="en-IN" w:bidi="te-IN"/>
+        </w:rPr>
+        <w:t>arr</w:t>
+      </w:r>
+      <w:proofErr w:type="spellEnd"/>
+      <w:r>
+        <w:rPr>
+          <w:rFonts w:ascii="Times New Roman" w:eastAsia="Times New Roman" w:hAnsi="Times New Roman" w:cs="Times New Roman"/>
+          <w:sz w:val="24"/>
+          <w:szCs w:val="24"/>
+          <w:lang w:val="en-IN" w:eastAsia="en-IN" w:bidi="te-IN"/>
+        </w:rPr>
+        <w:t>, start, end);</w:t>
+      </w:r>
+    </w:p>
+    <w:p>
+      <w:pPr>
+        <w:widowControl/>
+        <w:autoSpaceDE/>
+        <w:autoSpaceDN/>
+        <w:jc w:val="both"/>
+        <w:rPr>
+          <w:rFonts w:ascii="Times New Roman" w:eastAsia="Times New Roman" w:hAnsi="Times New Roman" w:cs="Times New Roman"/>
+          <w:sz w:val="24"/>
+          <w:szCs w:val="24"/>
+          <w:lang w:val="en-IN" w:eastAsia="en-IN" w:bidi="te-IN"/>
+        </w:rPr>
+      </w:pPr>
+    </w:p>
+    <w:p>
+      <w:pPr>
+        <w:widowControl/>
+        <w:autoSpaceDE/>
+        <w:autoSpaceDN/>
+        <w:jc w:val="both"/>
+        <w:rPr>
+          <w:rFonts w:ascii="Times New Roman" w:eastAsia="Times New Roman" w:hAnsi="Times New Roman" w:cs="Times New Roman"/>
+          <w:sz w:val="24"/>
+          <w:szCs w:val="24"/>
+          <w:lang w:val="en-IN" w:eastAsia="en-IN" w:bidi="te-IN"/>
+        </w:rPr>
+      </w:pPr>
+      <w:r>
+        <w:rPr>
+          <w:rFonts w:ascii="Times New Roman" w:eastAsia="Times New Roman" w:hAnsi="Times New Roman" w:cs="Times New Roman"/>
+          <w:sz w:val="24"/>
+          <w:szCs w:val="24"/>
+          <w:lang w:val="en-IN" w:eastAsia="en-IN" w:bidi="te-IN"/>
+        </w:rPr>
+        <w:t xml:space="preserve">        </w:t>
+      </w:r>
+      <w:proofErr w:type="spellStart"/>
+      <w:proofErr w:type="gramStart"/>
+      <w:r>
+        <w:rPr>
+          <w:rFonts w:ascii="Times New Roman" w:eastAsia="Times New Roman" w:hAnsi="Times New Roman" w:cs="Times New Roman"/>
+          <w:sz w:val="24"/>
+          <w:szCs w:val="24"/>
+          <w:lang w:val="en-IN" w:eastAsia="en-IN" w:bidi="te-IN"/>
+        </w:rPr>
+        <w:t>quickSort</w:t>
+      </w:r>
+      <w:proofErr w:type="spellEnd"/>
+      <w:r>
+        <w:rPr>
+          <w:rFonts w:ascii="Times New Roman" w:eastAsia="Times New Roman" w:hAnsi="Times New Roman" w:cs="Times New Roman"/>
+          <w:sz w:val="24"/>
+          <w:szCs w:val="24"/>
+          <w:lang w:val="en-IN" w:eastAsia="en-IN" w:bidi="te-IN"/>
+        </w:rPr>
+        <w:t>(</w:t>
+      </w:r>
+      <w:proofErr w:type="spellStart"/>
+      <w:proofErr w:type="gramEnd"/>
+      <w:r>
+        <w:rPr>
+          <w:rFonts w:ascii="Times New Roman" w:eastAsia="Times New Roman" w:hAnsi="Times New Roman" w:cs="Times New Roman"/>
+          <w:sz w:val="24"/>
+          <w:szCs w:val="24"/>
+          <w:lang w:val="en-IN" w:eastAsia="en-IN" w:bidi="te-IN"/>
+        </w:rPr>
+        <w:t>arr</w:t>
+      </w:r>
+      <w:proofErr w:type="spellEnd"/>
+      <w:r>
+        <w:rPr>
+          <w:rFonts w:ascii="Times New Roman" w:eastAsia="Times New Roman" w:hAnsi="Times New Roman" w:cs="Times New Roman"/>
+          <w:sz w:val="24"/>
+          <w:szCs w:val="24"/>
+          <w:lang w:val="en-IN" w:eastAsia="en-IN" w:bidi="te-IN"/>
+        </w:rPr>
+        <w:t>, start, pi - 1);</w:t>
+      </w:r>
+    </w:p>
+    <w:p>
+      <w:pPr>
+        <w:widowControl/>
+        <w:autoSpaceDE/>
+        <w:autoSpaceDN/>
+        <w:jc w:val="both"/>
+        <w:rPr>
+          <w:rFonts w:ascii="Times New Roman" w:eastAsia="Times New Roman" w:hAnsi="Times New Roman" w:cs="Times New Roman"/>
+          <w:sz w:val="24"/>
+          <w:szCs w:val="24"/>
+          <w:lang w:val="en-IN" w:eastAsia="en-IN" w:bidi="te-IN"/>
+        </w:rPr>
+      </w:pPr>
+      <w:r>
+        <w:rPr>
+          <w:rFonts w:ascii="Times New Roman" w:eastAsia="Times New Roman" w:hAnsi="Times New Roman" w:cs="Times New Roman"/>
+          <w:sz w:val="24"/>
+          <w:szCs w:val="24"/>
+          <w:lang w:val="en-IN" w:eastAsia="en-IN" w:bidi="te-IN"/>
+        </w:rPr>
+        <w:t xml:space="preserve">        </w:t>
+      </w:r>
+      <w:proofErr w:type="spellStart"/>
+      <w:proofErr w:type="gramStart"/>
+      <w:r>
+        <w:rPr>
+          <w:rFonts w:ascii="Times New Roman" w:eastAsia="Times New Roman" w:hAnsi="Times New Roman" w:cs="Times New Roman"/>
+          <w:sz w:val="24"/>
+          <w:szCs w:val="24"/>
+          <w:lang w:val="en-IN" w:eastAsia="en-IN" w:bidi="te-IN"/>
+        </w:rPr>
+        <w:t>quickSort</w:t>
+      </w:r>
+      <w:proofErr w:type="spellEnd"/>
+      <w:r>
+        <w:rPr>
+          <w:rFonts w:ascii="Times New Roman" w:eastAsia="Times New Roman" w:hAnsi="Times New Roman" w:cs="Times New Roman"/>
+          <w:sz w:val="24"/>
+          <w:szCs w:val="24"/>
+          <w:lang w:val="en-IN" w:eastAsia="en-IN" w:bidi="te-IN"/>
+        </w:rPr>
+        <w:t>(</w:t>
+      </w:r>
+      <w:proofErr w:type="spellStart"/>
+      <w:proofErr w:type="gramEnd"/>
+      <w:r>
+        <w:rPr>
+          <w:rFonts w:ascii="Times New Roman" w:eastAsia="Times New Roman" w:hAnsi="Times New Roman" w:cs="Times New Roman"/>
+          <w:sz w:val="24"/>
+          <w:szCs w:val="24"/>
+          <w:lang w:val="en-IN" w:eastAsia="en-IN" w:bidi="te-IN"/>
+        </w:rPr>
+        <w:t>arr</w:t>
+      </w:r>
+      <w:proofErr w:type="spellEnd"/>
+      <w:r>
+        <w:rPr>
+          <w:rFonts w:ascii="Times New Roman" w:eastAsia="Times New Roman" w:hAnsi="Times New Roman" w:cs="Times New Roman"/>
+          <w:sz w:val="24"/>
+          <w:szCs w:val="24"/>
+          <w:lang w:val="en-IN" w:eastAsia="en-IN" w:bidi="te-IN"/>
+        </w:rPr>
+        <w:t>, pi + 1, end);</w:t>
       </w:r>
     </w:p>
     <w:p>
@@ -4323,7 +6339,58 @@
           <w:szCs w:val="24"/>
           <w:lang w:val="en-IN" w:eastAsia="en-IN" w:bidi="te-IN"/>
         </w:rPr>
-        <w:t>void merge(int arr[], int left, int mid, int right) {</w:t>
+        <w:t xml:space="preserve">void </w:t>
+      </w:r>
+      <w:proofErr w:type="gramStart"/>
+      <w:r>
+        <w:rPr>
+          <w:rFonts w:ascii="Times New Roman" w:eastAsia="Times New Roman" w:hAnsi="Times New Roman" w:cs="Times New Roman"/>
+          <w:sz w:val="24"/>
+          <w:szCs w:val="24"/>
+          <w:lang w:val="en-IN" w:eastAsia="en-IN" w:bidi="te-IN"/>
+        </w:rPr>
+        <w:t>merge(</w:t>
+      </w:r>
+      <w:proofErr w:type="gramEnd"/>
+      <w:r>
+        <w:rPr>
+          <w:rFonts w:ascii="Times New Roman" w:eastAsia="Times New Roman" w:hAnsi="Times New Roman" w:cs="Times New Roman"/>
+          <w:sz w:val="24"/>
+          <w:szCs w:val="24"/>
+          <w:lang w:val="en-IN" w:eastAsia="en-IN" w:bidi="te-IN"/>
+        </w:rPr>
+        <w:t xml:space="preserve">int </w:t>
+      </w:r>
+      <w:proofErr w:type="spellStart"/>
+      <w:proofErr w:type="gramStart"/>
+      <w:r>
+        <w:rPr>
+          <w:rFonts w:ascii="Times New Roman" w:eastAsia="Times New Roman" w:hAnsi="Times New Roman" w:cs="Times New Roman"/>
+          <w:sz w:val="24"/>
+          <w:szCs w:val="24"/>
+          <w:lang w:val="en-IN" w:eastAsia="en-IN" w:bidi="te-IN"/>
+        </w:rPr>
+        <w:t>arr</w:t>
+      </w:r>
+      <w:proofErr w:type="spellEnd"/>
+      <w:r>
+        <w:rPr>
+          <w:rFonts w:ascii="Times New Roman" w:eastAsia="Times New Roman" w:hAnsi="Times New Roman" w:cs="Times New Roman"/>
+          <w:sz w:val="24"/>
+          <w:szCs w:val="24"/>
+          <w:lang w:val="en-IN" w:eastAsia="en-IN" w:bidi="te-IN"/>
+        </w:rPr>
+        <w:t>[</w:t>
+      </w:r>
+      <w:proofErr w:type="gramEnd"/>
+      <w:r>
+        <w:rPr>
+          <w:rFonts w:ascii="Times New Roman" w:eastAsia="Times New Roman" w:hAnsi="Times New Roman" w:cs="Times New Roman"/>
+          <w:sz w:val="24"/>
+          <w:szCs w:val="24"/>
+          <w:lang w:val="en-IN" w:eastAsia="en-IN" w:bidi="te-IN"/>
+        </w:rPr>
+        <w:t>], int left, int mid, int right) {</w:t>
       </w:r>
     </w:p>
     <w:p>
@@ -4466,127 +6533,329 @@
           <w:szCs w:val="24"/>
           <w:lang w:val="en-IN" w:eastAsia="en-IN" w:bidi="te-IN"/>
         </w:rPr>
-        <w:t xml:space="preserve">    for (int i = 0; i &lt; n1; i++)</w:t>
-      </w:r>
-    </w:p>
-    <w:p>
-      <w:pPr>
-        <w:widowControl/>
-        <w:autoSpaceDE/>
-        <w:autoSpaceDN/>
-        <w:jc w:val="both"/>
-        <w:rPr>
-          <w:rFonts w:ascii="Times New Roman" w:eastAsia="Times New Roman" w:hAnsi="Times New Roman" w:cs="Times New Roman"/>
-          <w:sz w:val="24"/>
-          <w:szCs w:val="24"/>
-          <w:lang w:val="en-IN" w:eastAsia="en-IN" w:bidi="te-IN"/>
-        </w:rPr>
-      </w:pPr>
-      <w:r>
-        <w:rPr>
-          <w:rFonts w:ascii="Times New Roman" w:eastAsia="Times New Roman" w:hAnsi="Times New Roman" w:cs="Times New Roman"/>
-          <w:sz w:val="24"/>
-          <w:szCs w:val="24"/>
-          <w:lang w:val="en-IN" w:eastAsia="en-IN" w:bidi="te-IN"/>
-        </w:rPr>
-        <w:t xml:space="preserve">        L[i] = arr[left + i];</w:t>
-      </w:r>
-    </w:p>
-    <w:p>
-      <w:pPr>
-        <w:widowControl/>
-        <w:autoSpaceDE/>
-        <w:autoSpaceDN/>
-        <w:jc w:val="both"/>
-        <w:rPr>
-          <w:rFonts w:ascii="Times New Roman" w:eastAsia="Times New Roman" w:hAnsi="Times New Roman" w:cs="Times New Roman"/>
-          <w:sz w:val="24"/>
-          <w:szCs w:val="24"/>
-          <w:lang w:val="en-IN" w:eastAsia="en-IN" w:bidi="te-IN"/>
-        </w:rPr>
-      </w:pPr>
-    </w:p>
-    <w:p>
-      <w:pPr>
-        <w:widowControl/>
-        <w:autoSpaceDE/>
-        <w:autoSpaceDN/>
-        <w:jc w:val="both"/>
-        <w:rPr>
-          <w:rFonts w:ascii="Times New Roman" w:eastAsia="Times New Roman" w:hAnsi="Times New Roman" w:cs="Times New Roman"/>
-          <w:sz w:val="24"/>
-          <w:szCs w:val="24"/>
-          <w:lang w:val="en-IN" w:eastAsia="en-IN" w:bidi="te-IN"/>
-        </w:rPr>
-      </w:pPr>
-      <w:r>
-        <w:rPr>
-          <w:rFonts w:ascii="Times New Roman" w:eastAsia="Times New Roman" w:hAnsi="Times New Roman" w:cs="Times New Roman"/>
-          <w:sz w:val="24"/>
-          <w:szCs w:val="24"/>
-          <w:lang w:val="en-IN" w:eastAsia="en-IN" w:bidi="te-IN"/>
-        </w:rPr>
-        <w:t xml:space="preserve">    for (int j = 0; j &lt; n2; j++)</w:t>
-      </w:r>
-    </w:p>
-    <w:p>
-      <w:pPr>
-        <w:widowControl/>
-        <w:autoSpaceDE/>
-        <w:autoSpaceDN/>
-        <w:jc w:val="both"/>
-        <w:rPr>
-          <w:rFonts w:ascii="Times New Roman" w:eastAsia="Times New Roman" w:hAnsi="Times New Roman" w:cs="Times New Roman"/>
-          <w:sz w:val="24"/>
-          <w:szCs w:val="24"/>
-          <w:lang w:val="en-IN" w:eastAsia="en-IN" w:bidi="te-IN"/>
-        </w:rPr>
-      </w:pPr>
-      <w:r>
-        <w:rPr>
-          <w:rFonts w:ascii="Times New Roman" w:eastAsia="Times New Roman" w:hAnsi="Times New Roman" w:cs="Times New Roman"/>
-          <w:sz w:val="24"/>
-          <w:szCs w:val="24"/>
-          <w:lang w:val="en-IN" w:eastAsia="en-IN" w:bidi="te-IN"/>
-        </w:rPr>
-        <w:t xml:space="preserve">        R[j] = arr[mid + 1 + j];</w:t>
-      </w:r>
-    </w:p>
-    <w:p>
-      <w:pPr>
-        <w:widowControl/>
-        <w:autoSpaceDE/>
-        <w:autoSpaceDN/>
-        <w:jc w:val="both"/>
-        <w:rPr>
-          <w:rFonts w:ascii="Times New Roman" w:eastAsia="Times New Roman" w:hAnsi="Times New Roman" w:cs="Times New Roman"/>
-          <w:sz w:val="24"/>
-          <w:szCs w:val="24"/>
-          <w:lang w:val="en-IN" w:eastAsia="en-IN" w:bidi="te-IN"/>
-        </w:rPr>
-      </w:pPr>
-    </w:p>
-    <w:p>
-      <w:pPr>
-        <w:widowControl/>
-        <w:autoSpaceDE/>
-        <w:autoSpaceDN/>
-        <w:jc w:val="both"/>
-        <w:rPr>
-          <w:rFonts w:ascii="Times New Roman" w:eastAsia="Times New Roman" w:hAnsi="Times New Roman" w:cs="Times New Roman"/>
-          <w:sz w:val="24"/>
-          <w:szCs w:val="24"/>
-          <w:lang w:val="en-IN" w:eastAsia="en-IN" w:bidi="te-IN"/>
-        </w:rPr>
-      </w:pPr>
-      <w:r>
-        <w:rPr>
-          <w:rFonts w:ascii="Times New Roman" w:eastAsia="Times New Roman" w:hAnsi="Times New Roman" w:cs="Times New Roman"/>
-          <w:sz w:val="24"/>
-          <w:szCs w:val="24"/>
-          <w:lang w:val="en-IN" w:eastAsia="en-IN" w:bidi="te-IN"/>
-        </w:rPr>
-        <w:t xml:space="preserve">    int i = 0, j = 0, k = left;</w:t>
+        <w:t xml:space="preserve">    for (int </w:t>
+      </w:r>
+      <w:proofErr w:type="spellStart"/>
+      <w:r>
+        <w:rPr>
+          <w:rFonts w:ascii="Times New Roman" w:eastAsia="Times New Roman" w:hAnsi="Times New Roman" w:cs="Times New Roman"/>
+          <w:sz w:val="24"/>
+          <w:szCs w:val="24"/>
+          <w:lang w:val="en-IN" w:eastAsia="en-IN" w:bidi="te-IN"/>
+        </w:rPr>
+        <w:t>i</w:t>
+      </w:r>
+      <w:proofErr w:type="spellEnd"/>
+      <w:r>
+        <w:rPr>
+          <w:rFonts w:ascii="Times New Roman" w:eastAsia="Times New Roman" w:hAnsi="Times New Roman" w:cs="Times New Roman"/>
+          <w:sz w:val="24"/>
+          <w:szCs w:val="24"/>
+          <w:lang w:val="en-IN" w:eastAsia="en-IN" w:bidi="te-IN"/>
+        </w:rPr>
+        <w:t xml:space="preserve"> = 0; </w:t>
+      </w:r>
+      <w:proofErr w:type="spellStart"/>
+      <w:r>
+        <w:rPr>
+          <w:rFonts w:ascii="Times New Roman" w:eastAsia="Times New Roman" w:hAnsi="Times New Roman" w:cs="Times New Roman"/>
+          <w:sz w:val="24"/>
+          <w:szCs w:val="24"/>
+          <w:lang w:val="en-IN" w:eastAsia="en-IN" w:bidi="te-IN"/>
+        </w:rPr>
+        <w:t>i</w:t>
+      </w:r>
+      <w:proofErr w:type="spellEnd"/>
+      <w:r>
+        <w:rPr>
+          <w:rFonts w:ascii="Times New Roman" w:eastAsia="Times New Roman" w:hAnsi="Times New Roman" w:cs="Times New Roman"/>
+          <w:sz w:val="24"/>
+          <w:szCs w:val="24"/>
+          <w:lang w:val="en-IN" w:eastAsia="en-IN" w:bidi="te-IN"/>
+        </w:rPr>
+        <w:t xml:space="preserve"> &lt; n1; </w:t>
+      </w:r>
+      <w:proofErr w:type="spellStart"/>
+      <w:r>
+        <w:rPr>
+          <w:rFonts w:ascii="Times New Roman" w:eastAsia="Times New Roman" w:hAnsi="Times New Roman" w:cs="Times New Roman"/>
+          <w:sz w:val="24"/>
+          <w:szCs w:val="24"/>
+          <w:lang w:val="en-IN" w:eastAsia="en-IN" w:bidi="te-IN"/>
+        </w:rPr>
+        <w:t>i</w:t>
+      </w:r>
+      <w:proofErr w:type="spellEnd"/>
+      <w:r>
+        <w:rPr>
+          <w:rFonts w:ascii="Times New Roman" w:eastAsia="Times New Roman" w:hAnsi="Times New Roman" w:cs="Times New Roman"/>
+          <w:sz w:val="24"/>
+          <w:szCs w:val="24"/>
+          <w:lang w:val="en-IN" w:eastAsia="en-IN" w:bidi="te-IN"/>
+        </w:rPr>
+        <w:t>++)</w:t>
+      </w:r>
+    </w:p>
+    <w:p>
+      <w:pPr>
+        <w:widowControl/>
+        <w:autoSpaceDE/>
+        <w:autoSpaceDN/>
+        <w:jc w:val="both"/>
+        <w:rPr>
+          <w:rFonts w:ascii="Times New Roman" w:eastAsia="Times New Roman" w:hAnsi="Times New Roman" w:cs="Times New Roman"/>
+          <w:sz w:val="24"/>
+          <w:szCs w:val="24"/>
+          <w:lang w:val="en-IN" w:eastAsia="en-IN" w:bidi="te-IN"/>
+        </w:rPr>
+      </w:pPr>
+      <w:r>
+        <w:rPr>
+          <w:rFonts w:ascii="Times New Roman" w:eastAsia="Times New Roman" w:hAnsi="Times New Roman" w:cs="Times New Roman"/>
+          <w:sz w:val="24"/>
+          <w:szCs w:val="24"/>
+          <w:lang w:val="en-IN" w:eastAsia="en-IN" w:bidi="te-IN"/>
+        </w:rPr>
+        <w:t xml:space="preserve">        L[</w:t>
+      </w:r>
+      <w:proofErr w:type="spellStart"/>
+      <w:r>
+        <w:rPr>
+          <w:rFonts w:ascii="Times New Roman" w:eastAsia="Times New Roman" w:hAnsi="Times New Roman" w:cs="Times New Roman"/>
+          <w:sz w:val="24"/>
+          <w:szCs w:val="24"/>
+          <w:lang w:val="en-IN" w:eastAsia="en-IN" w:bidi="te-IN"/>
+        </w:rPr>
+        <w:t>i</w:t>
+      </w:r>
+      <w:proofErr w:type="spellEnd"/>
+      <w:r>
+        <w:rPr>
+          <w:rFonts w:ascii="Times New Roman" w:eastAsia="Times New Roman" w:hAnsi="Times New Roman" w:cs="Times New Roman"/>
+          <w:sz w:val="24"/>
+          <w:szCs w:val="24"/>
+          <w:lang w:val="en-IN" w:eastAsia="en-IN" w:bidi="te-IN"/>
+        </w:rPr>
+        <w:t xml:space="preserve">] = </w:t>
+      </w:r>
+      <w:proofErr w:type="spellStart"/>
+      <w:proofErr w:type="gramStart"/>
+      <w:r>
+        <w:rPr>
+          <w:rFonts w:ascii="Times New Roman" w:eastAsia="Times New Roman" w:hAnsi="Times New Roman" w:cs="Times New Roman"/>
+          <w:sz w:val="24"/>
+          <w:szCs w:val="24"/>
+          <w:lang w:val="en-IN" w:eastAsia="en-IN" w:bidi="te-IN"/>
+        </w:rPr>
+        <w:t>arr</w:t>
+      </w:r>
+      <w:proofErr w:type="spellEnd"/>
+      <w:r>
+        <w:rPr>
+          <w:rFonts w:ascii="Times New Roman" w:eastAsia="Times New Roman" w:hAnsi="Times New Roman" w:cs="Times New Roman"/>
+          <w:sz w:val="24"/>
+          <w:szCs w:val="24"/>
+          <w:lang w:val="en-IN" w:eastAsia="en-IN" w:bidi="te-IN"/>
+        </w:rPr>
+        <w:t>[</w:t>
+      </w:r>
+      <w:proofErr w:type="gramEnd"/>
+      <w:r>
+        <w:rPr>
+          <w:rFonts w:ascii="Times New Roman" w:eastAsia="Times New Roman" w:hAnsi="Times New Roman" w:cs="Times New Roman"/>
+          <w:sz w:val="24"/>
+          <w:szCs w:val="24"/>
+          <w:lang w:val="en-IN" w:eastAsia="en-IN" w:bidi="te-IN"/>
+        </w:rPr>
+        <w:t xml:space="preserve">left + </w:t>
+      </w:r>
+      <w:proofErr w:type="spellStart"/>
+      <w:r>
+        <w:rPr>
+          <w:rFonts w:ascii="Times New Roman" w:eastAsia="Times New Roman" w:hAnsi="Times New Roman" w:cs="Times New Roman"/>
+          <w:sz w:val="24"/>
+          <w:szCs w:val="24"/>
+          <w:lang w:val="en-IN" w:eastAsia="en-IN" w:bidi="te-IN"/>
+        </w:rPr>
+        <w:t>i</w:t>
+      </w:r>
+      <w:proofErr w:type="spellEnd"/>
+      <w:r>
+        <w:rPr>
+          <w:rFonts w:ascii="Times New Roman" w:eastAsia="Times New Roman" w:hAnsi="Times New Roman" w:cs="Times New Roman"/>
+          <w:sz w:val="24"/>
+          <w:szCs w:val="24"/>
+          <w:lang w:val="en-IN" w:eastAsia="en-IN" w:bidi="te-IN"/>
+        </w:rPr>
+        <w:t>];</w:t>
+      </w:r>
+    </w:p>
+    <w:p>
+      <w:pPr>
+        <w:widowControl/>
+        <w:autoSpaceDE/>
+        <w:autoSpaceDN/>
+        <w:jc w:val="both"/>
+        <w:rPr>
+          <w:rFonts w:ascii="Times New Roman" w:eastAsia="Times New Roman" w:hAnsi="Times New Roman" w:cs="Times New Roman"/>
+          <w:sz w:val="24"/>
+          <w:szCs w:val="24"/>
+          <w:lang w:val="en-IN" w:eastAsia="en-IN" w:bidi="te-IN"/>
+        </w:rPr>
+      </w:pPr>
+    </w:p>
+    <w:p>
+      <w:pPr>
+        <w:widowControl/>
+        <w:autoSpaceDE/>
+        <w:autoSpaceDN/>
+        <w:jc w:val="both"/>
+        <w:rPr>
+          <w:rFonts w:ascii="Times New Roman" w:eastAsia="Times New Roman" w:hAnsi="Times New Roman" w:cs="Times New Roman"/>
+          <w:sz w:val="24"/>
+          <w:szCs w:val="24"/>
+          <w:lang w:val="en-IN" w:eastAsia="en-IN" w:bidi="te-IN"/>
+        </w:rPr>
+      </w:pPr>
+      <w:r>
+        <w:rPr>
+          <w:rFonts w:ascii="Times New Roman" w:eastAsia="Times New Roman" w:hAnsi="Times New Roman" w:cs="Times New Roman"/>
+          <w:sz w:val="24"/>
+          <w:szCs w:val="24"/>
+          <w:lang w:val="en-IN" w:eastAsia="en-IN" w:bidi="te-IN"/>
+        </w:rPr>
+        <w:t xml:space="preserve">    for (int j = 0; j &lt; n2; </w:t>
+      </w:r>
+      <w:proofErr w:type="spellStart"/>
+      <w:r>
+        <w:rPr>
+          <w:rFonts w:ascii="Times New Roman" w:eastAsia="Times New Roman" w:hAnsi="Times New Roman" w:cs="Times New Roman"/>
+          <w:sz w:val="24"/>
+          <w:szCs w:val="24"/>
+          <w:lang w:val="en-IN" w:eastAsia="en-IN" w:bidi="te-IN"/>
+        </w:rPr>
+        <w:t>j++</w:t>
+      </w:r>
+      <w:proofErr w:type="spellEnd"/>
+      <w:r>
+        <w:rPr>
+          <w:rFonts w:ascii="Times New Roman" w:eastAsia="Times New Roman" w:hAnsi="Times New Roman" w:cs="Times New Roman"/>
+          <w:sz w:val="24"/>
+          <w:szCs w:val="24"/>
+          <w:lang w:val="en-IN" w:eastAsia="en-IN" w:bidi="te-IN"/>
+        </w:rPr>
+        <w:t>)</w:t>
+      </w:r>
+    </w:p>
+    <w:p>
+      <w:pPr>
+        <w:widowControl/>
+        <w:autoSpaceDE/>
+        <w:autoSpaceDN/>
+        <w:jc w:val="both"/>
+        <w:rPr>
+          <w:rFonts w:ascii="Times New Roman" w:eastAsia="Times New Roman" w:hAnsi="Times New Roman" w:cs="Times New Roman"/>
+          <w:sz w:val="24"/>
+          <w:szCs w:val="24"/>
+          <w:lang w:val="en-IN" w:eastAsia="en-IN" w:bidi="te-IN"/>
+        </w:rPr>
+      </w:pPr>
+      <w:r>
+        <w:rPr>
+          <w:rFonts w:ascii="Times New Roman" w:eastAsia="Times New Roman" w:hAnsi="Times New Roman" w:cs="Times New Roman"/>
+          <w:sz w:val="24"/>
+          <w:szCs w:val="24"/>
+          <w:lang w:val="en-IN" w:eastAsia="en-IN" w:bidi="te-IN"/>
+        </w:rPr>
+        <w:t xml:space="preserve">        R[j] = </w:t>
+      </w:r>
+      <w:proofErr w:type="spellStart"/>
+      <w:proofErr w:type="gramStart"/>
+      <w:r>
+        <w:rPr>
+          <w:rFonts w:ascii="Times New Roman" w:eastAsia="Times New Roman" w:hAnsi="Times New Roman" w:cs="Times New Roman"/>
+          <w:sz w:val="24"/>
+          <w:szCs w:val="24"/>
+          <w:lang w:val="en-IN" w:eastAsia="en-IN" w:bidi="te-IN"/>
+        </w:rPr>
+        <w:t>arr</w:t>
+      </w:r>
+      <w:proofErr w:type="spellEnd"/>
+      <w:r>
+        <w:rPr>
+          <w:rFonts w:ascii="Times New Roman" w:eastAsia="Times New Roman" w:hAnsi="Times New Roman" w:cs="Times New Roman"/>
+          <w:sz w:val="24"/>
+          <w:szCs w:val="24"/>
+          <w:lang w:val="en-IN" w:eastAsia="en-IN" w:bidi="te-IN"/>
+        </w:rPr>
+        <w:t>[</w:t>
+      </w:r>
+      <w:proofErr w:type="gramEnd"/>
+      <w:r>
+        <w:rPr>
+          <w:rFonts w:ascii="Times New Roman" w:eastAsia="Times New Roman" w:hAnsi="Times New Roman" w:cs="Times New Roman"/>
+          <w:sz w:val="24"/>
+          <w:szCs w:val="24"/>
+          <w:lang w:val="en-IN" w:eastAsia="en-IN" w:bidi="te-IN"/>
+        </w:rPr>
+        <w:t>mid + 1 + j];</w:t>
+      </w:r>
+    </w:p>
+    <w:p>
+      <w:pPr>
+        <w:widowControl/>
+        <w:autoSpaceDE/>
+        <w:autoSpaceDN/>
+        <w:jc w:val="both"/>
+        <w:rPr>
+          <w:rFonts w:ascii="Times New Roman" w:eastAsia="Times New Roman" w:hAnsi="Times New Roman" w:cs="Times New Roman"/>
+          <w:sz w:val="24"/>
+          <w:szCs w:val="24"/>
+          <w:lang w:val="en-IN" w:eastAsia="en-IN" w:bidi="te-IN"/>
+        </w:rPr>
+      </w:pPr>
+    </w:p>
+    <w:p>
+      <w:pPr>
+        <w:widowControl/>
+        <w:autoSpaceDE/>
+        <w:autoSpaceDN/>
+        <w:jc w:val="both"/>
+        <w:rPr>
+          <w:rFonts w:ascii="Times New Roman" w:eastAsia="Times New Roman" w:hAnsi="Times New Roman" w:cs="Times New Roman"/>
+          <w:sz w:val="24"/>
+          <w:szCs w:val="24"/>
+          <w:lang w:val="en-IN" w:eastAsia="en-IN" w:bidi="te-IN"/>
+        </w:rPr>
+      </w:pPr>
+      <w:r>
+        <w:rPr>
+          <w:rFonts w:ascii="Times New Roman" w:eastAsia="Times New Roman" w:hAnsi="Times New Roman" w:cs="Times New Roman"/>
+          <w:sz w:val="24"/>
+          <w:szCs w:val="24"/>
+          <w:lang w:val="en-IN" w:eastAsia="en-IN" w:bidi="te-IN"/>
+        </w:rPr>
+        <w:t xml:space="preserve">    int </w:t>
+      </w:r>
+      <w:proofErr w:type="spellStart"/>
+      <w:r>
+        <w:rPr>
+          <w:rFonts w:ascii="Times New Roman" w:eastAsia="Times New Roman" w:hAnsi="Times New Roman" w:cs="Times New Roman"/>
+          <w:sz w:val="24"/>
+          <w:szCs w:val="24"/>
+          <w:lang w:val="en-IN" w:eastAsia="en-IN" w:bidi="te-IN"/>
+        </w:rPr>
+        <w:t>i</w:t>
+      </w:r>
+      <w:proofErr w:type="spellEnd"/>
+      <w:r>
+        <w:rPr>
+          <w:rFonts w:ascii="Times New Roman" w:eastAsia="Times New Roman" w:hAnsi="Times New Roman" w:cs="Times New Roman"/>
+          <w:sz w:val="24"/>
+          <w:szCs w:val="24"/>
+          <w:lang w:val="en-IN" w:eastAsia="en-IN" w:bidi="te-IN"/>
+        </w:rPr>
+        <w:t xml:space="preserve"> = 0, j = 0, k = left;</w:t>
       </w:r>
     </w:p>
     <w:p>
@@ -4647,76 +6916,176 @@
           <w:szCs w:val="24"/>
           <w:lang w:val="en-IN" w:eastAsia="en-IN" w:bidi="te-IN"/>
         </w:rPr>
-        <w:t xml:space="preserve">    while (i &lt; n1 &amp;&amp; j &lt; n2) {</w:t>
-      </w:r>
-    </w:p>
-    <w:p>
-      <w:pPr>
-        <w:widowControl/>
-        <w:autoSpaceDE/>
-        <w:autoSpaceDN/>
-        <w:jc w:val="both"/>
-        <w:rPr>
-          <w:rFonts w:ascii="Times New Roman" w:eastAsia="Times New Roman" w:hAnsi="Times New Roman" w:cs="Times New Roman"/>
-          <w:sz w:val="24"/>
-          <w:szCs w:val="24"/>
-          <w:lang w:val="en-IN" w:eastAsia="en-IN" w:bidi="te-IN"/>
-        </w:rPr>
-      </w:pPr>
-      <w:r>
-        <w:rPr>
-          <w:rFonts w:ascii="Times New Roman" w:eastAsia="Times New Roman" w:hAnsi="Times New Roman" w:cs="Times New Roman"/>
-          <w:sz w:val="24"/>
-          <w:szCs w:val="24"/>
-          <w:lang w:val="en-IN" w:eastAsia="en-IN" w:bidi="te-IN"/>
-        </w:rPr>
-        <w:t xml:space="preserve">        if (L[i] &lt;= R[j]) {</w:t>
-      </w:r>
-    </w:p>
-    <w:p>
-      <w:pPr>
-        <w:widowControl/>
-        <w:autoSpaceDE/>
-        <w:autoSpaceDN/>
-        <w:jc w:val="both"/>
-        <w:rPr>
-          <w:rFonts w:ascii="Times New Roman" w:eastAsia="Times New Roman" w:hAnsi="Times New Roman" w:cs="Times New Roman"/>
-          <w:sz w:val="24"/>
-          <w:szCs w:val="24"/>
-          <w:lang w:val="en-IN" w:eastAsia="en-IN" w:bidi="te-IN"/>
-        </w:rPr>
-      </w:pPr>
-      <w:r>
-        <w:rPr>
-          <w:rFonts w:ascii="Times New Roman" w:eastAsia="Times New Roman" w:hAnsi="Times New Roman" w:cs="Times New Roman"/>
-          <w:sz w:val="24"/>
-          <w:szCs w:val="24"/>
-          <w:lang w:val="en-IN" w:eastAsia="en-IN" w:bidi="te-IN"/>
-        </w:rPr>
-        <w:t xml:space="preserve">            arr[k] = L[i];</w:t>
-      </w:r>
-    </w:p>
-    <w:p>
-      <w:pPr>
-        <w:widowControl/>
-        <w:autoSpaceDE/>
-        <w:autoSpaceDN/>
-        <w:jc w:val="both"/>
-        <w:rPr>
-          <w:rFonts w:ascii="Times New Roman" w:eastAsia="Times New Roman" w:hAnsi="Times New Roman" w:cs="Times New Roman"/>
-          <w:sz w:val="24"/>
-          <w:szCs w:val="24"/>
-          <w:lang w:val="en-IN" w:eastAsia="en-IN" w:bidi="te-IN"/>
-        </w:rPr>
-      </w:pPr>
-      <w:r>
-        <w:rPr>
-          <w:rFonts w:ascii="Times New Roman" w:eastAsia="Times New Roman" w:hAnsi="Times New Roman" w:cs="Times New Roman"/>
-          <w:sz w:val="24"/>
-          <w:szCs w:val="24"/>
-          <w:lang w:val="en-IN" w:eastAsia="en-IN" w:bidi="te-IN"/>
-        </w:rPr>
-        <w:t xml:space="preserve">            i++;</w:t>
+        <w:t xml:space="preserve">    while (</w:t>
+      </w:r>
+      <w:proofErr w:type="spellStart"/>
+      <w:r>
+        <w:rPr>
+          <w:rFonts w:ascii="Times New Roman" w:eastAsia="Times New Roman" w:hAnsi="Times New Roman" w:cs="Times New Roman"/>
+          <w:sz w:val="24"/>
+          <w:szCs w:val="24"/>
+          <w:lang w:val="en-IN" w:eastAsia="en-IN" w:bidi="te-IN"/>
+        </w:rPr>
+        <w:t>i</w:t>
+      </w:r>
+      <w:proofErr w:type="spellEnd"/>
+      <w:r>
+        <w:rPr>
+          <w:rFonts w:ascii="Times New Roman" w:eastAsia="Times New Roman" w:hAnsi="Times New Roman" w:cs="Times New Roman"/>
+          <w:sz w:val="24"/>
+          <w:szCs w:val="24"/>
+          <w:lang w:val="en-IN" w:eastAsia="en-IN" w:bidi="te-IN"/>
+        </w:rPr>
+        <w:t xml:space="preserve"> &lt; n1 &amp;&amp; j &lt; n2) {</w:t>
+      </w:r>
+    </w:p>
+    <w:p>
+      <w:pPr>
+        <w:widowControl/>
+        <w:autoSpaceDE/>
+        <w:autoSpaceDN/>
+        <w:jc w:val="both"/>
+        <w:rPr>
+          <w:rFonts w:ascii="Times New Roman" w:eastAsia="Times New Roman" w:hAnsi="Times New Roman" w:cs="Times New Roman"/>
+          <w:sz w:val="24"/>
+          <w:szCs w:val="24"/>
+          <w:lang w:val="en-IN" w:eastAsia="en-IN" w:bidi="te-IN"/>
+        </w:rPr>
+      </w:pPr>
+      <w:r>
+        <w:rPr>
+          <w:rFonts w:ascii="Times New Roman" w:eastAsia="Times New Roman" w:hAnsi="Times New Roman" w:cs="Times New Roman"/>
+          <w:sz w:val="24"/>
+          <w:szCs w:val="24"/>
+          <w:lang w:val="en-IN" w:eastAsia="en-IN" w:bidi="te-IN"/>
+        </w:rPr>
+        <w:t xml:space="preserve">        if (L[</w:t>
+      </w:r>
+      <w:proofErr w:type="spellStart"/>
+      <w:r>
+        <w:rPr>
+          <w:rFonts w:ascii="Times New Roman" w:eastAsia="Times New Roman" w:hAnsi="Times New Roman" w:cs="Times New Roman"/>
+          <w:sz w:val="24"/>
+          <w:szCs w:val="24"/>
+          <w:lang w:val="en-IN" w:eastAsia="en-IN" w:bidi="te-IN"/>
+        </w:rPr>
+        <w:t>i</w:t>
+      </w:r>
+      <w:proofErr w:type="spellEnd"/>
+      <w:r>
+        <w:rPr>
+          <w:rFonts w:ascii="Times New Roman" w:eastAsia="Times New Roman" w:hAnsi="Times New Roman" w:cs="Times New Roman"/>
+          <w:sz w:val="24"/>
+          <w:szCs w:val="24"/>
+          <w:lang w:val="en-IN" w:eastAsia="en-IN" w:bidi="te-IN"/>
+        </w:rPr>
+        <w:t>] &lt;= R[j]) {</w:t>
+      </w:r>
+    </w:p>
+    <w:p>
+      <w:pPr>
+        <w:widowControl/>
+        <w:autoSpaceDE/>
+        <w:autoSpaceDN/>
+        <w:jc w:val="both"/>
+        <w:rPr>
+          <w:rFonts w:ascii="Times New Roman" w:eastAsia="Times New Roman" w:hAnsi="Times New Roman" w:cs="Times New Roman"/>
+          <w:sz w:val="24"/>
+          <w:szCs w:val="24"/>
+          <w:lang w:val="en-IN" w:eastAsia="en-IN" w:bidi="te-IN"/>
+        </w:rPr>
+      </w:pPr>
+      <w:r>
+        <w:rPr>
+          <w:rFonts w:ascii="Times New Roman" w:eastAsia="Times New Roman" w:hAnsi="Times New Roman" w:cs="Times New Roman"/>
+          <w:sz w:val="24"/>
+          <w:szCs w:val="24"/>
+          <w:lang w:val="en-IN" w:eastAsia="en-IN" w:bidi="te-IN"/>
+        </w:rPr>
+        <w:t xml:space="preserve">            </w:t>
+      </w:r>
+      <w:proofErr w:type="spellStart"/>
+      <w:r>
+        <w:rPr>
+          <w:rFonts w:ascii="Times New Roman" w:eastAsia="Times New Roman" w:hAnsi="Times New Roman" w:cs="Times New Roman"/>
+          <w:sz w:val="24"/>
+          <w:szCs w:val="24"/>
+          <w:lang w:val="en-IN" w:eastAsia="en-IN" w:bidi="te-IN"/>
+        </w:rPr>
+        <w:t>arr</w:t>
+      </w:r>
+      <w:proofErr w:type="spellEnd"/>
+      <w:r>
+        <w:rPr>
+          <w:rFonts w:ascii="Times New Roman" w:eastAsia="Times New Roman" w:hAnsi="Times New Roman" w:cs="Times New Roman"/>
+          <w:sz w:val="24"/>
+          <w:szCs w:val="24"/>
+          <w:lang w:val="en-IN" w:eastAsia="en-IN" w:bidi="te-IN"/>
+        </w:rPr>
+        <w:t>[k] = L[</w:t>
+      </w:r>
+      <w:proofErr w:type="spellStart"/>
+      <w:r>
+        <w:rPr>
+          <w:rFonts w:ascii="Times New Roman" w:eastAsia="Times New Roman" w:hAnsi="Times New Roman" w:cs="Times New Roman"/>
+          <w:sz w:val="24"/>
+          <w:szCs w:val="24"/>
+          <w:lang w:val="en-IN" w:eastAsia="en-IN" w:bidi="te-IN"/>
+        </w:rPr>
+        <w:t>i</w:t>
+      </w:r>
+      <w:proofErr w:type="spellEnd"/>
+      <w:r>
+        <w:rPr>
+          <w:rFonts w:ascii="Times New Roman" w:eastAsia="Times New Roman" w:hAnsi="Times New Roman" w:cs="Times New Roman"/>
+          <w:sz w:val="24"/>
+          <w:szCs w:val="24"/>
+          <w:lang w:val="en-IN" w:eastAsia="en-IN" w:bidi="te-IN"/>
+        </w:rPr>
+        <w:t>];</w:t>
+      </w:r>
+    </w:p>
+    <w:p>
+      <w:pPr>
+        <w:widowControl/>
+        <w:autoSpaceDE/>
+        <w:autoSpaceDN/>
+        <w:jc w:val="both"/>
+        <w:rPr>
+          <w:rFonts w:ascii="Times New Roman" w:eastAsia="Times New Roman" w:hAnsi="Times New Roman" w:cs="Times New Roman"/>
+          <w:sz w:val="24"/>
+          <w:szCs w:val="24"/>
+          <w:lang w:val="en-IN" w:eastAsia="en-IN" w:bidi="te-IN"/>
+        </w:rPr>
+      </w:pPr>
+      <w:r>
+        <w:rPr>
+          <w:rFonts w:ascii="Times New Roman" w:eastAsia="Times New Roman" w:hAnsi="Times New Roman" w:cs="Times New Roman"/>
+          <w:sz w:val="24"/>
+          <w:szCs w:val="24"/>
+          <w:lang w:val="en-IN" w:eastAsia="en-IN" w:bidi="te-IN"/>
+        </w:rPr>
+        <w:t xml:space="preserve">            </w:t>
+      </w:r>
+      <w:proofErr w:type="spellStart"/>
+      <w:r>
+        <w:rPr>
+          <w:rFonts w:ascii="Times New Roman" w:eastAsia="Times New Roman" w:hAnsi="Times New Roman" w:cs="Times New Roman"/>
+          <w:sz w:val="24"/>
+          <w:szCs w:val="24"/>
+          <w:lang w:val="en-IN" w:eastAsia="en-IN" w:bidi="te-IN"/>
+        </w:rPr>
+        <w:t>i</w:t>
+      </w:r>
+      <w:proofErr w:type="spellEnd"/>
+      <w:r>
+        <w:rPr>
+          <w:rFonts w:ascii="Times New Roman" w:eastAsia="Times New Roman" w:hAnsi="Times New Roman" w:cs="Times New Roman"/>
+          <w:sz w:val="24"/>
+          <w:szCs w:val="24"/>
+          <w:lang w:val="en-IN" w:eastAsia="en-IN" w:bidi="te-IN"/>
+        </w:rPr>
+        <w:t>++;</w:t>
       </w:r>
     </w:p>
     <w:p>
@@ -4785,30 +7154,70 @@
           <w:szCs w:val="24"/>
           <w:lang w:val="en-IN" w:eastAsia="en-IN" w:bidi="te-IN"/>
         </w:rPr>
-        <w:t xml:space="preserve">            arr[k] = R[j];</w:t>
-      </w:r>
-    </w:p>
-    <w:p>
-      <w:pPr>
-        <w:widowControl/>
-        <w:autoSpaceDE/>
-        <w:autoSpaceDN/>
-        <w:jc w:val="both"/>
-        <w:rPr>
-          <w:rFonts w:ascii="Times New Roman" w:eastAsia="Times New Roman" w:hAnsi="Times New Roman" w:cs="Times New Roman"/>
-          <w:sz w:val="24"/>
-          <w:szCs w:val="24"/>
-          <w:lang w:val="en-IN" w:eastAsia="en-IN" w:bidi="te-IN"/>
-        </w:rPr>
-      </w:pPr>
-      <w:r>
-        <w:rPr>
-          <w:rFonts w:ascii="Times New Roman" w:eastAsia="Times New Roman" w:hAnsi="Times New Roman" w:cs="Times New Roman"/>
-          <w:sz w:val="24"/>
-          <w:szCs w:val="24"/>
-          <w:lang w:val="en-IN" w:eastAsia="en-IN" w:bidi="te-IN"/>
-        </w:rPr>
-        <w:t xml:space="preserve">            j++;</w:t>
+        <w:t xml:space="preserve">            </w:t>
+      </w:r>
+      <w:proofErr w:type="spellStart"/>
+      <w:r>
+        <w:rPr>
+          <w:rFonts w:ascii="Times New Roman" w:eastAsia="Times New Roman" w:hAnsi="Times New Roman" w:cs="Times New Roman"/>
+          <w:sz w:val="24"/>
+          <w:szCs w:val="24"/>
+          <w:lang w:val="en-IN" w:eastAsia="en-IN" w:bidi="te-IN"/>
+        </w:rPr>
+        <w:t>arr</w:t>
+      </w:r>
+      <w:proofErr w:type="spellEnd"/>
+      <w:r>
+        <w:rPr>
+          <w:rFonts w:ascii="Times New Roman" w:eastAsia="Times New Roman" w:hAnsi="Times New Roman" w:cs="Times New Roman"/>
+          <w:sz w:val="24"/>
+          <w:szCs w:val="24"/>
+          <w:lang w:val="en-IN" w:eastAsia="en-IN" w:bidi="te-IN"/>
+        </w:rPr>
+        <w:t>[k] = R[j];</w:t>
+      </w:r>
+    </w:p>
+    <w:p>
+      <w:pPr>
+        <w:widowControl/>
+        <w:autoSpaceDE/>
+        <w:autoSpaceDN/>
+        <w:jc w:val="both"/>
+        <w:rPr>
+          <w:rFonts w:ascii="Times New Roman" w:eastAsia="Times New Roman" w:hAnsi="Times New Roman" w:cs="Times New Roman"/>
+          <w:sz w:val="24"/>
+          <w:szCs w:val="24"/>
+          <w:lang w:val="en-IN" w:eastAsia="en-IN" w:bidi="te-IN"/>
+        </w:rPr>
+      </w:pPr>
+      <w:r>
+        <w:rPr>
+          <w:rFonts w:ascii="Times New Roman" w:eastAsia="Times New Roman" w:hAnsi="Times New Roman" w:cs="Times New Roman"/>
+          <w:sz w:val="24"/>
+          <w:szCs w:val="24"/>
+          <w:lang w:val="en-IN" w:eastAsia="en-IN" w:bidi="te-IN"/>
+        </w:rPr>
+        <w:t xml:space="preserve">            </w:t>
+      </w:r>
+      <w:proofErr w:type="spellStart"/>
+      <w:r>
+        <w:rPr>
+          <w:rFonts w:ascii="Times New Roman" w:eastAsia="Times New Roman" w:hAnsi="Times New Roman" w:cs="Times New Roman"/>
+          <w:sz w:val="24"/>
+          <w:szCs w:val="24"/>
+          <w:lang w:val="en-IN" w:eastAsia="en-IN" w:bidi="te-IN"/>
+        </w:rPr>
+        <w:t>j++</w:t>
+      </w:r>
+      <w:proofErr w:type="spellEnd"/>
+      <w:r>
+        <w:rPr>
+          <w:rFonts w:ascii="Times New Roman" w:eastAsia="Times New Roman" w:hAnsi="Times New Roman" w:cs="Times New Roman"/>
+          <w:sz w:val="24"/>
+          <w:szCs w:val="24"/>
+          <w:lang w:val="en-IN" w:eastAsia="en-IN" w:bidi="te-IN"/>
+        </w:rPr>
+        <w:t>;</w:t>
       </w:r>
     </w:p>
     <w:p>
@@ -4937,53 +7346,133 @@
           <w:szCs w:val="24"/>
           <w:lang w:val="en-IN" w:eastAsia="en-IN" w:bidi="te-IN"/>
         </w:rPr>
-        <w:t xml:space="preserve">    while (i &lt; n1) {</w:t>
-      </w:r>
-    </w:p>
-    <w:p>
-      <w:pPr>
-        <w:widowControl/>
-        <w:autoSpaceDE/>
-        <w:autoSpaceDN/>
-        <w:jc w:val="both"/>
-        <w:rPr>
-          <w:rFonts w:ascii="Times New Roman" w:eastAsia="Times New Roman" w:hAnsi="Times New Roman" w:cs="Times New Roman"/>
-          <w:sz w:val="24"/>
-          <w:szCs w:val="24"/>
-          <w:lang w:val="en-IN" w:eastAsia="en-IN" w:bidi="te-IN"/>
-        </w:rPr>
-      </w:pPr>
-      <w:r>
-        <w:rPr>
-          <w:rFonts w:ascii="Times New Roman" w:eastAsia="Times New Roman" w:hAnsi="Times New Roman" w:cs="Times New Roman"/>
-          <w:sz w:val="24"/>
-          <w:szCs w:val="24"/>
-          <w:lang w:val="en-IN" w:eastAsia="en-IN" w:bidi="te-IN"/>
-        </w:rPr>
-        <w:t xml:space="preserve">        arr[k] = L[i];</w:t>
-      </w:r>
-    </w:p>
-    <w:p>
-      <w:pPr>
-        <w:widowControl/>
-        <w:autoSpaceDE/>
-        <w:autoSpaceDN/>
-        <w:jc w:val="both"/>
-        <w:rPr>
-          <w:rFonts w:ascii="Times New Roman" w:eastAsia="Times New Roman" w:hAnsi="Times New Roman" w:cs="Times New Roman"/>
-          <w:sz w:val="24"/>
-          <w:szCs w:val="24"/>
-          <w:lang w:val="en-IN" w:eastAsia="en-IN" w:bidi="te-IN"/>
-        </w:rPr>
-      </w:pPr>
-      <w:r>
-        <w:rPr>
-          <w:rFonts w:ascii="Times New Roman" w:eastAsia="Times New Roman" w:hAnsi="Times New Roman" w:cs="Times New Roman"/>
-          <w:sz w:val="24"/>
-          <w:szCs w:val="24"/>
-          <w:lang w:val="en-IN" w:eastAsia="en-IN" w:bidi="te-IN"/>
-        </w:rPr>
-        <w:t xml:space="preserve">        i++;</w:t>
+        <w:t xml:space="preserve">    while (</w:t>
+      </w:r>
+      <w:proofErr w:type="spellStart"/>
+      <w:r>
+        <w:rPr>
+          <w:rFonts w:ascii="Times New Roman" w:eastAsia="Times New Roman" w:hAnsi="Times New Roman" w:cs="Times New Roman"/>
+          <w:sz w:val="24"/>
+          <w:szCs w:val="24"/>
+          <w:lang w:val="en-IN" w:eastAsia="en-IN" w:bidi="te-IN"/>
+        </w:rPr>
+        <w:t>i</w:t>
+      </w:r>
+      <w:proofErr w:type="spellEnd"/>
+      <w:r>
+        <w:rPr>
+          <w:rFonts w:ascii="Times New Roman" w:eastAsia="Times New Roman" w:hAnsi="Times New Roman" w:cs="Times New Roman"/>
+          <w:sz w:val="24"/>
+          <w:szCs w:val="24"/>
+          <w:lang w:val="en-IN" w:eastAsia="en-IN" w:bidi="te-IN"/>
+        </w:rPr>
+        <w:t xml:space="preserve"> &lt; n1) {</w:t>
+      </w:r>
+    </w:p>
+    <w:p>
+      <w:pPr>
+        <w:widowControl/>
+        <w:autoSpaceDE/>
+        <w:autoSpaceDN/>
+        <w:jc w:val="both"/>
+        <w:rPr>
+          <w:rFonts w:ascii="Times New Roman" w:eastAsia="Times New Roman" w:hAnsi="Times New Roman" w:cs="Times New Roman"/>
+          <w:sz w:val="24"/>
+          <w:szCs w:val="24"/>
+          <w:lang w:val="en-IN" w:eastAsia="en-IN" w:bidi="te-IN"/>
+        </w:rPr>
+      </w:pPr>
+      <w:r>
+        <w:rPr>
+          <w:rFonts w:ascii="Times New Roman" w:eastAsia="Times New Roman" w:hAnsi="Times New Roman" w:cs="Times New Roman"/>
+          <w:sz w:val="24"/>
+          <w:szCs w:val="24"/>
+          <w:lang w:val="en-IN" w:eastAsia="en-IN" w:bidi="te-IN"/>
+        </w:rPr>
+        <w:t xml:space="preserve">        </w:t>
+      </w:r>
+      <w:proofErr w:type="spellStart"/>
+      <w:r>
+        <w:rPr>
+          <w:rFonts w:ascii="Times New Roman" w:eastAsia="Times New Roman" w:hAnsi="Times New Roman" w:cs="Times New Roman"/>
+          <w:sz w:val="24"/>
+          <w:szCs w:val="24"/>
+          <w:lang w:val="en-IN" w:eastAsia="en-IN" w:bidi="te-IN"/>
+        </w:rPr>
+        <w:t>arr</w:t>
+      </w:r>
+      <w:proofErr w:type="spellEnd"/>
+      <w:r>
+        <w:rPr>
+          <w:rFonts w:ascii="Times New Roman" w:eastAsia="Times New Roman" w:hAnsi="Times New Roman" w:cs="Times New Roman"/>
+          <w:sz w:val="24"/>
+          <w:szCs w:val="24"/>
+          <w:lang w:val="en-IN" w:eastAsia="en-IN" w:bidi="te-IN"/>
+        </w:rPr>
+        <w:t>[k] = L[</w:t>
+      </w:r>
+      <w:proofErr w:type="spellStart"/>
+      <w:r>
+        <w:rPr>
+          <w:rFonts w:ascii="Times New Roman" w:eastAsia="Times New Roman" w:hAnsi="Times New Roman" w:cs="Times New Roman"/>
+          <w:sz w:val="24"/>
+          <w:szCs w:val="24"/>
+          <w:lang w:val="en-IN" w:eastAsia="en-IN" w:bidi="te-IN"/>
+        </w:rPr>
+        <w:t>i</w:t>
+      </w:r>
+      <w:proofErr w:type="spellEnd"/>
+      <w:r>
+        <w:rPr>
+          <w:rFonts w:ascii="Times New Roman" w:eastAsia="Times New Roman" w:hAnsi="Times New Roman" w:cs="Times New Roman"/>
+          <w:sz w:val="24"/>
+          <w:szCs w:val="24"/>
+          <w:lang w:val="en-IN" w:eastAsia="en-IN" w:bidi="te-IN"/>
+        </w:rPr>
+        <w:t>];</w:t>
+      </w:r>
+    </w:p>
+    <w:p>
+      <w:pPr>
+        <w:widowControl/>
+        <w:autoSpaceDE/>
+        <w:autoSpaceDN/>
+        <w:jc w:val="both"/>
+        <w:rPr>
+          <w:rFonts w:ascii="Times New Roman" w:eastAsia="Times New Roman" w:hAnsi="Times New Roman" w:cs="Times New Roman"/>
+          <w:sz w:val="24"/>
+          <w:szCs w:val="24"/>
+          <w:lang w:val="en-IN" w:eastAsia="en-IN" w:bidi="te-IN"/>
+        </w:rPr>
+      </w:pPr>
+      <w:r>
+        <w:rPr>
+          <w:rFonts w:ascii="Times New Roman" w:eastAsia="Times New Roman" w:hAnsi="Times New Roman" w:cs="Times New Roman"/>
+          <w:sz w:val="24"/>
+          <w:szCs w:val="24"/>
+          <w:lang w:val="en-IN" w:eastAsia="en-IN" w:bidi="te-IN"/>
+        </w:rPr>
+        <w:t xml:space="preserve">        </w:t>
+      </w:r>
+      <w:proofErr w:type="spellStart"/>
+      <w:r>
+        <w:rPr>
+          <w:rFonts w:ascii="Times New Roman" w:eastAsia="Times New Roman" w:hAnsi="Times New Roman" w:cs="Times New Roman"/>
+          <w:sz w:val="24"/>
+          <w:szCs w:val="24"/>
+          <w:lang w:val="en-IN" w:eastAsia="en-IN" w:bidi="te-IN"/>
+        </w:rPr>
+        <w:t>i</w:t>
+      </w:r>
+      <w:proofErr w:type="spellEnd"/>
+      <w:r>
+        <w:rPr>
+          <w:rFonts w:ascii="Times New Roman" w:eastAsia="Times New Roman" w:hAnsi="Times New Roman" w:cs="Times New Roman"/>
+          <w:sz w:val="24"/>
+          <w:szCs w:val="24"/>
+          <w:lang w:val="en-IN" w:eastAsia="en-IN" w:bidi="te-IN"/>
+        </w:rPr>
+        <w:t>++;</w:t>
       </w:r>
     </w:p>
     <w:p>
@@ -5089,30 +7578,70 @@
           <w:szCs w:val="24"/>
           <w:lang w:val="en-IN" w:eastAsia="en-IN" w:bidi="te-IN"/>
         </w:rPr>
-        <w:t xml:space="preserve">        arr[k] = R[j];</w:t>
-      </w:r>
-    </w:p>
-    <w:p>
-      <w:pPr>
-        <w:widowControl/>
-        <w:autoSpaceDE/>
-        <w:autoSpaceDN/>
-        <w:jc w:val="both"/>
-        <w:rPr>
-          <w:rFonts w:ascii="Times New Roman" w:eastAsia="Times New Roman" w:hAnsi="Times New Roman" w:cs="Times New Roman"/>
-          <w:sz w:val="24"/>
-          <w:szCs w:val="24"/>
-          <w:lang w:val="en-IN" w:eastAsia="en-IN" w:bidi="te-IN"/>
-        </w:rPr>
-      </w:pPr>
-      <w:r>
-        <w:rPr>
-          <w:rFonts w:ascii="Times New Roman" w:eastAsia="Times New Roman" w:hAnsi="Times New Roman" w:cs="Times New Roman"/>
-          <w:sz w:val="24"/>
-          <w:szCs w:val="24"/>
-          <w:lang w:val="en-IN" w:eastAsia="en-IN" w:bidi="te-IN"/>
-        </w:rPr>
-        <w:t xml:space="preserve">        j++;</w:t>
+        <w:t xml:space="preserve">        </w:t>
+      </w:r>
+      <w:proofErr w:type="spellStart"/>
+      <w:r>
+        <w:rPr>
+          <w:rFonts w:ascii="Times New Roman" w:eastAsia="Times New Roman" w:hAnsi="Times New Roman" w:cs="Times New Roman"/>
+          <w:sz w:val="24"/>
+          <w:szCs w:val="24"/>
+          <w:lang w:val="en-IN" w:eastAsia="en-IN" w:bidi="te-IN"/>
+        </w:rPr>
+        <w:t>arr</w:t>
+      </w:r>
+      <w:proofErr w:type="spellEnd"/>
+      <w:r>
+        <w:rPr>
+          <w:rFonts w:ascii="Times New Roman" w:eastAsia="Times New Roman" w:hAnsi="Times New Roman" w:cs="Times New Roman"/>
+          <w:sz w:val="24"/>
+          <w:szCs w:val="24"/>
+          <w:lang w:val="en-IN" w:eastAsia="en-IN" w:bidi="te-IN"/>
+        </w:rPr>
+        <w:t>[k] = R[j];</w:t>
+      </w:r>
+    </w:p>
+    <w:p>
+      <w:pPr>
+        <w:widowControl/>
+        <w:autoSpaceDE/>
+        <w:autoSpaceDN/>
+        <w:jc w:val="both"/>
+        <w:rPr>
+          <w:rFonts w:ascii="Times New Roman" w:eastAsia="Times New Roman" w:hAnsi="Times New Roman" w:cs="Times New Roman"/>
+          <w:sz w:val="24"/>
+          <w:szCs w:val="24"/>
+          <w:lang w:val="en-IN" w:eastAsia="en-IN" w:bidi="te-IN"/>
+        </w:rPr>
+      </w:pPr>
+      <w:r>
+        <w:rPr>
+          <w:rFonts w:ascii="Times New Roman" w:eastAsia="Times New Roman" w:hAnsi="Times New Roman" w:cs="Times New Roman"/>
+          <w:sz w:val="24"/>
+          <w:szCs w:val="24"/>
+          <w:lang w:val="en-IN" w:eastAsia="en-IN" w:bidi="te-IN"/>
+        </w:rPr>
+        <w:t xml:space="preserve">        </w:t>
+      </w:r>
+      <w:proofErr w:type="spellStart"/>
+      <w:r>
+        <w:rPr>
+          <w:rFonts w:ascii="Times New Roman" w:eastAsia="Times New Roman" w:hAnsi="Times New Roman" w:cs="Times New Roman"/>
+          <w:sz w:val="24"/>
+          <w:szCs w:val="24"/>
+          <w:lang w:val="en-IN" w:eastAsia="en-IN" w:bidi="te-IN"/>
+        </w:rPr>
+        <w:t>j++</w:t>
+      </w:r>
+      <w:proofErr w:type="spellEnd"/>
+      <w:r>
+        <w:rPr>
+          <w:rFonts w:ascii="Times New Roman" w:eastAsia="Times New Roman" w:hAnsi="Times New Roman" w:cs="Times New Roman"/>
+          <w:sz w:val="24"/>
+          <w:szCs w:val="24"/>
+          <w:lang w:val="en-IN" w:eastAsia="en-IN" w:bidi="te-IN"/>
+        </w:rPr>
+        <w:t>;</w:t>
       </w:r>
     </w:p>
     <w:p>
@@ -5218,7 +7747,69 @@
           <w:szCs w:val="24"/>
           <w:lang w:val="en-IN" w:eastAsia="en-IN" w:bidi="te-IN"/>
         </w:rPr>
-        <w:t>void mergeSort(int arr[], int left, int right) {</w:t>
+        <w:t xml:space="preserve">void </w:t>
+      </w:r>
+      <w:proofErr w:type="spellStart"/>
+      <w:proofErr w:type="gramStart"/>
+      <w:r>
+        <w:rPr>
+          <w:rFonts w:ascii="Times New Roman" w:eastAsia="Times New Roman" w:hAnsi="Times New Roman" w:cs="Times New Roman"/>
+          <w:sz w:val="24"/>
+          <w:szCs w:val="24"/>
+          <w:lang w:val="en-IN" w:eastAsia="en-IN" w:bidi="te-IN"/>
+        </w:rPr>
+        <w:t>mergeSort</w:t>
+      </w:r>
+      <w:proofErr w:type="spellEnd"/>
+      <w:r>
+        <w:rPr>
+          <w:rFonts w:ascii="Times New Roman" w:eastAsia="Times New Roman" w:hAnsi="Times New Roman" w:cs="Times New Roman"/>
+          <w:sz w:val="24"/>
+          <w:szCs w:val="24"/>
+          <w:lang w:val="en-IN" w:eastAsia="en-IN" w:bidi="te-IN"/>
+        </w:rPr>
+        <w:t>(</w:t>
+      </w:r>
+      <w:proofErr w:type="gramEnd"/>
+      <w:r>
+        <w:rPr>
+          <w:rFonts w:ascii="Times New Roman" w:eastAsia="Times New Roman" w:hAnsi="Times New Roman" w:cs="Times New Roman"/>
+          <w:sz w:val="24"/>
+          <w:szCs w:val="24"/>
+          <w:lang w:val="en-IN" w:eastAsia="en-IN" w:bidi="te-IN"/>
+        </w:rPr>
+        <w:t xml:space="preserve">int </w:t>
+      </w:r>
+      <w:proofErr w:type="spellStart"/>
+      <w:proofErr w:type="gramStart"/>
+      <w:r>
+        <w:rPr>
+          <w:rFonts w:ascii="Times New Roman" w:eastAsia="Times New Roman" w:hAnsi="Times New Roman" w:cs="Times New Roman"/>
+          <w:sz w:val="24"/>
+          <w:szCs w:val="24"/>
+          <w:lang w:val="en-IN" w:eastAsia="en-IN" w:bidi="te-IN"/>
+        </w:rPr>
+        <w:t>arr</w:t>
+      </w:r>
+      <w:proofErr w:type="spellEnd"/>
+      <w:r>
+        <w:rPr>
+          <w:rFonts w:ascii="Times New Roman" w:eastAsia="Times New Roman" w:hAnsi="Times New Roman" w:cs="Times New Roman"/>
+          <w:sz w:val="24"/>
+          <w:szCs w:val="24"/>
+          <w:lang w:val="en-IN" w:eastAsia="en-IN" w:bidi="te-IN"/>
+        </w:rPr>
+        <w:t>[</w:t>
+      </w:r>
+      <w:proofErr w:type="gramEnd"/>
+      <w:r>
+        <w:rPr>
+          <w:rFonts w:ascii="Times New Roman" w:eastAsia="Times New Roman" w:hAnsi="Times New Roman" w:cs="Times New Roman"/>
+          <w:sz w:val="24"/>
+          <w:szCs w:val="24"/>
+          <w:lang w:val="en-IN" w:eastAsia="en-IN" w:bidi="te-IN"/>
+        </w:rPr>
+        <w:t>], int left, int right) {</w:t>
       </w:r>
     </w:p>
     <w:p>
@@ -5301,67 +7892,182 @@
           <w:szCs w:val="24"/>
           <w:lang w:val="en-IN" w:eastAsia="en-IN" w:bidi="te-IN"/>
         </w:rPr>
-        <w:t xml:space="preserve">        mergeSort(arr, left, mid);</w:t>
-      </w:r>
-    </w:p>
-    <w:p>
-      <w:pPr>
-        <w:widowControl/>
-        <w:autoSpaceDE/>
-        <w:autoSpaceDN/>
-        <w:jc w:val="both"/>
-        <w:rPr>
-          <w:rFonts w:ascii="Times New Roman" w:eastAsia="Times New Roman" w:hAnsi="Times New Roman" w:cs="Times New Roman"/>
-          <w:sz w:val="24"/>
-          <w:szCs w:val="24"/>
-          <w:lang w:val="en-IN" w:eastAsia="en-IN" w:bidi="te-IN"/>
-        </w:rPr>
-      </w:pPr>
-      <w:r>
-        <w:rPr>
-          <w:rFonts w:ascii="Times New Roman" w:eastAsia="Times New Roman" w:hAnsi="Times New Roman" w:cs="Times New Roman"/>
-          <w:sz w:val="24"/>
-          <w:szCs w:val="24"/>
-          <w:lang w:val="en-IN" w:eastAsia="en-IN" w:bidi="te-IN"/>
-        </w:rPr>
-        <w:t xml:space="preserve">        mergeSort(arr, mid + 1, right);</w:t>
-      </w:r>
-    </w:p>
-    <w:p>
-      <w:pPr>
-        <w:widowControl/>
-        <w:autoSpaceDE/>
-        <w:autoSpaceDN/>
-        <w:jc w:val="both"/>
-        <w:rPr>
-          <w:rFonts w:ascii="Times New Roman" w:eastAsia="Times New Roman" w:hAnsi="Times New Roman" w:cs="Times New Roman"/>
-          <w:sz w:val="24"/>
-          <w:szCs w:val="24"/>
-          <w:lang w:val="en-IN" w:eastAsia="en-IN" w:bidi="te-IN"/>
-        </w:rPr>
-      </w:pPr>
-    </w:p>
-    <w:p>
-      <w:pPr>
-        <w:widowControl/>
-        <w:autoSpaceDE/>
-        <w:autoSpaceDN/>
-        <w:jc w:val="both"/>
-        <w:rPr>
-          <w:rFonts w:ascii="Times New Roman" w:eastAsia="Times New Roman" w:hAnsi="Times New Roman" w:cs="Times New Roman"/>
-          <w:sz w:val="24"/>
-          <w:szCs w:val="24"/>
-          <w:lang w:val="en-IN" w:eastAsia="en-IN" w:bidi="te-IN"/>
-        </w:rPr>
-      </w:pPr>
-      <w:r>
-        <w:rPr>
-          <w:rFonts w:ascii="Times New Roman" w:eastAsia="Times New Roman" w:hAnsi="Times New Roman" w:cs="Times New Roman"/>
-          <w:sz w:val="24"/>
-          <w:szCs w:val="24"/>
-          <w:lang w:val="en-IN" w:eastAsia="en-IN" w:bidi="te-IN"/>
-        </w:rPr>
-        <w:t xml:space="preserve">        merge(arr, left, mid, right);</w:t>
+        <w:t xml:space="preserve">        </w:t>
+      </w:r>
+      <w:proofErr w:type="spellStart"/>
+      <w:proofErr w:type="gramStart"/>
+      <w:r>
+        <w:rPr>
+          <w:rFonts w:ascii="Times New Roman" w:eastAsia="Times New Roman" w:hAnsi="Times New Roman" w:cs="Times New Roman"/>
+          <w:sz w:val="24"/>
+          <w:szCs w:val="24"/>
+          <w:lang w:val="en-IN" w:eastAsia="en-IN" w:bidi="te-IN"/>
+        </w:rPr>
+        <w:t>mergeSort</w:t>
+      </w:r>
+      <w:proofErr w:type="spellEnd"/>
+      <w:r>
+        <w:rPr>
+          <w:rFonts w:ascii="Times New Roman" w:eastAsia="Times New Roman" w:hAnsi="Times New Roman" w:cs="Times New Roman"/>
+          <w:sz w:val="24"/>
+          <w:szCs w:val="24"/>
+          <w:lang w:val="en-IN" w:eastAsia="en-IN" w:bidi="te-IN"/>
+        </w:rPr>
+        <w:t>(</w:t>
+      </w:r>
+      <w:proofErr w:type="spellStart"/>
+      <w:proofErr w:type="gramEnd"/>
+      <w:r>
+        <w:rPr>
+          <w:rFonts w:ascii="Times New Roman" w:eastAsia="Times New Roman" w:hAnsi="Times New Roman" w:cs="Times New Roman"/>
+          <w:sz w:val="24"/>
+          <w:szCs w:val="24"/>
+          <w:lang w:val="en-IN" w:eastAsia="en-IN" w:bidi="te-IN"/>
+        </w:rPr>
+        <w:t>arr</w:t>
+      </w:r>
+      <w:proofErr w:type="spellEnd"/>
+      <w:r>
+        <w:rPr>
+          <w:rFonts w:ascii="Times New Roman" w:eastAsia="Times New Roman" w:hAnsi="Times New Roman" w:cs="Times New Roman"/>
+          <w:sz w:val="24"/>
+          <w:szCs w:val="24"/>
+          <w:lang w:val="en-IN" w:eastAsia="en-IN" w:bidi="te-IN"/>
+        </w:rPr>
+        <w:t>, left, mid);</w:t>
+      </w:r>
+    </w:p>
+    <w:p>
+      <w:pPr>
+        <w:widowControl/>
+        <w:autoSpaceDE/>
+        <w:autoSpaceDN/>
+        <w:jc w:val="both"/>
+        <w:rPr>
+          <w:rFonts w:ascii="Times New Roman" w:eastAsia="Times New Roman" w:hAnsi="Times New Roman" w:cs="Times New Roman"/>
+          <w:sz w:val="24"/>
+          <w:szCs w:val="24"/>
+          <w:lang w:val="en-IN" w:eastAsia="en-IN" w:bidi="te-IN"/>
+        </w:rPr>
+      </w:pPr>
+      <w:r>
+        <w:rPr>
+          <w:rFonts w:ascii="Times New Roman" w:eastAsia="Times New Roman" w:hAnsi="Times New Roman" w:cs="Times New Roman"/>
+          <w:sz w:val="24"/>
+          <w:szCs w:val="24"/>
+          <w:lang w:val="en-IN" w:eastAsia="en-IN" w:bidi="te-IN"/>
+        </w:rPr>
+        <w:t xml:space="preserve">        </w:t>
+      </w:r>
+      <w:proofErr w:type="spellStart"/>
+      <w:proofErr w:type="gramStart"/>
+      <w:r>
+        <w:rPr>
+          <w:rFonts w:ascii="Times New Roman" w:eastAsia="Times New Roman" w:hAnsi="Times New Roman" w:cs="Times New Roman"/>
+          <w:sz w:val="24"/>
+          <w:szCs w:val="24"/>
+          <w:lang w:val="en-IN" w:eastAsia="en-IN" w:bidi="te-IN"/>
+        </w:rPr>
+        <w:t>mergeSort</w:t>
+      </w:r>
+      <w:proofErr w:type="spellEnd"/>
+      <w:r>
+        <w:rPr>
+          <w:rFonts w:ascii="Times New Roman" w:eastAsia="Times New Roman" w:hAnsi="Times New Roman" w:cs="Times New Roman"/>
+          <w:sz w:val="24"/>
+          <w:szCs w:val="24"/>
+          <w:lang w:val="en-IN" w:eastAsia="en-IN" w:bidi="te-IN"/>
+        </w:rPr>
+        <w:t>(</w:t>
+      </w:r>
+      <w:proofErr w:type="spellStart"/>
+      <w:proofErr w:type="gramEnd"/>
+      <w:r>
+        <w:rPr>
+          <w:rFonts w:ascii="Times New Roman" w:eastAsia="Times New Roman" w:hAnsi="Times New Roman" w:cs="Times New Roman"/>
+          <w:sz w:val="24"/>
+          <w:szCs w:val="24"/>
+          <w:lang w:val="en-IN" w:eastAsia="en-IN" w:bidi="te-IN"/>
+        </w:rPr>
+        <w:t>arr</w:t>
+      </w:r>
+      <w:proofErr w:type="spellEnd"/>
+      <w:r>
+        <w:rPr>
+          <w:rFonts w:ascii="Times New Roman" w:eastAsia="Times New Roman" w:hAnsi="Times New Roman" w:cs="Times New Roman"/>
+          <w:sz w:val="24"/>
+          <w:szCs w:val="24"/>
+          <w:lang w:val="en-IN" w:eastAsia="en-IN" w:bidi="te-IN"/>
+        </w:rPr>
+        <w:t>, mid + 1, right);</w:t>
+      </w:r>
+    </w:p>
+    <w:p>
+      <w:pPr>
+        <w:widowControl/>
+        <w:autoSpaceDE/>
+        <w:autoSpaceDN/>
+        <w:jc w:val="both"/>
+        <w:rPr>
+          <w:rFonts w:ascii="Times New Roman" w:eastAsia="Times New Roman" w:hAnsi="Times New Roman" w:cs="Times New Roman"/>
+          <w:sz w:val="24"/>
+          <w:szCs w:val="24"/>
+          <w:lang w:val="en-IN" w:eastAsia="en-IN" w:bidi="te-IN"/>
+        </w:rPr>
+      </w:pPr>
+    </w:p>
+    <w:p>
+      <w:pPr>
+        <w:widowControl/>
+        <w:autoSpaceDE/>
+        <w:autoSpaceDN/>
+        <w:jc w:val="both"/>
+        <w:rPr>
+          <w:rFonts w:ascii="Times New Roman" w:eastAsia="Times New Roman" w:hAnsi="Times New Roman" w:cs="Times New Roman"/>
+          <w:sz w:val="24"/>
+          <w:szCs w:val="24"/>
+          <w:lang w:val="en-IN" w:eastAsia="en-IN" w:bidi="te-IN"/>
+        </w:rPr>
+      </w:pPr>
+      <w:r>
+        <w:rPr>
+          <w:rFonts w:ascii="Times New Roman" w:eastAsia="Times New Roman" w:hAnsi="Times New Roman" w:cs="Times New Roman"/>
+          <w:sz w:val="24"/>
+          <w:szCs w:val="24"/>
+          <w:lang w:val="en-IN" w:eastAsia="en-IN" w:bidi="te-IN"/>
+        </w:rPr>
+        <w:t xml:space="preserve">        </w:t>
+      </w:r>
+      <w:proofErr w:type="gramStart"/>
+      <w:r>
+        <w:rPr>
+          <w:rFonts w:ascii="Times New Roman" w:eastAsia="Times New Roman" w:hAnsi="Times New Roman" w:cs="Times New Roman"/>
+          <w:sz w:val="24"/>
+          <w:szCs w:val="24"/>
+          <w:lang w:val="en-IN" w:eastAsia="en-IN" w:bidi="te-IN"/>
+        </w:rPr>
+        <w:t>merge(</w:t>
+      </w:r>
+      <w:proofErr w:type="spellStart"/>
+      <w:proofErr w:type="gramEnd"/>
+      <w:r>
+        <w:rPr>
+          <w:rFonts w:ascii="Times New Roman" w:eastAsia="Times New Roman" w:hAnsi="Times New Roman" w:cs="Times New Roman"/>
+          <w:sz w:val="24"/>
+          <w:szCs w:val="24"/>
+          <w:lang w:val="en-IN" w:eastAsia="en-IN" w:bidi="te-IN"/>
+        </w:rPr>
+        <w:t>arr</w:t>
+      </w:r>
+      <w:proofErr w:type="spellEnd"/>
+      <w:r>
+        <w:rPr>
+          <w:rFonts w:ascii="Times New Roman" w:eastAsia="Times New Roman" w:hAnsi="Times New Roman" w:cs="Times New Roman"/>
+          <w:sz w:val="24"/>
+          <w:szCs w:val="24"/>
+          <w:lang w:val="en-IN" w:eastAsia="en-IN" w:bidi="te-IN"/>
+        </w:rPr>
+        <w:t>, left, mid, right);</w:t>
       </w:r>
     </w:p>
     <w:p>
@@ -5430,53 +8136,173 @@
           <w:szCs w:val="24"/>
           <w:lang w:val="en-IN" w:eastAsia="en-IN" w:bidi="te-IN"/>
         </w:rPr>
-        <w:t>void display(int array1[], int n) {</w:t>
-      </w:r>
-    </w:p>
-    <w:p>
-      <w:pPr>
-        <w:widowControl/>
-        <w:autoSpaceDE/>
-        <w:autoSpaceDN/>
-        <w:jc w:val="both"/>
-        <w:rPr>
-          <w:rFonts w:ascii="Times New Roman" w:eastAsia="Times New Roman" w:hAnsi="Times New Roman" w:cs="Times New Roman"/>
-          <w:sz w:val="24"/>
-          <w:szCs w:val="24"/>
-          <w:lang w:val="en-IN" w:eastAsia="en-IN" w:bidi="te-IN"/>
-        </w:rPr>
-      </w:pPr>
-      <w:r>
-        <w:rPr>
-          <w:rFonts w:ascii="Times New Roman" w:eastAsia="Times New Roman" w:hAnsi="Times New Roman" w:cs="Times New Roman"/>
-          <w:sz w:val="24"/>
-          <w:szCs w:val="24"/>
-          <w:lang w:val="en-IN" w:eastAsia="en-IN" w:bidi="te-IN"/>
-        </w:rPr>
-        <w:t xml:space="preserve">    for (int i = 0; i &lt; n; i++) {</w:t>
-      </w:r>
-    </w:p>
-    <w:p>
-      <w:pPr>
-        <w:widowControl/>
-        <w:autoSpaceDE/>
-        <w:autoSpaceDN/>
-        <w:jc w:val="both"/>
-        <w:rPr>
-          <w:rFonts w:ascii="Times New Roman" w:eastAsia="Times New Roman" w:hAnsi="Times New Roman" w:cs="Times New Roman"/>
-          <w:sz w:val="24"/>
-          <w:szCs w:val="24"/>
-          <w:lang w:val="en-IN" w:eastAsia="en-IN" w:bidi="te-IN"/>
-        </w:rPr>
-      </w:pPr>
-      <w:r>
-        <w:rPr>
-          <w:rFonts w:ascii="Times New Roman" w:eastAsia="Times New Roman" w:hAnsi="Times New Roman" w:cs="Times New Roman"/>
-          <w:sz w:val="24"/>
-          <w:szCs w:val="24"/>
-          <w:lang w:val="en-IN" w:eastAsia="en-IN" w:bidi="te-IN"/>
-        </w:rPr>
-        <w:t xml:space="preserve">        cout &lt;&lt; array1[i] &lt;&lt; " ";</w:t>
+        <w:t xml:space="preserve">void </w:t>
+      </w:r>
+      <w:proofErr w:type="gramStart"/>
+      <w:r>
+        <w:rPr>
+          <w:rFonts w:ascii="Times New Roman" w:eastAsia="Times New Roman" w:hAnsi="Times New Roman" w:cs="Times New Roman"/>
+          <w:sz w:val="24"/>
+          <w:szCs w:val="24"/>
+          <w:lang w:val="en-IN" w:eastAsia="en-IN" w:bidi="te-IN"/>
+        </w:rPr>
+        <w:t>display(</w:t>
+      </w:r>
+      <w:proofErr w:type="gramEnd"/>
+      <w:r>
+        <w:rPr>
+          <w:rFonts w:ascii="Times New Roman" w:eastAsia="Times New Roman" w:hAnsi="Times New Roman" w:cs="Times New Roman"/>
+          <w:sz w:val="24"/>
+          <w:szCs w:val="24"/>
+          <w:lang w:val="en-IN" w:eastAsia="en-IN" w:bidi="te-IN"/>
+        </w:rPr>
+        <w:t>int array1[], int n) {</w:t>
+      </w:r>
+    </w:p>
+    <w:p>
+      <w:pPr>
+        <w:widowControl/>
+        <w:autoSpaceDE/>
+        <w:autoSpaceDN/>
+        <w:jc w:val="both"/>
+        <w:rPr>
+          <w:rFonts w:ascii="Times New Roman" w:eastAsia="Times New Roman" w:hAnsi="Times New Roman" w:cs="Times New Roman"/>
+          <w:sz w:val="24"/>
+          <w:szCs w:val="24"/>
+          <w:lang w:val="en-IN" w:eastAsia="en-IN" w:bidi="te-IN"/>
+        </w:rPr>
+      </w:pPr>
+      <w:r>
+        <w:rPr>
+          <w:rFonts w:ascii="Times New Roman" w:eastAsia="Times New Roman" w:hAnsi="Times New Roman" w:cs="Times New Roman"/>
+          <w:sz w:val="24"/>
+          <w:szCs w:val="24"/>
+          <w:lang w:val="en-IN" w:eastAsia="en-IN" w:bidi="te-IN"/>
+        </w:rPr>
+        <w:t xml:space="preserve">    for (int </w:t>
+      </w:r>
+      <w:proofErr w:type="spellStart"/>
+      <w:r>
+        <w:rPr>
+          <w:rFonts w:ascii="Times New Roman" w:eastAsia="Times New Roman" w:hAnsi="Times New Roman" w:cs="Times New Roman"/>
+          <w:sz w:val="24"/>
+          <w:szCs w:val="24"/>
+          <w:lang w:val="en-IN" w:eastAsia="en-IN" w:bidi="te-IN"/>
+        </w:rPr>
+        <w:t>i</w:t>
+      </w:r>
+      <w:proofErr w:type="spellEnd"/>
+      <w:r>
+        <w:rPr>
+          <w:rFonts w:ascii="Times New Roman" w:eastAsia="Times New Roman" w:hAnsi="Times New Roman" w:cs="Times New Roman"/>
+          <w:sz w:val="24"/>
+          <w:szCs w:val="24"/>
+          <w:lang w:val="en-IN" w:eastAsia="en-IN" w:bidi="te-IN"/>
+        </w:rPr>
+        <w:t xml:space="preserve"> = 0; </w:t>
+      </w:r>
+      <w:proofErr w:type="spellStart"/>
+      <w:r>
+        <w:rPr>
+          <w:rFonts w:ascii="Times New Roman" w:eastAsia="Times New Roman" w:hAnsi="Times New Roman" w:cs="Times New Roman"/>
+          <w:sz w:val="24"/>
+          <w:szCs w:val="24"/>
+          <w:lang w:val="en-IN" w:eastAsia="en-IN" w:bidi="te-IN"/>
+        </w:rPr>
+        <w:t>i</w:t>
+      </w:r>
+      <w:proofErr w:type="spellEnd"/>
+      <w:r>
+        <w:rPr>
+          <w:rFonts w:ascii="Times New Roman" w:eastAsia="Times New Roman" w:hAnsi="Times New Roman" w:cs="Times New Roman"/>
+          <w:sz w:val="24"/>
+          <w:szCs w:val="24"/>
+          <w:lang w:val="en-IN" w:eastAsia="en-IN" w:bidi="te-IN"/>
+        </w:rPr>
+        <w:t xml:space="preserve"> &lt; n; </w:t>
+      </w:r>
+      <w:proofErr w:type="spellStart"/>
+      <w:r>
+        <w:rPr>
+          <w:rFonts w:ascii="Times New Roman" w:eastAsia="Times New Roman" w:hAnsi="Times New Roman" w:cs="Times New Roman"/>
+          <w:sz w:val="24"/>
+          <w:szCs w:val="24"/>
+          <w:lang w:val="en-IN" w:eastAsia="en-IN" w:bidi="te-IN"/>
+        </w:rPr>
+        <w:t>i</w:t>
+      </w:r>
+      <w:proofErr w:type="spellEnd"/>
+      <w:r>
+        <w:rPr>
+          <w:rFonts w:ascii="Times New Roman" w:eastAsia="Times New Roman" w:hAnsi="Times New Roman" w:cs="Times New Roman"/>
+          <w:sz w:val="24"/>
+          <w:szCs w:val="24"/>
+          <w:lang w:val="en-IN" w:eastAsia="en-IN" w:bidi="te-IN"/>
+        </w:rPr>
+        <w:t>++) {</w:t>
+      </w:r>
+    </w:p>
+    <w:p>
+      <w:pPr>
+        <w:widowControl/>
+        <w:autoSpaceDE/>
+        <w:autoSpaceDN/>
+        <w:jc w:val="both"/>
+        <w:rPr>
+          <w:rFonts w:ascii="Times New Roman" w:eastAsia="Times New Roman" w:hAnsi="Times New Roman" w:cs="Times New Roman"/>
+          <w:sz w:val="24"/>
+          <w:szCs w:val="24"/>
+          <w:lang w:val="en-IN" w:eastAsia="en-IN" w:bidi="te-IN"/>
+        </w:rPr>
+      </w:pPr>
+      <w:r>
+        <w:rPr>
+          <w:rFonts w:ascii="Times New Roman" w:eastAsia="Times New Roman" w:hAnsi="Times New Roman" w:cs="Times New Roman"/>
+          <w:sz w:val="24"/>
+          <w:szCs w:val="24"/>
+          <w:lang w:val="en-IN" w:eastAsia="en-IN" w:bidi="te-IN"/>
+        </w:rPr>
+        <w:t xml:space="preserve">        </w:t>
+      </w:r>
+      <w:proofErr w:type="spellStart"/>
+      <w:r>
+        <w:rPr>
+          <w:rFonts w:ascii="Times New Roman" w:eastAsia="Times New Roman" w:hAnsi="Times New Roman" w:cs="Times New Roman"/>
+          <w:sz w:val="24"/>
+          <w:szCs w:val="24"/>
+          <w:lang w:val="en-IN" w:eastAsia="en-IN" w:bidi="te-IN"/>
+        </w:rPr>
+        <w:t>cout</w:t>
+      </w:r>
+      <w:proofErr w:type="spellEnd"/>
+      <w:r>
+        <w:rPr>
+          <w:rFonts w:ascii="Times New Roman" w:eastAsia="Times New Roman" w:hAnsi="Times New Roman" w:cs="Times New Roman"/>
+          <w:sz w:val="24"/>
+          <w:szCs w:val="24"/>
+          <w:lang w:val="en-IN" w:eastAsia="en-IN" w:bidi="te-IN"/>
+        </w:rPr>
+        <w:t xml:space="preserve"> &lt;&lt; array1[</w:t>
+      </w:r>
+      <w:proofErr w:type="spellStart"/>
+      <w:r>
+        <w:rPr>
+          <w:rFonts w:ascii="Times New Roman" w:eastAsia="Times New Roman" w:hAnsi="Times New Roman" w:cs="Times New Roman"/>
+          <w:sz w:val="24"/>
+          <w:szCs w:val="24"/>
+          <w:lang w:val="en-IN" w:eastAsia="en-IN" w:bidi="te-IN"/>
+        </w:rPr>
+        <w:t>i</w:t>
+      </w:r>
+      <w:proofErr w:type="spellEnd"/>
+      <w:r>
+        <w:rPr>
+          <w:rFonts w:ascii="Times New Roman" w:eastAsia="Times New Roman" w:hAnsi="Times New Roman" w:cs="Times New Roman"/>
+          <w:sz w:val="24"/>
+          <w:szCs w:val="24"/>
+          <w:lang w:val="en-IN" w:eastAsia="en-IN" w:bidi="te-IN"/>
+        </w:rPr>
+        <w:t>] &lt;&lt; " ";</w:t>
       </w:r>
     </w:p>
     <w:p>
@@ -5522,7 +8348,47 @@
           <w:szCs w:val="24"/>
           <w:lang w:val="en-IN" w:eastAsia="en-IN" w:bidi="te-IN"/>
         </w:rPr>
-        <w:t xml:space="preserve">    cout &lt;&lt; endl;</w:t>
+        <w:t xml:space="preserve">    </w:t>
+      </w:r>
+      <w:proofErr w:type="spellStart"/>
+      <w:r>
+        <w:rPr>
+          <w:rFonts w:ascii="Times New Roman" w:eastAsia="Times New Roman" w:hAnsi="Times New Roman" w:cs="Times New Roman"/>
+          <w:sz w:val="24"/>
+          <w:szCs w:val="24"/>
+          <w:lang w:val="en-IN" w:eastAsia="en-IN" w:bidi="te-IN"/>
+        </w:rPr>
+        <w:t>cout</w:t>
+      </w:r>
+      <w:proofErr w:type="spellEnd"/>
+      <w:r>
+        <w:rPr>
+          <w:rFonts w:ascii="Times New Roman" w:eastAsia="Times New Roman" w:hAnsi="Times New Roman" w:cs="Times New Roman"/>
+          <w:sz w:val="24"/>
+          <w:szCs w:val="24"/>
+          <w:lang w:val="en-IN" w:eastAsia="en-IN" w:bidi="te-IN"/>
+        </w:rPr>
+        <w:t xml:space="preserve"> &lt;&lt; </w:t>
+      </w:r>
+      <w:proofErr w:type="spellStart"/>
+      <w:r>
+        <w:rPr>
+          <w:rFonts w:ascii="Times New Roman" w:eastAsia="Times New Roman" w:hAnsi="Times New Roman" w:cs="Times New Roman"/>
+          <w:sz w:val="24"/>
+          <w:szCs w:val="24"/>
+          <w:lang w:val="en-IN" w:eastAsia="en-IN" w:bidi="te-IN"/>
+        </w:rPr>
+        <w:t>endl</w:t>
+      </w:r>
+      <w:proofErr w:type="spellEnd"/>
+      <w:r>
+        <w:rPr>
+          <w:rFonts w:ascii="Times New Roman" w:eastAsia="Times New Roman" w:hAnsi="Times New Roman" w:cs="Times New Roman"/>
+          <w:sz w:val="24"/>
+          <w:szCs w:val="24"/>
+          <w:lang w:val="en-IN" w:eastAsia="en-IN" w:bidi="te-IN"/>
+        </w:rPr>
+        <w:t>;</w:t>
       </w:r>
     </w:p>
     <w:p>
@@ -5582,53 +8448,195 @@
           <w:szCs w:val="24"/>
           <w:lang w:val="en-IN" w:eastAsia="en-IN" w:bidi="te-IN"/>
         </w:rPr>
-        <w:t>int main() {</w:t>
-      </w:r>
-    </w:p>
-    <w:p>
-      <w:pPr>
-        <w:widowControl/>
-        <w:autoSpaceDE/>
-        <w:autoSpaceDN/>
-        <w:jc w:val="both"/>
-        <w:rPr>
-          <w:rFonts w:ascii="Times New Roman" w:eastAsia="Times New Roman" w:hAnsi="Times New Roman" w:cs="Times New Roman"/>
-          <w:sz w:val="24"/>
-          <w:szCs w:val="24"/>
-          <w:lang w:val="en-IN" w:eastAsia="en-IN" w:bidi="te-IN"/>
-        </w:rPr>
-      </w:pPr>
-      <w:r>
-        <w:rPr>
-          <w:rFonts w:ascii="Times New Roman" w:eastAsia="Times New Roman" w:hAnsi="Times New Roman" w:cs="Times New Roman"/>
-          <w:sz w:val="24"/>
-          <w:szCs w:val="24"/>
-          <w:lang w:val="en-IN" w:eastAsia="en-IN" w:bidi="te-IN"/>
-        </w:rPr>
-        <w:t xml:space="preserve">    int arr[] = {9, 9, 7, 78, 5};</w:t>
-      </w:r>
-    </w:p>
-    <w:p>
-      <w:pPr>
-        <w:widowControl/>
-        <w:autoSpaceDE/>
-        <w:autoSpaceDN/>
-        <w:jc w:val="both"/>
-        <w:rPr>
-          <w:rFonts w:ascii="Times New Roman" w:eastAsia="Times New Roman" w:hAnsi="Times New Roman" w:cs="Times New Roman"/>
-          <w:sz w:val="24"/>
-          <w:szCs w:val="24"/>
-          <w:lang w:val="en-IN" w:eastAsia="en-IN" w:bidi="te-IN"/>
-        </w:rPr>
-      </w:pPr>
-      <w:r>
-        <w:rPr>
-          <w:rFonts w:ascii="Times New Roman" w:eastAsia="Times New Roman" w:hAnsi="Times New Roman" w:cs="Times New Roman"/>
-          <w:sz w:val="24"/>
-          <w:szCs w:val="24"/>
-          <w:lang w:val="en-IN" w:eastAsia="en-IN" w:bidi="te-IN"/>
-        </w:rPr>
-        <w:t xml:space="preserve">    int n = sizeof(arr) / sizeof(arr[0]);</w:t>
+        <w:t xml:space="preserve">int </w:t>
+      </w:r>
+      <w:proofErr w:type="gramStart"/>
+      <w:r>
+        <w:rPr>
+          <w:rFonts w:ascii="Times New Roman" w:eastAsia="Times New Roman" w:hAnsi="Times New Roman" w:cs="Times New Roman"/>
+          <w:sz w:val="24"/>
+          <w:szCs w:val="24"/>
+          <w:lang w:val="en-IN" w:eastAsia="en-IN" w:bidi="te-IN"/>
+        </w:rPr>
+        <w:t>main(</w:t>
+      </w:r>
+      <w:proofErr w:type="gramEnd"/>
+      <w:r>
+        <w:rPr>
+          <w:rFonts w:ascii="Times New Roman" w:eastAsia="Times New Roman" w:hAnsi="Times New Roman" w:cs="Times New Roman"/>
+          <w:sz w:val="24"/>
+          <w:szCs w:val="24"/>
+          <w:lang w:val="en-IN" w:eastAsia="en-IN" w:bidi="te-IN"/>
+        </w:rPr>
+        <w:t>) {</w:t>
+      </w:r>
+    </w:p>
+    <w:p>
+      <w:pPr>
+        <w:widowControl/>
+        <w:autoSpaceDE/>
+        <w:autoSpaceDN/>
+        <w:jc w:val="both"/>
+        <w:rPr>
+          <w:rFonts w:ascii="Times New Roman" w:eastAsia="Times New Roman" w:hAnsi="Times New Roman" w:cs="Times New Roman"/>
+          <w:sz w:val="24"/>
+          <w:szCs w:val="24"/>
+          <w:lang w:val="en-IN" w:eastAsia="en-IN" w:bidi="te-IN"/>
+        </w:rPr>
+      </w:pPr>
+      <w:r>
+        <w:rPr>
+          <w:rFonts w:ascii="Times New Roman" w:eastAsia="Times New Roman" w:hAnsi="Times New Roman" w:cs="Times New Roman"/>
+          <w:sz w:val="24"/>
+          <w:szCs w:val="24"/>
+          <w:lang w:val="en-IN" w:eastAsia="en-IN" w:bidi="te-IN"/>
+        </w:rPr>
+        <w:t xml:space="preserve">    int </w:t>
+      </w:r>
+      <w:proofErr w:type="spellStart"/>
+      <w:proofErr w:type="gramStart"/>
+      <w:r>
+        <w:rPr>
+          <w:rFonts w:ascii="Times New Roman" w:eastAsia="Times New Roman" w:hAnsi="Times New Roman" w:cs="Times New Roman"/>
+          <w:sz w:val="24"/>
+          <w:szCs w:val="24"/>
+          <w:lang w:val="en-IN" w:eastAsia="en-IN" w:bidi="te-IN"/>
+        </w:rPr>
+        <w:t>arr</w:t>
+      </w:r>
+      <w:proofErr w:type="spellEnd"/>
+      <w:r>
+        <w:rPr>
+          <w:rFonts w:ascii="Times New Roman" w:eastAsia="Times New Roman" w:hAnsi="Times New Roman" w:cs="Times New Roman"/>
+          <w:sz w:val="24"/>
+          <w:szCs w:val="24"/>
+          <w:lang w:val="en-IN" w:eastAsia="en-IN" w:bidi="te-IN"/>
+        </w:rPr>
+        <w:t>[</w:t>
+      </w:r>
+      <w:proofErr w:type="gramEnd"/>
+      <w:r>
+        <w:rPr>
+          <w:rFonts w:ascii="Times New Roman" w:eastAsia="Times New Roman" w:hAnsi="Times New Roman" w:cs="Times New Roman"/>
+          <w:sz w:val="24"/>
+          <w:szCs w:val="24"/>
+          <w:lang w:val="en-IN" w:eastAsia="en-IN" w:bidi="te-IN"/>
+        </w:rPr>
+        <w:t>] = {9, 9, 7, 78, 5};</w:t>
+      </w:r>
+    </w:p>
+    <w:p>
+      <w:pPr>
+        <w:widowControl/>
+        <w:autoSpaceDE/>
+        <w:autoSpaceDN/>
+        <w:jc w:val="both"/>
+        <w:rPr>
+          <w:rFonts w:ascii="Times New Roman" w:eastAsia="Times New Roman" w:hAnsi="Times New Roman" w:cs="Times New Roman"/>
+          <w:sz w:val="24"/>
+          <w:szCs w:val="24"/>
+          <w:lang w:val="en-IN" w:eastAsia="en-IN" w:bidi="te-IN"/>
+        </w:rPr>
+      </w:pPr>
+      <w:r>
+        <w:rPr>
+          <w:rFonts w:ascii="Times New Roman" w:eastAsia="Times New Roman" w:hAnsi="Times New Roman" w:cs="Times New Roman"/>
+          <w:sz w:val="24"/>
+          <w:szCs w:val="24"/>
+          <w:lang w:val="en-IN" w:eastAsia="en-IN" w:bidi="te-IN"/>
+        </w:rPr>
+        <w:t xml:space="preserve">    int n = </w:t>
+      </w:r>
+      <w:proofErr w:type="spellStart"/>
+      <w:r>
+        <w:rPr>
+          <w:rFonts w:ascii="Times New Roman" w:eastAsia="Times New Roman" w:hAnsi="Times New Roman" w:cs="Times New Roman"/>
+          <w:sz w:val="24"/>
+          <w:szCs w:val="24"/>
+          <w:lang w:val="en-IN" w:eastAsia="en-IN" w:bidi="te-IN"/>
+        </w:rPr>
+        <w:t>sizeof</w:t>
+      </w:r>
+      <w:proofErr w:type="spellEnd"/>
+      <w:r>
+        <w:rPr>
+          <w:rFonts w:ascii="Times New Roman" w:eastAsia="Times New Roman" w:hAnsi="Times New Roman" w:cs="Times New Roman"/>
+          <w:sz w:val="24"/>
+          <w:szCs w:val="24"/>
+          <w:lang w:val="en-IN" w:eastAsia="en-IN" w:bidi="te-IN"/>
+        </w:rPr>
+        <w:t>(</w:t>
+      </w:r>
+      <w:proofErr w:type="spellStart"/>
+      <w:r>
+        <w:rPr>
+          <w:rFonts w:ascii="Times New Roman" w:eastAsia="Times New Roman" w:hAnsi="Times New Roman" w:cs="Times New Roman"/>
+          <w:sz w:val="24"/>
+          <w:szCs w:val="24"/>
+          <w:lang w:val="en-IN" w:eastAsia="en-IN" w:bidi="te-IN"/>
+        </w:rPr>
+        <w:t>arr</w:t>
+      </w:r>
+      <w:proofErr w:type="spellEnd"/>
+      <w:r>
+        <w:rPr>
+          <w:rFonts w:ascii="Times New Roman" w:eastAsia="Times New Roman" w:hAnsi="Times New Roman" w:cs="Times New Roman"/>
+          <w:sz w:val="24"/>
+          <w:szCs w:val="24"/>
+          <w:lang w:val="en-IN" w:eastAsia="en-IN" w:bidi="te-IN"/>
+        </w:rPr>
+        <w:t xml:space="preserve">) / </w:t>
+      </w:r>
+      <w:proofErr w:type="spellStart"/>
+      <w:r>
+        <w:rPr>
+          <w:rFonts w:ascii="Times New Roman" w:eastAsia="Times New Roman" w:hAnsi="Times New Roman" w:cs="Times New Roman"/>
+          <w:sz w:val="24"/>
+          <w:szCs w:val="24"/>
+          <w:lang w:val="en-IN" w:eastAsia="en-IN" w:bidi="te-IN"/>
+        </w:rPr>
+        <w:t>sizeof</w:t>
+      </w:r>
+      <w:proofErr w:type="spellEnd"/>
+      <w:r>
+        <w:rPr>
+          <w:rFonts w:ascii="Times New Roman" w:eastAsia="Times New Roman" w:hAnsi="Times New Roman" w:cs="Times New Roman"/>
+          <w:sz w:val="24"/>
+          <w:szCs w:val="24"/>
+          <w:lang w:val="en-IN" w:eastAsia="en-IN" w:bidi="te-IN"/>
+        </w:rPr>
+        <w:t>(</w:t>
+      </w:r>
+      <w:proofErr w:type="spellStart"/>
+      <w:proofErr w:type="gramStart"/>
+      <w:r>
+        <w:rPr>
+          <w:rFonts w:ascii="Times New Roman" w:eastAsia="Times New Roman" w:hAnsi="Times New Roman" w:cs="Times New Roman"/>
+          <w:sz w:val="24"/>
+          <w:szCs w:val="24"/>
+          <w:lang w:val="en-IN" w:eastAsia="en-IN" w:bidi="te-IN"/>
+        </w:rPr>
+        <w:t>arr</w:t>
+      </w:r>
+      <w:proofErr w:type="spellEnd"/>
+      <w:r>
+        <w:rPr>
+          <w:rFonts w:ascii="Times New Roman" w:eastAsia="Times New Roman" w:hAnsi="Times New Roman" w:cs="Times New Roman"/>
+          <w:sz w:val="24"/>
+          <w:szCs w:val="24"/>
+          <w:lang w:val="en-IN" w:eastAsia="en-IN" w:bidi="te-IN"/>
+        </w:rPr>
+        <w:t>[</w:t>
+      </w:r>
+      <w:proofErr w:type="gramEnd"/>
+      <w:r>
+        <w:rPr>
+          <w:rFonts w:ascii="Times New Roman" w:eastAsia="Times New Roman" w:hAnsi="Times New Roman" w:cs="Times New Roman"/>
+          <w:sz w:val="24"/>
+          <w:szCs w:val="24"/>
+          <w:lang w:val="en-IN" w:eastAsia="en-IN" w:bidi="te-IN"/>
+        </w:rPr>
+        <w:t>0]);</w:t>
       </w:r>
     </w:p>
     <w:p>
@@ -5652,30 +8660,81 @@
           <w:lang w:val="en-IN" w:eastAsia="en-IN" w:bidi="te-IN"/>
         </w:rPr>
         <w:lastRenderedPageBreak/>
-        <w:t xml:space="preserve">    cout &lt;&lt; "Original Array:\n";</w:t>
-      </w:r>
-    </w:p>
-    <w:p>
-      <w:pPr>
-        <w:widowControl/>
-        <w:autoSpaceDE/>
-        <w:autoSpaceDN/>
-        <w:jc w:val="both"/>
-        <w:rPr>
-          <w:rFonts w:ascii="Times New Roman" w:eastAsia="Times New Roman" w:hAnsi="Times New Roman" w:cs="Times New Roman"/>
-          <w:sz w:val="24"/>
-          <w:szCs w:val="24"/>
-          <w:lang w:val="en-IN" w:eastAsia="en-IN" w:bidi="te-IN"/>
-        </w:rPr>
-      </w:pPr>
-      <w:r>
-        <w:rPr>
-          <w:rFonts w:ascii="Times New Roman" w:eastAsia="Times New Roman" w:hAnsi="Times New Roman" w:cs="Times New Roman"/>
-          <w:sz w:val="24"/>
-          <w:szCs w:val="24"/>
-          <w:lang w:val="en-IN" w:eastAsia="en-IN" w:bidi="te-IN"/>
-        </w:rPr>
-        <w:t xml:space="preserve">    display(arr, n);</w:t>
+        <w:t xml:space="preserve">    </w:t>
+      </w:r>
+      <w:proofErr w:type="spellStart"/>
+      <w:r>
+        <w:rPr>
+          <w:rFonts w:ascii="Times New Roman" w:eastAsia="Times New Roman" w:hAnsi="Times New Roman" w:cs="Times New Roman"/>
+          <w:sz w:val="24"/>
+          <w:szCs w:val="24"/>
+          <w:lang w:val="en-IN" w:eastAsia="en-IN" w:bidi="te-IN"/>
+        </w:rPr>
+        <w:t>cout</w:t>
+      </w:r>
+      <w:proofErr w:type="spellEnd"/>
+      <w:r>
+        <w:rPr>
+          <w:rFonts w:ascii="Times New Roman" w:eastAsia="Times New Roman" w:hAnsi="Times New Roman" w:cs="Times New Roman"/>
+          <w:sz w:val="24"/>
+          <w:szCs w:val="24"/>
+          <w:lang w:val="en-IN" w:eastAsia="en-IN" w:bidi="te-IN"/>
+        </w:rPr>
+        <w:t xml:space="preserve"> &lt;&lt; "Original Array:\n";</w:t>
+      </w:r>
+    </w:p>
+    <w:p>
+      <w:pPr>
+        <w:widowControl/>
+        <w:autoSpaceDE/>
+        <w:autoSpaceDN/>
+        <w:jc w:val="both"/>
+        <w:rPr>
+          <w:rFonts w:ascii="Times New Roman" w:eastAsia="Times New Roman" w:hAnsi="Times New Roman" w:cs="Times New Roman"/>
+          <w:sz w:val="24"/>
+          <w:szCs w:val="24"/>
+          <w:lang w:val="en-IN" w:eastAsia="en-IN" w:bidi="te-IN"/>
+        </w:rPr>
+      </w:pPr>
+      <w:r>
+        <w:rPr>
+          <w:rFonts w:ascii="Times New Roman" w:eastAsia="Times New Roman" w:hAnsi="Times New Roman" w:cs="Times New Roman"/>
+          <w:sz w:val="24"/>
+          <w:szCs w:val="24"/>
+          <w:lang w:val="en-IN" w:eastAsia="en-IN" w:bidi="te-IN"/>
+        </w:rPr>
+        <w:t xml:space="preserve">    </w:t>
+      </w:r>
+      <w:proofErr w:type="gramStart"/>
+      <w:r>
+        <w:rPr>
+          <w:rFonts w:ascii="Times New Roman" w:eastAsia="Times New Roman" w:hAnsi="Times New Roman" w:cs="Times New Roman"/>
+          <w:sz w:val="24"/>
+          <w:szCs w:val="24"/>
+          <w:lang w:val="en-IN" w:eastAsia="en-IN" w:bidi="te-IN"/>
+        </w:rPr>
+        <w:t>display(</w:t>
+      </w:r>
+      <w:proofErr w:type="spellStart"/>
+      <w:proofErr w:type="gramEnd"/>
+      <w:r>
+        <w:rPr>
+          <w:rFonts w:ascii="Times New Roman" w:eastAsia="Times New Roman" w:hAnsi="Times New Roman" w:cs="Times New Roman"/>
+          <w:sz w:val="24"/>
+          <w:szCs w:val="24"/>
+          <w:lang w:val="en-IN" w:eastAsia="en-IN" w:bidi="te-IN"/>
+        </w:rPr>
+        <w:t>arr</w:t>
+      </w:r>
+      <w:proofErr w:type="spellEnd"/>
+      <w:r>
+        <w:rPr>
+          <w:rFonts w:ascii="Times New Roman" w:eastAsia="Times New Roman" w:hAnsi="Times New Roman" w:cs="Times New Roman"/>
+          <w:sz w:val="24"/>
+          <w:szCs w:val="24"/>
+          <w:lang w:val="en-IN" w:eastAsia="en-IN" w:bidi="te-IN"/>
+        </w:rPr>
+        <w:t>, n);</w:t>
       </w:r>
     </w:p>
     <w:p>
@@ -5721,77 +8780,209 @@
           <w:szCs w:val="24"/>
           <w:lang w:val="en-IN" w:eastAsia="en-IN" w:bidi="te-IN"/>
         </w:rPr>
-        <w:t xml:space="preserve">    quickSort(arr, 0, n - 1);</w:t>
-      </w:r>
-    </w:p>
-    <w:p>
-      <w:pPr>
-        <w:widowControl/>
-        <w:autoSpaceDE/>
-        <w:autoSpaceDN/>
-        <w:jc w:val="both"/>
-        <w:rPr>
-          <w:rFonts w:ascii="Times New Roman" w:eastAsia="Times New Roman" w:hAnsi="Times New Roman" w:cs="Times New Roman"/>
-          <w:sz w:val="24"/>
-          <w:szCs w:val="24"/>
-          <w:lang w:val="en-IN" w:eastAsia="en-IN" w:bidi="te-IN"/>
-        </w:rPr>
-      </w:pPr>
-      <w:r>
-        <w:rPr>
-          <w:rFonts w:ascii="Times New Roman" w:eastAsia="Times New Roman" w:hAnsi="Times New Roman" w:cs="Times New Roman"/>
-          <w:sz w:val="24"/>
-          <w:szCs w:val="24"/>
-          <w:lang w:val="en-IN" w:eastAsia="en-IN" w:bidi="te-IN"/>
-        </w:rPr>
-        <w:tab/>
-        <w:t>cout&lt;&lt;endl;</w:t>
-      </w:r>
-    </w:p>
-    <w:p>
-      <w:pPr>
-        <w:widowControl/>
-        <w:autoSpaceDE/>
-        <w:autoSpaceDN/>
-        <w:jc w:val="both"/>
-        <w:rPr>
-          <w:rFonts w:ascii="Times New Roman" w:eastAsia="Times New Roman" w:hAnsi="Times New Roman" w:cs="Times New Roman"/>
-          <w:sz w:val="24"/>
-          <w:szCs w:val="24"/>
-          <w:lang w:val="en-IN" w:eastAsia="en-IN" w:bidi="te-IN"/>
-        </w:rPr>
-      </w:pPr>
-      <w:r>
-        <w:rPr>
-          <w:rFonts w:ascii="Times New Roman" w:eastAsia="Times New Roman" w:hAnsi="Times New Roman" w:cs="Times New Roman"/>
-          <w:sz w:val="24"/>
-          <w:szCs w:val="24"/>
-          <w:lang w:val="en-IN" w:eastAsia="en-IN" w:bidi="te-IN"/>
-        </w:rPr>
-        <w:t xml:space="preserve">    cout&lt;&lt;"Quicksort sorted array: ";</w:t>
-      </w:r>
-    </w:p>
-    <w:p>
-      <w:pPr>
-        <w:widowControl/>
-        <w:autoSpaceDE/>
-        <w:autoSpaceDN/>
-        <w:jc w:val="both"/>
-        <w:rPr>
-          <w:rFonts w:ascii="Times New Roman" w:eastAsia="Times New Roman" w:hAnsi="Times New Roman" w:cs="Times New Roman"/>
-          <w:sz w:val="24"/>
-          <w:szCs w:val="24"/>
-          <w:lang w:val="en-IN" w:eastAsia="en-IN" w:bidi="te-IN"/>
-        </w:rPr>
-      </w:pPr>
-      <w:r>
-        <w:rPr>
-          <w:rFonts w:ascii="Times New Roman" w:eastAsia="Times New Roman" w:hAnsi="Times New Roman" w:cs="Times New Roman"/>
-          <w:sz w:val="24"/>
-          <w:szCs w:val="24"/>
-          <w:lang w:val="en-IN" w:eastAsia="en-IN" w:bidi="te-IN"/>
-        </w:rPr>
-        <w:t xml:space="preserve">    display(arr, n);</w:t>
+        <w:t xml:space="preserve">    </w:t>
+      </w:r>
+      <w:proofErr w:type="spellStart"/>
+      <w:proofErr w:type="gramStart"/>
+      <w:r>
+        <w:rPr>
+          <w:rFonts w:ascii="Times New Roman" w:eastAsia="Times New Roman" w:hAnsi="Times New Roman" w:cs="Times New Roman"/>
+          <w:sz w:val="24"/>
+          <w:szCs w:val="24"/>
+          <w:lang w:val="en-IN" w:eastAsia="en-IN" w:bidi="te-IN"/>
+        </w:rPr>
+        <w:t>quickSort</w:t>
+      </w:r>
+      <w:proofErr w:type="spellEnd"/>
+      <w:r>
+        <w:rPr>
+          <w:rFonts w:ascii="Times New Roman" w:eastAsia="Times New Roman" w:hAnsi="Times New Roman" w:cs="Times New Roman"/>
+          <w:sz w:val="24"/>
+          <w:szCs w:val="24"/>
+          <w:lang w:val="en-IN" w:eastAsia="en-IN" w:bidi="te-IN"/>
+        </w:rPr>
+        <w:t>(</w:t>
+      </w:r>
+      <w:proofErr w:type="spellStart"/>
+      <w:proofErr w:type="gramEnd"/>
+      <w:r>
+        <w:rPr>
+          <w:rFonts w:ascii="Times New Roman" w:eastAsia="Times New Roman" w:hAnsi="Times New Roman" w:cs="Times New Roman"/>
+          <w:sz w:val="24"/>
+          <w:szCs w:val="24"/>
+          <w:lang w:val="en-IN" w:eastAsia="en-IN" w:bidi="te-IN"/>
+        </w:rPr>
+        <w:t>arr</w:t>
+      </w:r>
+      <w:proofErr w:type="spellEnd"/>
+      <w:r>
+        <w:rPr>
+          <w:rFonts w:ascii="Times New Roman" w:eastAsia="Times New Roman" w:hAnsi="Times New Roman" w:cs="Times New Roman"/>
+          <w:sz w:val="24"/>
+          <w:szCs w:val="24"/>
+          <w:lang w:val="en-IN" w:eastAsia="en-IN" w:bidi="te-IN"/>
+        </w:rPr>
+        <w:t>, 0, n - 1);</w:t>
+      </w:r>
+    </w:p>
+    <w:p>
+      <w:pPr>
+        <w:widowControl/>
+        <w:autoSpaceDE/>
+        <w:autoSpaceDN/>
+        <w:jc w:val="both"/>
+        <w:rPr>
+          <w:rFonts w:ascii="Times New Roman" w:eastAsia="Times New Roman" w:hAnsi="Times New Roman" w:cs="Times New Roman"/>
+          <w:sz w:val="24"/>
+          <w:szCs w:val="24"/>
+          <w:lang w:val="en-IN" w:eastAsia="en-IN" w:bidi="te-IN"/>
+        </w:rPr>
+      </w:pPr>
+      <w:r>
+        <w:rPr>
+          <w:rFonts w:ascii="Times New Roman" w:eastAsia="Times New Roman" w:hAnsi="Times New Roman" w:cs="Times New Roman"/>
+          <w:sz w:val="24"/>
+          <w:szCs w:val="24"/>
+          <w:lang w:val="en-IN" w:eastAsia="en-IN" w:bidi="te-IN"/>
+        </w:rPr>
+        <w:tab/>
+      </w:r>
+      <w:proofErr w:type="spellStart"/>
+      <w:r>
+        <w:rPr>
+          <w:rFonts w:ascii="Times New Roman" w:eastAsia="Times New Roman" w:hAnsi="Times New Roman" w:cs="Times New Roman"/>
+          <w:sz w:val="24"/>
+          <w:szCs w:val="24"/>
+          <w:lang w:val="en-IN" w:eastAsia="en-IN" w:bidi="te-IN"/>
+        </w:rPr>
+        <w:t>cout</w:t>
+      </w:r>
+      <w:proofErr w:type="spellEnd"/>
+      <w:r>
+        <w:rPr>
+          <w:rFonts w:ascii="Times New Roman" w:eastAsia="Times New Roman" w:hAnsi="Times New Roman" w:cs="Times New Roman"/>
+          <w:sz w:val="24"/>
+          <w:szCs w:val="24"/>
+          <w:lang w:val="en-IN" w:eastAsia="en-IN" w:bidi="te-IN"/>
+        </w:rPr>
+        <w:t>&lt;&lt;</w:t>
+      </w:r>
+      <w:proofErr w:type="spellStart"/>
+      <w:r>
+        <w:rPr>
+          <w:rFonts w:ascii="Times New Roman" w:eastAsia="Times New Roman" w:hAnsi="Times New Roman" w:cs="Times New Roman"/>
+          <w:sz w:val="24"/>
+          <w:szCs w:val="24"/>
+          <w:lang w:val="en-IN" w:eastAsia="en-IN" w:bidi="te-IN"/>
+        </w:rPr>
+        <w:t>endl</w:t>
+      </w:r>
+      <w:proofErr w:type="spellEnd"/>
+      <w:r>
+        <w:rPr>
+          <w:rFonts w:ascii="Times New Roman" w:eastAsia="Times New Roman" w:hAnsi="Times New Roman" w:cs="Times New Roman"/>
+          <w:sz w:val="24"/>
+          <w:szCs w:val="24"/>
+          <w:lang w:val="en-IN" w:eastAsia="en-IN" w:bidi="te-IN"/>
+        </w:rPr>
+        <w:t>;</w:t>
+      </w:r>
+    </w:p>
+    <w:p>
+      <w:pPr>
+        <w:widowControl/>
+        <w:autoSpaceDE/>
+        <w:autoSpaceDN/>
+        <w:jc w:val="both"/>
+        <w:rPr>
+          <w:rFonts w:ascii="Times New Roman" w:eastAsia="Times New Roman" w:hAnsi="Times New Roman" w:cs="Times New Roman"/>
+          <w:sz w:val="24"/>
+          <w:szCs w:val="24"/>
+          <w:lang w:val="en-IN" w:eastAsia="en-IN" w:bidi="te-IN"/>
+        </w:rPr>
+      </w:pPr>
+      <w:r>
+        <w:rPr>
+          <w:rFonts w:ascii="Times New Roman" w:eastAsia="Times New Roman" w:hAnsi="Times New Roman" w:cs="Times New Roman"/>
+          <w:sz w:val="24"/>
+          <w:szCs w:val="24"/>
+          <w:lang w:val="en-IN" w:eastAsia="en-IN" w:bidi="te-IN"/>
+        </w:rPr>
+        <w:t xml:space="preserve">    </w:t>
+      </w:r>
+      <w:proofErr w:type="spellStart"/>
+      <w:r>
+        <w:rPr>
+          <w:rFonts w:ascii="Times New Roman" w:eastAsia="Times New Roman" w:hAnsi="Times New Roman" w:cs="Times New Roman"/>
+          <w:sz w:val="24"/>
+          <w:szCs w:val="24"/>
+          <w:lang w:val="en-IN" w:eastAsia="en-IN" w:bidi="te-IN"/>
+        </w:rPr>
+        <w:t>cout</w:t>
+      </w:r>
+      <w:proofErr w:type="spellEnd"/>
+      <w:r>
+        <w:rPr>
+          <w:rFonts w:ascii="Times New Roman" w:eastAsia="Times New Roman" w:hAnsi="Times New Roman" w:cs="Times New Roman"/>
+          <w:sz w:val="24"/>
+          <w:szCs w:val="24"/>
+          <w:lang w:val="en-IN" w:eastAsia="en-IN" w:bidi="te-IN"/>
+        </w:rPr>
+        <w:t>&lt;&lt;"Quicksort sorted array: ";</w:t>
+      </w:r>
+    </w:p>
+    <w:p>
+      <w:pPr>
+        <w:widowControl/>
+        <w:autoSpaceDE/>
+        <w:autoSpaceDN/>
+        <w:jc w:val="both"/>
+        <w:rPr>
+          <w:rFonts w:ascii="Times New Roman" w:eastAsia="Times New Roman" w:hAnsi="Times New Roman" w:cs="Times New Roman"/>
+          <w:sz w:val="24"/>
+          <w:szCs w:val="24"/>
+          <w:lang w:val="en-IN" w:eastAsia="en-IN" w:bidi="te-IN"/>
+        </w:rPr>
+      </w:pPr>
+      <w:r>
+        <w:rPr>
+          <w:rFonts w:ascii="Times New Roman" w:eastAsia="Times New Roman" w:hAnsi="Times New Roman" w:cs="Times New Roman"/>
+          <w:sz w:val="24"/>
+          <w:szCs w:val="24"/>
+          <w:lang w:val="en-IN" w:eastAsia="en-IN" w:bidi="te-IN"/>
+        </w:rPr>
+        <w:t xml:space="preserve">    </w:t>
+      </w:r>
+      <w:proofErr w:type="gramStart"/>
+      <w:r>
+        <w:rPr>
+          <w:rFonts w:ascii="Times New Roman" w:eastAsia="Times New Roman" w:hAnsi="Times New Roman" w:cs="Times New Roman"/>
+          <w:sz w:val="24"/>
+          <w:szCs w:val="24"/>
+          <w:lang w:val="en-IN" w:eastAsia="en-IN" w:bidi="te-IN"/>
+        </w:rPr>
+        <w:t>display(</w:t>
+      </w:r>
+      <w:proofErr w:type="spellStart"/>
+      <w:proofErr w:type="gramEnd"/>
+      <w:r>
+        <w:rPr>
+          <w:rFonts w:ascii="Times New Roman" w:eastAsia="Times New Roman" w:hAnsi="Times New Roman" w:cs="Times New Roman"/>
+          <w:sz w:val="24"/>
+          <w:szCs w:val="24"/>
+          <w:lang w:val="en-IN" w:eastAsia="en-IN" w:bidi="te-IN"/>
+        </w:rPr>
+        <w:t>arr</w:t>
+      </w:r>
+      <w:proofErr w:type="spellEnd"/>
+      <w:r>
+        <w:rPr>
+          <w:rFonts w:ascii="Times New Roman" w:eastAsia="Times New Roman" w:hAnsi="Times New Roman" w:cs="Times New Roman"/>
+          <w:sz w:val="24"/>
+          <w:szCs w:val="24"/>
+          <w:lang w:val="en-IN" w:eastAsia="en-IN" w:bidi="te-IN"/>
+        </w:rPr>
+        <w:t>, n);</w:t>
       </w:r>
     </w:p>
     <w:p>
@@ -5837,76 +9028,229 @@
           <w:szCs w:val="24"/>
           <w:lang w:val="en-IN" w:eastAsia="en-IN" w:bidi="te-IN"/>
         </w:rPr>
-        <w:t xml:space="preserve">    mergeSort(arr, 0, n - 1);</w:t>
-      </w:r>
-    </w:p>
-    <w:p>
-      <w:pPr>
-        <w:widowControl/>
-        <w:autoSpaceDE/>
-        <w:autoSpaceDN/>
-        <w:jc w:val="both"/>
-        <w:rPr>
-          <w:rFonts w:ascii="Times New Roman" w:eastAsia="Times New Roman" w:hAnsi="Times New Roman" w:cs="Times New Roman"/>
-          <w:sz w:val="24"/>
-          <w:szCs w:val="24"/>
-          <w:lang w:val="en-IN" w:eastAsia="en-IN" w:bidi="te-IN"/>
-        </w:rPr>
-      </w:pPr>
-      <w:r>
-        <w:rPr>
-          <w:rFonts w:ascii="Times New Roman" w:eastAsia="Times New Roman" w:hAnsi="Times New Roman" w:cs="Times New Roman"/>
-          <w:sz w:val="24"/>
-          <w:szCs w:val="24"/>
-          <w:lang w:val="en-IN" w:eastAsia="en-IN" w:bidi="te-IN"/>
-        </w:rPr>
-        <w:t xml:space="preserve">    cout&lt;&lt;endl;</w:t>
-      </w:r>
-    </w:p>
-    <w:p>
-      <w:pPr>
-        <w:widowControl/>
-        <w:autoSpaceDE/>
-        <w:autoSpaceDN/>
-        <w:jc w:val="both"/>
-        <w:rPr>
-          <w:rFonts w:ascii="Times New Roman" w:eastAsia="Times New Roman" w:hAnsi="Times New Roman" w:cs="Times New Roman"/>
-          <w:sz w:val="24"/>
-          <w:szCs w:val="24"/>
-          <w:lang w:val="en-IN" w:eastAsia="en-IN" w:bidi="te-IN"/>
-        </w:rPr>
-      </w:pPr>
-      <w:r>
-        <w:rPr>
-          <w:rFonts w:ascii="Times New Roman" w:eastAsia="Times New Roman" w:hAnsi="Times New Roman" w:cs="Times New Roman"/>
-          <w:sz w:val="24"/>
-          <w:szCs w:val="24"/>
-          <w:lang w:val="en-IN" w:eastAsia="en-IN" w:bidi="te-IN"/>
-        </w:rPr>
-        <w:t xml:space="preserve">    cout&lt;&lt;"mergesort sorted array: ";</w:t>
-      </w:r>
-    </w:p>
-    <w:p>
-      <w:pPr>
-        <w:widowControl/>
-        <w:autoSpaceDE/>
-        <w:autoSpaceDN/>
-        <w:jc w:val="both"/>
-        <w:rPr>
-          <w:rFonts w:ascii="Times New Roman" w:eastAsia="Times New Roman" w:hAnsi="Times New Roman" w:cs="Times New Roman"/>
-          <w:sz w:val="24"/>
-          <w:szCs w:val="24"/>
-          <w:lang w:val="en-IN" w:eastAsia="en-IN" w:bidi="te-IN"/>
-        </w:rPr>
-      </w:pPr>
-      <w:r>
-        <w:rPr>
-          <w:rFonts w:ascii="Times New Roman" w:eastAsia="Times New Roman" w:hAnsi="Times New Roman" w:cs="Times New Roman"/>
-          <w:sz w:val="24"/>
-          <w:szCs w:val="24"/>
-          <w:lang w:val="en-IN" w:eastAsia="en-IN" w:bidi="te-IN"/>
-        </w:rPr>
-        <w:t xml:space="preserve">    display(arr, n);</w:t>
+        <w:t xml:space="preserve">    </w:t>
+      </w:r>
+      <w:proofErr w:type="spellStart"/>
+      <w:proofErr w:type="gramStart"/>
+      <w:r>
+        <w:rPr>
+          <w:rFonts w:ascii="Times New Roman" w:eastAsia="Times New Roman" w:hAnsi="Times New Roman" w:cs="Times New Roman"/>
+          <w:sz w:val="24"/>
+          <w:szCs w:val="24"/>
+          <w:lang w:val="en-IN" w:eastAsia="en-IN" w:bidi="te-IN"/>
+        </w:rPr>
+        <w:t>mergeSort</w:t>
+      </w:r>
+      <w:proofErr w:type="spellEnd"/>
+      <w:r>
+        <w:rPr>
+          <w:rFonts w:ascii="Times New Roman" w:eastAsia="Times New Roman" w:hAnsi="Times New Roman" w:cs="Times New Roman"/>
+          <w:sz w:val="24"/>
+          <w:szCs w:val="24"/>
+          <w:lang w:val="en-IN" w:eastAsia="en-IN" w:bidi="te-IN"/>
+        </w:rPr>
+        <w:t>(</w:t>
+      </w:r>
+      <w:proofErr w:type="spellStart"/>
+      <w:proofErr w:type="gramEnd"/>
+      <w:r>
+        <w:rPr>
+          <w:rFonts w:ascii="Times New Roman" w:eastAsia="Times New Roman" w:hAnsi="Times New Roman" w:cs="Times New Roman"/>
+          <w:sz w:val="24"/>
+          <w:szCs w:val="24"/>
+          <w:lang w:val="en-IN" w:eastAsia="en-IN" w:bidi="te-IN"/>
+        </w:rPr>
+        <w:t>arr</w:t>
+      </w:r>
+      <w:proofErr w:type="spellEnd"/>
+      <w:r>
+        <w:rPr>
+          <w:rFonts w:ascii="Times New Roman" w:eastAsia="Times New Roman" w:hAnsi="Times New Roman" w:cs="Times New Roman"/>
+          <w:sz w:val="24"/>
+          <w:szCs w:val="24"/>
+          <w:lang w:val="en-IN" w:eastAsia="en-IN" w:bidi="te-IN"/>
+        </w:rPr>
+        <w:t>, 0, n - 1);</w:t>
+      </w:r>
+    </w:p>
+    <w:p>
+      <w:pPr>
+        <w:widowControl/>
+        <w:autoSpaceDE/>
+        <w:autoSpaceDN/>
+        <w:jc w:val="both"/>
+        <w:rPr>
+          <w:rFonts w:ascii="Times New Roman" w:eastAsia="Times New Roman" w:hAnsi="Times New Roman" w:cs="Times New Roman"/>
+          <w:sz w:val="24"/>
+          <w:szCs w:val="24"/>
+          <w:lang w:val="en-IN" w:eastAsia="en-IN" w:bidi="te-IN"/>
+        </w:rPr>
+      </w:pPr>
+      <w:r>
+        <w:rPr>
+          <w:rFonts w:ascii="Times New Roman" w:eastAsia="Times New Roman" w:hAnsi="Times New Roman" w:cs="Times New Roman"/>
+          <w:sz w:val="24"/>
+          <w:szCs w:val="24"/>
+          <w:lang w:val="en-IN" w:eastAsia="en-IN" w:bidi="te-IN"/>
+        </w:rPr>
+        <w:t xml:space="preserve">    </w:t>
+      </w:r>
+      <w:proofErr w:type="spellStart"/>
+      <w:r>
+        <w:rPr>
+          <w:rFonts w:ascii="Times New Roman" w:eastAsia="Times New Roman" w:hAnsi="Times New Roman" w:cs="Times New Roman"/>
+          <w:sz w:val="24"/>
+          <w:szCs w:val="24"/>
+          <w:lang w:val="en-IN" w:eastAsia="en-IN" w:bidi="te-IN"/>
+        </w:rPr>
+        <w:t>cout</w:t>
+      </w:r>
+      <w:proofErr w:type="spellEnd"/>
+      <w:r>
+        <w:rPr>
+          <w:rFonts w:ascii="Times New Roman" w:eastAsia="Times New Roman" w:hAnsi="Times New Roman" w:cs="Times New Roman"/>
+          <w:sz w:val="24"/>
+          <w:szCs w:val="24"/>
+          <w:lang w:val="en-IN" w:eastAsia="en-IN" w:bidi="te-IN"/>
+        </w:rPr>
+        <w:t>&lt;&lt;</w:t>
+      </w:r>
+      <w:proofErr w:type="spellStart"/>
+      <w:r>
+        <w:rPr>
+          <w:rFonts w:ascii="Times New Roman" w:eastAsia="Times New Roman" w:hAnsi="Times New Roman" w:cs="Times New Roman"/>
+          <w:sz w:val="24"/>
+          <w:szCs w:val="24"/>
+          <w:lang w:val="en-IN" w:eastAsia="en-IN" w:bidi="te-IN"/>
+        </w:rPr>
+        <w:t>endl</w:t>
+      </w:r>
+      <w:proofErr w:type="spellEnd"/>
+      <w:r>
+        <w:rPr>
+          <w:rFonts w:ascii="Times New Roman" w:eastAsia="Times New Roman" w:hAnsi="Times New Roman" w:cs="Times New Roman"/>
+          <w:sz w:val="24"/>
+          <w:szCs w:val="24"/>
+          <w:lang w:val="en-IN" w:eastAsia="en-IN" w:bidi="te-IN"/>
+        </w:rPr>
+        <w:t>;</w:t>
+      </w:r>
+    </w:p>
+    <w:p>
+      <w:pPr>
+        <w:widowControl/>
+        <w:autoSpaceDE/>
+        <w:autoSpaceDN/>
+        <w:jc w:val="both"/>
+        <w:rPr>
+          <w:rFonts w:ascii="Times New Roman" w:eastAsia="Times New Roman" w:hAnsi="Times New Roman" w:cs="Times New Roman"/>
+          <w:sz w:val="24"/>
+          <w:szCs w:val="24"/>
+          <w:lang w:val="en-IN" w:eastAsia="en-IN" w:bidi="te-IN"/>
+        </w:rPr>
+      </w:pPr>
+      <w:r>
+        <w:rPr>
+          <w:rFonts w:ascii="Times New Roman" w:eastAsia="Times New Roman" w:hAnsi="Times New Roman" w:cs="Times New Roman"/>
+          <w:sz w:val="24"/>
+          <w:szCs w:val="24"/>
+          <w:lang w:val="en-IN" w:eastAsia="en-IN" w:bidi="te-IN"/>
+        </w:rPr>
+        <w:t xml:space="preserve">    </w:t>
+      </w:r>
+      <w:proofErr w:type="spellStart"/>
+      <w:r>
+        <w:rPr>
+          <w:rFonts w:ascii="Times New Roman" w:eastAsia="Times New Roman" w:hAnsi="Times New Roman" w:cs="Times New Roman"/>
+          <w:sz w:val="24"/>
+          <w:szCs w:val="24"/>
+          <w:lang w:val="en-IN" w:eastAsia="en-IN" w:bidi="te-IN"/>
+        </w:rPr>
+        <w:t>cout</w:t>
+      </w:r>
+      <w:proofErr w:type="spellEnd"/>
+      <w:r>
+        <w:rPr>
+          <w:rFonts w:ascii="Times New Roman" w:eastAsia="Times New Roman" w:hAnsi="Times New Roman" w:cs="Times New Roman"/>
+          <w:sz w:val="24"/>
+          <w:szCs w:val="24"/>
+          <w:lang w:val="en-IN" w:eastAsia="en-IN" w:bidi="te-IN"/>
+        </w:rPr>
+        <w:t>&lt;&lt;"</w:t>
+      </w:r>
+      <w:proofErr w:type="spellStart"/>
+      <w:r>
+        <w:rPr>
+          <w:rFonts w:ascii="Times New Roman" w:eastAsia="Times New Roman" w:hAnsi="Times New Roman" w:cs="Times New Roman"/>
+          <w:sz w:val="24"/>
+          <w:szCs w:val="24"/>
+          <w:lang w:val="en-IN" w:eastAsia="en-IN" w:bidi="te-IN"/>
+        </w:rPr>
+        <w:t>mergesort</w:t>
+      </w:r>
+      <w:proofErr w:type="spellEnd"/>
+      <w:r>
+        <w:rPr>
+          <w:rFonts w:ascii="Times New Roman" w:eastAsia="Times New Roman" w:hAnsi="Times New Roman" w:cs="Times New Roman"/>
+          <w:sz w:val="24"/>
+          <w:szCs w:val="24"/>
+          <w:lang w:val="en-IN" w:eastAsia="en-IN" w:bidi="te-IN"/>
+        </w:rPr>
+        <w:t xml:space="preserve"> sorted array: ";</w:t>
+      </w:r>
+    </w:p>
+    <w:p>
+      <w:pPr>
+        <w:widowControl/>
+        <w:autoSpaceDE/>
+        <w:autoSpaceDN/>
+        <w:jc w:val="both"/>
+        <w:rPr>
+          <w:rFonts w:ascii="Times New Roman" w:eastAsia="Times New Roman" w:hAnsi="Times New Roman" w:cs="Times New Roman"/>
+          <w:sz w:val="24"/>
+          <w:szCs w:val="24"/>
+          <w:lang w:val="en-IN" w:eastAsia="en-IN" w:bidi="te-IN"/>
+        </w:rPr>
+      </w:pPr>
+      <w:r>
+        <w:rPr>
+          <w:rFonts w:ascii="Times New Roman" w:eastAsia="Times New Roman" w:hAnsi="Times New Roman" w:cs="Times New Roman"/>
+          <w:sz w:val="24"/>
+          <w:szCs w:val="24"/>
+          <w:lang w:val="en-IN" w:eastAsia="en-IN" w:bidi="te-IN"/>
+        </w:rPr>
+        <w:t xml:space="preserve">    </w:t>
+      </w:r>
+      <w:proofErr w:type="gramStart"/>
+      <w:r>
+        <w:rPr>
+          <w:rFonts w:ascii="Times New Roman" w:eastAsia="Times New Roman" w:hAnsi="Times New Roman" w:cs="Times New Roman"/>
+          <w:sz w:val="24"/>
+          <w:szCs w:val="24"/>
+          <w:lang w:val="en-IN" w:eastAsia="en-IN" w:bidi="te-IN"/>
+        </w:rPr>
+        <w:t>display(</w:t>
+      </w:r>
+      <w:proofErr w:type="spellStart"/>
+      <w:proofErr w:type="gramEnd"/>
+      <w:r>
+        <w:rPr>
+          <w:rFonts w:ascii="Times New Roman" w:eastAsia="Times New Roman" w:hAnsi="Times New Roman" w:cs="Times New Roman"/>
+          <w:sz w:val="24"/>
+          <w:szCs w:val="24"/>
+          <w:lang w:val="en-IN" w:eastAsia="en-IN" w:bidi="te-IN"/>
+        </w:rPr>
+        <w:t>arr</w:t>
+      </w:r>
+      <w:proofErr w:type="spellEnd"/>
+      <w:r>
+        <w:rPr>
+          <w:rFonts w:ascii="Times New Roman" w:eastAsia="Times New Roman" w:hAnsi="Times New Roman" w:cs="Times New Roman"/>
+          <w:sz w:val="24"/>
+          <w:szCs w:val="24"/>
+          <w:lang w:val="en-IN" w:eastAsia="en-IN" w:bidi="te-IN"/>
+        </w:rPr>
+        <w:t>, n);</w:t>
       </w:r>
     </w:p>
     <w:p>
@@ -6491,6 +9835,59 @@
           </wp:inline>
         </w:drawing>
       </w:r>
+      <w:r>
+        <w:rPr>
+          <w:noProof/>
+        </w:rPr>
+        <w:drawing>
+          <wp:inline distT="0" distB="0" distL="0" distR="0" wp14:anchorId="39C19667" wp14:editId="4A054022">
+            <wp:extent cx="2596662" cy="3200400"/>
+            <wp:effectExtent l="0" t="0" r="0" b="0"/>
+            <wp:docPr id="1558701339" name="Picture 2"/>
+            <wp:cNvGraphicFramePr>
+              <a:graphicFrameLocks xmlns:a="http://schemas.openxmlformats.org/drawingml/2006/main" noChangeAspect="1"/>
+            </wp:cNvGraphicFramePr>
+            <a:graphic xmlns:a="http://schemas.openxmlformats.org/drawingml/2006/main">
+              <a:graphicData uri="http://schemas.openxmlformats.org/drawingml/2006/picture">
+                <pic:pic xmlns:pic="http://schemas.openxmlformats.org/drawingml/2006/picture">
+                  <pic:nvPicPr>
+                    <pic:cNvPr id="0" name="Picture 1"/>
+                    <pic:cNvPicPr>
+                      <a:picLocks noChangeAspect="1" noChangeArrowheads="1"/>
+                    </pic:cNvPicPr>
+                  </pic:nvPicPr>
+                  <pic:blipFill>
+                    <a:blip r:embed="rId16" cstate="print">
+                      <a:extLst>
+                        <a:ext uri="{28A0092B-C50C-407E-A947-70E740481C1C}">
+                          <a14:useLocalDpi xmlns:a14="http://schemas.microsoft.com/office/drawing/2010/main" val="0"/>
+                        </a:ext>
+                      </a:extLst>
+                    </a:blip>
+                    <a:srcRect/>
+                    <a:stretch>
+                      <a:fillRect/>
+                    </a:stretch>
+                  </pic:blipFill>
+                  <pic:spPr bwMode="auto">
+                    <a:xfrm>
+                      <a:off x="0" y="0"/>
+                      <a:ext cx="2612358" cy="3219745"/>
+                    </a:xfrm>
+                    <a:prstGeom prst="rect">
+                      <a:avLst/>
+                    </a:prstGeom>
+                    <a:noFill/>
+                    <a:ln>
+                      <a:noFill/>
+                    </a:ln>
+                  </pic:spPr>
+                </pic:pic>
+              </a:graphicData>
+            </a:graphic>
+          </wp:inline>
+        </w:drawing>
+      </w:r>
     </w:p>
     <w:p>
       <w:pPr>
@@ -6663,8 +10060,8 @@
       </w:pPr>
     </w:p>
     <w:sectPr>
-      <w:headerReference w:type="default" r:id="rId16"/>
-      <w:footerReference w:type="default" r:id="rId17"/>
+      <w:headerReference w:type="default" r:id="rId17"/>
+      <w:footerReference w:type="default" r:id="rId18"/>
       <w:pgSz w:w="11906" w:h="16838"/>
       <w:pgMar w:top="1440" w:right="991" w:bottom="1440" w:left="1134" w:header="708" w:footer="708" w:gutter="0"/>
       <w:pgBorders w:offsetFrom="page">
@@ -6821,8 +10218,18 @@
         <w:b/>
         <w:bCs/>
       </w:rPr>
-      <w:t xml:space="preserve"> Maddula</w:t>
+      <w:t xml:space="preserve"> </w:t>
     </w:r>
+    <w:proofErr w:type="spellStart"/>
+    <w:r>
+      <w:rPr>
+        <w:rFonts w:asciiTheme="minorHAnsi" w:hAnsiTheme="minorHAnsi" w:cstheme="minorHAnsi"/>
+        <w:b/>
+        <w:bCs/>
+      </w:rPr>
+      <w:t>Maddula</w:t>
+    </w:r>
+    <w:proofErr w:type="spellEnd"/>
     <w:r>
       <w:rPr>
         <w:rFonts w:asciiTheme="minorHAnsi" w:hAnsiTheme="minorHAnsi" w:cstheme="minorHAnsi"/>
